--- a/downloads/teacher/ai-5-week-36.docx
+++ b/downloads/teacher/ai-5-week-36.docx
@@ -2045,6 +2045,396 @@
         <w:t>For the Image-pattern Network Investigation, save the labelled trace and the changed-case explanation beside the experiment record. State exactly what this example supports before linking it to the wider capstone claim.</w:t>
       </w:r>
     </w:p>
+    <w:p>
+      <w:pPr>
+        <w:pStyle w:val="Heading1"/>
+      </w:pPr>
+      <w:r>
+        <w:t>07. Prepare, teach and assess</w:t>
+      </w:r>
+    </w:p>
+    <w:p>
+      <w:r>
+        <w:t>Teaching target: Defend a network experiment using traceable evidence</w:t>
+      </w:r>
+    </w:p>
+    <w:p>
+      <w:r>
+        <w:t>Prepare the labelled worked-case picture, the matching workbook, fictional input cards and a place for individual responses. Check a local Python 3 environment before class; have a paper-trace version ready.</w:t>
+      </w:r>
+    </w:p>
+    <w:tbl>
+      <w:tblPr>
+        <w:tblStyle w:val="LightShading-Accent1"/>
+        <w:tblW w:type="auto" w:w="0"/>
+        <w:tblLook w:firstColumn="1" w:firstRow="1" w:lastColumn="0" w:lastRow="0" w:noHBand="0" w:noVBand="1" w:val="04A0"/>
+      </w:tblPr>
+      <w:tblGrid>
+        <w:gridCol w:w="3408"/>
+        <w:gridCol w:w="3408"/>
+        <w:gridCol w:w="3408"/>
+      </w:tblGrid>
+      <w:tr>
+        <w:trPr>
+          <w:tblHeader/>
+        </w:trPr>
+        <w:tc>
+          <w:tcPr>
+            <w:tcW w:type="dxa" w:w="3408"/>
+          </w:tcPr>
+          <w:p>
+            <w:r>
+              <w:t>Session</w:t>
+            </w:r>
+          </w:p>
+        </w:tc>
+        <w:tc>
+          <w:tcPr>
+            <w:tcW w:type="dxa" w:w="3408"/>
+          </w:tcPr>
+          <w:p>
+            <w:r>
+              <w:t>Plan</w:t>
+            </w:r>
+          </w:p>
+        </w:tc>
+        <w:tc>
+          <w:tcPr>
+            <w:tcW w:type="dxa" w:w="3408"/>
+          </w:tcPr>
+          <w:p>
+            <w:r>
+              <w:t>Resources</w:t>
+            </w:r>
+          </w:p>
+        </w:tc>
+      </w:tr>
+      <w:tr>
+        <w:tc>
+          <w:tcPr>
+            <w:tcW w:type="dxa" w:w="3408"/>
+          </w:tcPr>
+          <w:p>
+            <w:r>
+              <w:t>Session 1 · Understand · 45 min</w:t>
+            </w:r>
+          </w:p>
+        </w:tc>
+        <w:tc>
+          <w:tcPr>
+            <w:tcW w:type="dxa" w:w="3408"/>
+          </w:tcPr>
+          <w:p>
+            <w:r>
+              <w:t>0–7: recall and prerequisite; 7–15: inspect the concrete case and predict; 15–30: teacher models the worked trace; 30–40: learners explain a step using the text and visual; 40–45: check the core idea.</w:t>
+            </w:r>
+          </w:p>
+        </w:tc>
+        <w:tc>
+          <w:tcPr>
+            <w:tcW w:type="dxa" w:w="3408"/>
+          </w:tcPr>
+          <w:p>
+            <w:r>
+              <w:t>Sections 1–6; record the brief recall in the workbook.</w:t>
+            </w:r>
+          </w:p>
+        </w:tc>
+      </w:tr>
+      <w:tr>
+        <w:tc>
+          <w:tcPr>
+            <w:tcW w:type="dxa" w:w="3408"/>
+          </w:tcPr>
+          <w:p>
+            <w:r>
+              <w:t>Session 2 · Practise · 45 min</w:t>
+            </w:r>
+          </w:p>
+        </w:tc>
+        <w:tc>
+          <w:tcPr>
+            <w:tcW w:type="dxa" w:w="3408"/>
+          </w:tcPr>
+          <w:p>
+            <w:r>
+              <w:t>0–5: retrieve the procedure; 5–15: W2 completion practice; 15–23: explain and check with a partner; 23–30: each learner answers the misconception check; 30–40: targeted reteaching or a harder variation; 40–45: prepare the investigation.</w:t>
+            </w:r>
+          </w:p>
+        </w:tc>
+        <w:tc>
+          <w:tcPr>
+            <w:tcW w:type="dxa" w:w="3408"/>
+          </w:tcPr>
+          <w:p>
+            <w:r>
+              <w:t>Sections 7–10; use the matching workbook W2 and misconception check.</w:t>
+            </w:r>
+          </w:p>
+        </w:tc>
+      </w:tr>
+      <w:tr>
+        <w:tc>
+          <w:tcPr>
+            <w:tcW w:type="dxa" w:w="3408"/>
+          </w:tcPr>
+          <w:p>
+            <w:r>
+              <w:t>Session 3 · Investigate and transfer · 45 min</w:t>
+            </w:r>
+          </w:p>
+        </w:tc>
+        <w:tc>
+          <w:tcPr>
+            <w:tcW w:type="dxa" w:w="3408"/>
+          </w:tcPr>
+          <w:p>
+            <w:r>
+              <w:t>0–5: retrieve the decision rule; 5–20: investigate or trace; 20–30: start the independent case; 30–38: connect the project; 38–43: act on feedback; 43–45: plan the return check.</w:t>
+            </w:r>
+          </w:p>
+        </w:tc>
+        <w:tc>
+          <w:tcPr>
+            <w:tcW w:type="dxa" w:w="3408"/>
+          </w:tcPr>
+          <w:p>
+            <w:r>
+              <w:t>Sections 9 and 11–14. Give extra time to finish the full task set; use Section 15 when the week includes a coding lab.</w:t>
+            </w:r>
+          </w:p>
+        </w:tc>
+      </w:tr>
+    </w:tbl>
+    <w:p>
+      <w:r>
+        <w:t>Before class, solve the supported practice: State the validation selection and frozen final comparison using their correct metrics and scopes.</w:t>
+      </w:r>
+    </w:p>
+    <w:p>
+      <w:r>
+        <w:t>Reasoned practice answer: Teacher explanation: Rate 0.2 selected a = 2 with validation MSE 0 versus 0.78125 on two positive rows. Frozen final MSE was 5 versus baseline 20.25 on four constructed rows; negative-input candidate MSE was 10 on two rows.</w:t>
+      </w:r>
+    </w:p>
+    <w:p>
+      <w:r>
+        <w:t>Check every learner before discussion: Use the worked case for Neural network experiment defense. Proposed explanation: “A polished demonstration is an evaluation”. Decide whether this explanation is supported. Point to the step or supplied fact that decides; explain your repair if needed.</w:t>
+      </w:r>
+    </w:p>
+    <w:p>
+      <w:r>
+        <w:t>Misconception repair: A demonstration needs traceable data roles, metrics and raw results to support a performance claim.</w:t>
+      </w:r>
+    </w:p>
+    <w:p>
+      <w:r>
+        <w:t>Support: read the exact case aloud, enlarge the labelled picture, supply input cards and model only the first deciding step. Accept a spoken explanation or drawing; retain the reasoning goal.</w:t>
+      </w:r>
+    </w:p>
+    <w:p>
+      <w:r>
+        <w:t>Extension: Change the second input from 1 to 2. Require a prediction and a reason before comparing. Expected result: z becomes 1-2+0.2=-0.8 and ReLU returns 0. Reason: The negative weighted term grows; ReLU clips a negative pre-activation to zero.</w:t>
+      </w:r>
+    </w:p>
+    <w:p>
+      <w:r>
+        <w:t>Independent assessment: withhold the reserved answer until the learner has attempted the new case. Record support separately from correctness.</w:t>
+      </w:r>
+    </w:p>
+    <w:tbl>
+      <w:tblPr>
+        <w:tblStyle w:val="LightShading-Accent1"/>
+        <w:tblW w:type="auto" w:w="0"/>
+        <w:tblLook w:firstColumn="1" w:firstRow="1" w:lastColumn="0" w:lastRow="0" w:noHBand="0" w:noVBand="1" w:val="04A0"/>
+      </w:tblPr>
+      <w:tblGrid>
+        <w:gridCol w:w="2556"/>
+        <w:gridCol w:w="2556"/>
+        <w:gridCol w:w="2556"/>
+        <w:gridCol w:w="2556"/>
+      </w:tblGrid>
+      <w:tr>
+        <w:trPr>
+          <w:tblHeader/>
+        </w:trPr>
+        <w:tc>
+          <w:tcPr>
+            <w:tcW w:type="dxa" w:w="2556"/>
+          </w:tcPr>
+          <w:p>
+            <w:r>
+              <w:t>Criterion</w:t>
+            </w:r>
+          </w:p>
+        </w:tc>
+        <w:tc>
+          <w:tcPr>
+            <w:tcW w:type="dxa" w:w="2556"/>
+          </w:tcPr>
+          <w:p>
+            <w:r>
+              <w:t>Not yet</w:t>
+            </w:r>
+          </w:p>
+        </w:tc>
+        <w:tc>
+          <w:tcPr>
+            <w:tcW w:type="dxa" w:w="2556"/>
+          </w:tcPr>
+          <w:p>
+            <w:r>
+              <w:t>With support</w:t>
+            </w:r>
+          </w:p>
+        </w:tc>
+        <w:tc>
+          <w:tcPr>
+            <w:tcW w:type="dxa" w:w="2556"/>
+          </w:tcPr>
+          <w:p>
+            <w:r>
+              <w:t>Independent</w:t>
+            </w:r>
+          </w:p>
+        </w:tc>
+      </w:tr>
+      <w:tr>
+        <w:tc>
+          <w:tcPr>
+            <w:tcW w:type="dxa" w:w="2556"/>
+          </w:tcPr>
+          <w:p>
+            <w:r>
+              <w:t>Explanation</w:t>
+            </w:r>
+          </w:p>
+        </w:tc>
+        <w:tc>
+          <w:tcPr>
+            <w:tcW w:type="dxa" w:w="2556"/>
+          </w:tcPr>
+          <w:p>
+            <w:r>
+              <w:t>Names an answer without a deciding fact</w:t>
+            </w:r>
+          </w:p>
+        </w:tc>
+        <w:tc>
+          <w:tcPr>
+            <w:tcW w:type="dxa" w:w="2556"/>
+          </w:tcPr>
+          <w:p>
+            <w:r>
+              <w:t>Uses a hint to link fact and decision</w:t>
+            </w:r>
+          </w:p>
+        </w:tc>
+        <w:tc>
+          <w:tcPr>
+            <w:tcW w:type="dxa" w:w="2556"/>
+          </w:tcPr>
+          <w:p>
+            <w:r>
+              <w:t>Explains the deciding fact in own words</w:t>
+            </w:r>
+          </w:p>
+        </w:tc>
+      </w:tr>
+      <w:tr>
+        <w:tc>
+          <w:tcPr>
+            <w:tcW w:type="dxa" w:w="2556"/>
+          </w:tcPr>
+          <w:p>
+            <w:r>
+              <w:t>Trace or test</w:t>
+            </w:r>
+          </w:p>
+        </w:tc>
+        <w:tc>
+          <w:tcPr>
+            <w:tcW w:type="dxa" w:w="2556"/>
+          </w:tcPr>
+          <w:p>
+            <w:r>
+              <w:t>Cannot connect input and result</w:t>
+            </w:r>
+          </w:p>
+        </w:tc>
+        <w:tc>
+          <w:tcPr>
+            <w:tcW w:type="dxa" w:w="2556"/>
+          </w:tcPr>
+          <w:p>
+            <w:r>
+              <w:t>Completes steps with prompts</w:t>
+            </w:r>
+          </w:p>
+        </w:tc>
+        <w:tc>
+          <w:tcPr>
+            <w:tcW w:type="dxa" w:w="2556"/>
+          </w:tcPr>
+          <w:p>
+            <w:r>
+              <w:t>Traces or tests a changed case accurately</w:t>
+            </w:r>
+          </w:p>
+        </w:tc>
+      </w:tr>
+      <w:tr>
+        <w:tc>
+          <w:tcPr>
+            <w:tcW w:type="dxa" w:w="2556"/>
+          </w:tcPr>
+          <w:p>
+            <w:r>
+              <w:t>Limits and revision</w:t>
+            </w:r>
+          </w:p>
+        </w:tc>
+        <w:tc>
+          <w:tcPr>
+            <w:tcW w:type="dxa" w:w="2556"/>
+          </w:tcPr>
+          <w:p>
+            <w:r>
+              <w:t>Claims more than evidence supports</w:t>
+            </w:r>
+          </w:p>
+        </w:tc>
+        <w:tc>
+          <w:tcPr>
+            <w:tcW w:type="dxa" w:w="2556"/>
+          </w:tcPr>
+          <w:p>
+            <w:r>
+              <w:t>Names a limit after a prompt</w:t>
+            </w:r>
+          </w:p>
+        </w:tc>
+        <w:tc>
+          <w:tcPr>
+            <w:tcW w:type="dxa" w:w="2556"/>
+          </w:tcPr>
+          <w:p>
+            <w:r>
+              <w:t>States a defensible limit and useful next test</w:t>
+            </w:r>
+          </w:p>
+        </w:tc>
+      </w:tr>
+    </w:tbl>
+    <w:p>
+      <w:r>
+        <w:t>Project checkpoint: Present and defend. Demonstrate the system, explain one failure and justify the next improvement with evidence.</w:t>
+      </w:r>
+    </w:p>
+    <w:p>
+      <w:r>
+        <w:t>Use the weekly teacher answer for topic-specific reasoning. A saved progress tick is an activity record; judge mastery from the learner’s explanation and evidence.</w:t>
+      </w:r>
+    </w:p>
     <w:sectPr>
       <w:pgSz w:w="12240" w:h="15840"/>
       <w:pgMar w:top="936" w:right="1008" w:bottom="936" w:left="1008" w:header="720" w:footer="720" w:gutter="0"/>

--- a/downloads/teacher/ai-5-week-36.docx
+++ b/downloads/teacher/ai-5-week-36.docx
@@ -2435,6 +2435,39 @@
         <w:t>Use the weekly teacher answer for topic-specific reasoning. A saved progress tick is an activity record; judge mastery from the learner’s explanation and evidence.</w:t>
       </w:r>
     </w:p>
+    <w:p>
+      <w:pPr>
+        <w:pStyle w:val="Heading1"/>
+      </w:pPr>
+      <w:r>
+        <w:t>08. Use feedback, labs and repair paths</w:t>
+      </w:r>
+    </w:p>
+    <w:p>
+      <w:r>
+        <w:t>Use the two formative questions as supported practice, not as independent mastery scores. Discuss the deciding evidence rather than accepting a guessed selection.</w:t>
+      </w:r>
+    </w:p>
+    <w:p>
+      <w:r>
+        <w:t>The feedback comes from the reviewed public worked case. Do not reveal the separately reserved independent teacher answer until the learner has attempted that case.</w:t>
+      </w:r>
+    </w:p>
+    <w:p>
+      <w:r>
+        <w:t>Ask students to predict before running code. Preserve errors and actual outputs; collect a changed test and an explanation. The branch-boundary and indexing lessons deliberately include failure cases.</w:t>
+      </w:r>
+    </w:p>
+    <w:p>
+      <w:r>
+        <w:t>Use the earlier worked-explanation links to address a specific missing building block, then return to the current question. Adapt this suggestion after observing the learner; it is not an automatic diagnosis.</w:t>
+      </w:r>
+    </w:p>
+    <w:p>
+      <w:r>
+        <w:t>Collect the completed-work portfolio as evidence. Record support separately from correctness, and assess explanation, trace/test and limitations. Progress ticks and quiz selections alone do not establish mastery.</w:t>
+      </w:r>
+    </w:p>
     <w:sectPr>
       <w:pgSz w:w="12240" w:h="15840"/>
       <w:pgMar w:top="936" w:right="1008" w:bottom="936" w:left="1008" w:header="720" w:footer="720" w:gutter="0"/>

--- a/downloads/teacher/ai-5-week-36.docx
+++ b/downloads/teacher/ai-5-week-36.docx
@@ -29,16 +29,33 @@
       </w:r>
     </w:p>
     <w:p>
-      <w:pPr>
-        <w:pStyle w:val="Heading3"/>
-      </w:pPr>
-      <w:r>
-        <w:t>Teach the learning cycle</w:t>
+      <w:r>
+        <w:t>Prepare Neural network experiment defense: check the target, prerequisites, resources and adaptable teaching schedule.</w:t>
       </w:r>
     </w:p>
     <w:p>
-      <w:r>
-        <w:t>Primary target: Defend a network experiment using traceable evidence</w:t>
+      <w:pPr>
+        <w:pStyle w:val="Heading3"/>
+      </w:pPr>
+      <w:r>
+        <w:t>Teach the learning cycle</w:t>
+      </w:r>
+    </w:p>
+    <w:p>
+      <w:pPr>
+        <w:spacing w:line="336" w:lineRule="auto" w:after="180"/>
+      </w:pPr>
+      <w:r>
+        <w:rPr>
+          <w:b w:val="0"/>
+        </w:rPr>
+        <w:t xml:space="preserve">Primary target: Defend a network experiment using traceable </w:t>
+      </w:r>
+      <w:r>
+        <w:rPr>
+          <w:b/>
+        </w:rPr>
+        <w:t>evidence</w:t>
       </w:r>
     </w:p>
     <w:tbl>
@@ -185,16 +202,37 @@
       </w:tr>
     </w:tbl>
     <w:p>
-      <w:r>
-        <w:t>This is a starting allocation of 135 minutes, not a validated duration. Preserve all named topics. Schedule extra time for connected examples, the full investigation, independent cases and project building. Repeated copies of a case share one recorded attempt; they are not new evidence.</w:t>
+      <w:pPr>
+        <w:spacing w:line="336" w:lineRule="auto" w:after="180"/>
+      </w:pPr>
+      <w:r>
+        <w:rPr>
+          <w:b w:val="0"/>
+        </w:rPr>
+        <w:t>This is a starting allocation of 135 minutes, not a validated duration. Preserve all named topics. Schedule extra time for connected examples, the full investigation, independent cases and project building.</w:t>
       </w:r>
     </w:p>
     <w:p>
       <w:pPr>
-        <w:pStyle w:val="Heading3"/>
-      </w:pPr>
-      <w:r>
-        <w:t>Retrieval answer guidance</w:t>
+        <w:spacing w:line="336" w:lineRule="auto" w:after="180"/>
+      </w:pPr>
+      <w:r>
+        <w:rPr>
+          <w:b w:val="0"/>
+        </w:rPr>
+        <w:t xml:space="preserve">Repeated copies of a case share one recorded attempt; they are not new </w:t>
+      </w:r>
+      <w:r>
+        <w:rPr>
+          <w:b/>
+        </w:rPr>
+        <w:t>evidence</w:t>
+      </w:r>
+      <w:r>
+        <w:rPr>
+          <w:b w:val="0"/>
+        </w:rPr>
+        <w:t>.</w:t>
       </w:r>
     </w:p>
     <w:p>
@@ -202,96 +240,258 @@
         <w:pStyle w:val="Heading3"/>
       </w:pPr>
       <w:r>
-        <w:t>Capstone limitations and revision</w:t>
+        <w:t>Retrieval answer guidance</w:t>
       </w:r>
     </w:p>
     <w:p>
-      <w:r>
-        <w:t>Without opening the old lesson, explain one key idea from Capstone limitations and revision. Give an example and a mistake that the idea helps you avoid.</w:t>
+      <w:pPr>
+        <w:pStyle w:val="Heading3"/>
+      </w:pPr>
+      <w:r>
+        <w:t>Capstone limitations and revision</w:t>
       </w:r>
     </w:p>
     <w:p>
-      <w:r>
-        <w:t>Look for: Evaluate a frozen candidate and baseline on final rows</w:t>
+      <w:pPr>
+        <w:spacing w:line="336" w:lineRule="auto" w:after="180"/>
+      </w:pPr>
+      <w:r>
+        <w:rPr>
+          <w:b w:val="0"/>
+        </w:rPr>
+        <w:t xml:space="preserve">Without opening the old lesson, explain one key idea from Capstone </w:t>
+      </w:r>
+      <w:r>
+        <w:rPr>
+          <w:b/>
+        </w:rPr>
+        <w:t>limitation</w:t>
+      </w:r>
+      <w:r>
+        <w:rPr>
+          <w:b w:val="0"/>
+        </w:rPr>
+        <w:t>s and revision. Give an example and a mistake that the idea helps you avoid.</w:t>
       </w:r>
     </w:p>
     <w:p>
-      <w:r>
-        <w:t>Reference example, not the only acceptable wording: Teacher explanation: Residuals 0,0,2,4; squared errors 0,0,4,16. The ReLU predictions for both negative inputs are zero.</w:t>
+      <w:pPr>
+        <w:spacing w:line="336" w:lineRule="auto" w:after="180"/>
+      </w:pPr>
+      <w:r>
+        <w:rPr>
+          <w:b w:val="0"/>
+        </w:rPr>
+        <w:t>Look for: Evaluate a frozen candidate and baseline on final rows</w:t>
       </w:r>
     </w:p>
     <w:p>
       <w:pPr>
-        <w:pStyle w:val="Heading3"/>
-      </w:pPr>
-      <w:r>
-        <w:t>Capstone hypothesis and baseline</w:t>
+        <w:spacing w:line="336" w:lineRule="auto" w:after="180"/>
+      </w:pPr>
+      <w:r>
+        <w:rPr>
+          <w:b w:val="0"/>
+        </w:rPr>
+        <w:t xml:space="preserve">Reference example, not the only acceptable wording: Teacher explanation: Residuals 0,0,2,4; squared errors 0,0,4,16. The ReLU </w:t>
+      </w:r>
+      <w:r>
+        <w:rPr>
+          <w:b/>
+        </w:rPr>
+        <w:t>prediction</w:t>
+      </w:r>
+      <w:r>
+        <w:rPr>
+          <w:b w:val="0"/>
+        </w:rPr>
+        <w:t xml:space="preserve">s for both negative </w:t>
+      </w:r>
+      <w:r>
+        <w:rPr>
+          <w:b/>
+        </w:rPr>
+        <w:t>input</w:t>
+      </w:r>
+      <w:r>
+        <w:rPr>
+          <w:b w:val="0"/>
+        </w:rPr>
+        <w:t>s are zero.</w:t>
       </w:r>
     </w:p>
     <w:p>
-      <w:r>
-        <w:t>Without opening the old lesson, explain one key idea from Capstone hypothesis and baseline. Give an example and a mistake that the idea helps you avoid.</w:t>
+      <w:pPr>
+        <w:pStyle w:val="Heading3"/>
+      </w:pPr>
+      <w:r>
+        <w:t>Capstone hypothesis and baseline</w:t>
       </w:r>
     </w:p>
     <w:p>
-      <w:r>
-        <w:t>Look for: Write a testable capstone hypothesis and a credible baseline</w:t>
+      <w:pPr>
+        <w:spacing w:line="336" w:lineRule="auto" w:after="180"/>
+      </w:pPr>
+      <w:r>
+        <w:rPr>
+          <w:b w:val="0"/>
+        </w:rPr>
+        <w:t>Without opening the old lesson, explain one key idea from Capstone hypothesis and baseline. Give an example and a mistake that the idea helps you avoid.</w:t>
       </w:r>
     </w:p>
     <w:p>
-      <w:r>
-        <w:t>Reference example, not the only acceptable wording: Teacher explanation: Predict max(0, a*x) without bias; baseline a = 1; candidate starts at 1, learning rate 0.1, two full-batch updates on T1/T2. Hypothesis: candidate validation MSE on V1/V2 is strictly below the baseline MSE.</w:t>
+      <w:pPr>
+        <w:spacing w:line="336" w:lineRule="auto" w:after="180"/>
+      </w:pPr>
+      <w:r>
+        <w:rPr>
+          <w:b w:val="0"/>
+        </w:rPr>
+        <w:t>Look for: Write a testable capstone hypothesis and a credible baseline</w:t>
       </w:r>
     </w:p>
     <w:p>
       <w:pPr>
-        <w:pStyle w:val="Heading3"/>
-      </w:pPr>
-      <w:r>
-        <w:t>Dataset shift in neural models</w:t>
+        <w:spacing w:line="336" w:lineRule="auto" w:after="180"/>
+      </w:pPr>
+      <w:r>
+        <w:rPr>
+          <w:b w:val="0"/>
+        </w:rPr>
+        <w:t>Reference example, not the only acceptable wording: Teacher explanation: Predict max(0, a*x) without bias; baseline a = 1; candidate starts at 1, learning rate 0.1, two full-batch updates on T1/T2.</w:t>
       </w:r>
     </w:p>
     <w:p>
-      <w:r>
-        <w:t>Without opening the old lesson, explain one key idea from Dataset shift in neural models. Give an example and a mistake that the idea helps you avoid.</w:t>
+      <w:pPr>
+        <w:spacing w:line="336" w:lineRule="auto" w:after="180"/>
+      </w:pPr>
+      <w:r>
+        <w:rPr>
+          <w:b w:val="0"/>
+        </w:rPr>
+        <w:t>Hypothesis: candidate validation MSE on V1/V2 is strictly below the baseline MSE.</w:t>
       </w:r>
     </w:p>
     <w:p>
-      <w:r>
-        <w:t>Look for: Explain how a changed input mix can change overall accuracy</w:t>
+      <w:pPr>
+        <w:pStyle w:val="Heading3"/>
+      </w:pPr>
+      <w:r>
+        <w:t>Dataset shift in neural models</w:t>
       </w:r>
     </w:p>
     <w:p>
-      <w:r>
-        <w:t>Reference example, not the only acceptable wording: Teacher explanation: Clear accuracy is 90 percent in both cohorts; dim accuracy is 50 percent in both. Development has 80 percent clear and 20 percent dim; new use has 20 percent clear and 80 percent dim. The mix changes while observed group rates remain the same.</w:t>
+      <w:pPr>
+        <w:spacing w:line="336" w:lineRule="auto" w:after="180"/>
+      </w:pPr>
+      <w:r>
+        <w:rPr>
+          <w:b w:val="0"/>
+        </w:rPr>
+        <w:t>Without opening the old lesson, explain one key idea from Dataset shift in neural models. Give an example and a mistake that the idea helps you avoid.</w:t>
       </w:r>
     </w:p>
     <w:p>
-      <w:r>
-        <w:t>Use two 45-minute sessions. This capstone uses constructed scalar ReLU regression so every calculation is inspectable. It is an experiment in training and evidence, not a real-world deployment. Preserve written plans, data roles and raw predictions. Optional local Python requires no external packages or AI account. Do not expose independent-task solutions before collecting work.</w:t>
+      <w:pPr>
+        <w:spacing w:line="336" w:lineRule="auto" w:after="180"/>
+      </w:pPr>
+      <w:r>
+        <w:rPr>
+          <w:b w:val="0"/>
+        </w:rPr>
+        <w:t xml:space="preserve">Look for: Explain how a changed </w:t>
+      </w:r>
+      <w:r>
+        <w:rPr>
+          <w:b/>
+        </w:rPr>
+        <w:t>input</w:t>
+      </w:r>
+      <w:r>
+        <w:rPr>
+          <w:b w:val="0"/>
+        </w:rPr>
+        <w:t xml:space="preserve"> mix can change overall accuracy</w:t>
       </w:r>
     </w:p>
     <w:p>
       <w:pPr>
-        <w:pStyle w:val="Heading3"/>
-      </w:pPr>
-      <w:r>
-        <w:t>Outcomes</w:t>
+        <w:spacing w:line="336" w:lineRule="auto" w:after="180"/>
+      </w:pPr>
+      <w:r>
+        <w:rPr>
+          <w:b w:val="0"/>
+        </w:rPr>
+        <w:t>Reference example, not the only acceptable wording: Teacher explanation: Clear accuracy is 90 percent in both cohorts; dim accuracy is 50 percent in both.</w:t>
       </w:r>
     </w:p>
     <w:p>
-      <w:r>
-        <w:t>Defend a network experiment using traceable evidence</w:t>
+      <w:pPr>
+        <w:spacing w:line="336" w:lineRule="auto" w:after="180"/>
+      </w:pPr>
+      <w:r>
+        <w:rPr>
+          <w:b w:val="0"/>
+        </w:rPr>
+        <w:t>Development has 80 percent clear and 20 percent dim; new use has 20 percent clear and 80 percent dim. The mix changes while observed group rates remain the same.</w:t>
       </w:r>
     </w:p>
     <w:p>
-      <w:r>
-        <w:t>Separate selection, final evaluation and revision claims</w:t>
+      <w:pPr>
+        <w:spacing w:line="336" w:lineRule="auto" w:after="180"/>
+      </w:pPr>
+      <w:r>
+        <w:rPr>
+          <w:b w:val="0"/>
+        </w:rPr>
+        <w:t xml:space="preserve">Use two 45-minute sessions. This capstone uses constructed scalar ReLU regression so every calculation is inspectable. It is an experiment in </w:t>
+      </w:r>
+      <w:r>
+        <w:rPr>
+          <w:b/>
+        </w:rPr>
+        <w:t>training</w:t>
+      </w:r>
+      <w:r>
+        <w:rPr>
+          <w:b w:val="0"/>
+        </w:rPr>
+        <w:t xml:space="preserve"> and </w:t>
+      </w:r>
+      <w:r>
+        <w:rPr>
+          <w:b/>
+        </w:rPr>
+        <w:t>evidence</w:t>
+      </w:r>
+      <w:r>
+        <w:rPr>
+          <w:b w:val="0"/>
+        </w:rPr>
+        <w:t>, not a real-world deployment.</w:t>
       </w:r>
     </w:p>
     <w:p>
-      <w:r>
-        <w:t>Answer a challenge with a calculation and a bounded conclusion</w:t>
+      <w:pPr>
+        <w:spacing w:line="336" w:lineRule="auto" w:after="180"/>
+      </w:pPr>
+      <w:r>
+        <w:rPr>
+          <w:b w:val="0"/>
+        </w:rPr>
+        <w:t xml:space="preserve">Preserve written plans, data roles and raw </w:t>
+      </w:r>
+      <w:r>
+        <w:rPr>
+          <w:b/>
+        </w:rPr>
+        <w:t>prediction</w:t>
+      </w:r>
+      <w:r>
+        <w:rPr>
+          <w:b w:val="0"/>
+        </w:rPr>
+        <w:t>s. Optional local Python requires no external packages or AI account. Do not expose independent-task solutions before collecting work.</w:t>
       </w:r>
     </w:p>
     <w:p>
@@ -299,22 +499,46 @@
         <w:pStyle w:val="Heading3"/>
       </w:pPr>
       <w:r>
-        <w:t>Preparation</w:t>
+        <w:t>Outcomes</w:t>
       </w:r>
     </w:p>
     <w:p>
-      <w:r>
-        <w:t>Printed lesson and workbook; paper and pencil</w:t>
+      <w:pPr>
+        <w:spacing w:line="336" w:lineRule="auto" w:after="180"/>
+      </w:pPr>
+      <w:r>
+        <w:rPr>
+          <w:b w:val="0"/>
+        </w:rPr>
+        <w:t xml:space="preserve">Defend a network experiment using traceable </w:t>
+      </w:r>
+      <w:r>
+        <w:rPr>
+          <w:b/>
+        </w:rPr>
+        <w:t>evidence</w:t>
       </w:r>
     </w:p>
     <w:p>
-      <w:r>
-        <w:t>Calculator; optional local Python 3 interpreter</w:t>
+      <w:pPr>
+        <w:spacing w:line="336" w:lineRule="auto" w:after="180"/>
+      </w:pPr>
+      <w:r>
+        <w:rPr>
+          <w:b w:val="0"/>
+        </w:rPr>
+        <w:t>Separate selection, final evaluation and revision claims</w:t>
       </w:r>
     </w:p>
     <w:p>
-      <w:r>
-        <w:t>Fictional data only; reserve the independent task and fresh retry until assessment</w:t>
+      <w:pPr>
+        <w:spacing w:line="336" w:lineRule="auto" w:after="180"/>
+      </w:pPr>
+      <w:r>
+        <w:rPr>
+          <w:b w:val="0"/>
+        </w:rPr>
+        <w:t>Answer a challenge with a calculation and a bounded conclusion</w:t>
       </w:r>
     </w:p>
     <w:p>
@@ -322,48 +546,210 @@
         <w:pStyle w:val="Heading3"/>
       </w:pPr>
       <w:r>
-        <w:t>Prerequisite answer</w:t>
+        <w:t>Preparation</w:t>
       </w:r>
     </w:p>
     <w:p>
-      <w:r>
-        <w:t>No. They may support regression checks, but a revised procedure needs fresh reserved cases for independent evaluation.</w:t>
+      <w:pPr>
+        <w:spacing w:line="336" w:lineRule="auto" w:after="180"/>
+      </w:pPr>
+      <w:r>
+        <w:rPr>
+          <w:b w:val="0"/>
+        </w:rPr>
+        <w:t>Printed lesson and workbook; paper and pencil</w:t>
       </w:r>
     </w:p>
     <w:p>
       <w:pPr>
-        <w:pStyle w:val="Heading3"/>
-      </w:pPr>
-      <w:r>
-        <w:t>End goal for the pictorial case</w:t>
+        <w:spacing w:line="336" w:lineRule="auto" w:after="180"/>
+      </w:pPr>
+      <w:r>
+        <w:rPr>
+          <w:b w:val="0"/>
+        </w:rPr>
+        <w:t>Calculator; optional local Python 3 interpreter</w:t>
       </w:r>
     </w:p>
     <w:p>
-      <w:r>
-        <w:t>Explain neural network experiment defense with a traceable toy-network case and a bounded conclusion.</w:t>
+      <w:pPr>
+        <w:spacing w:line="336" w:lineRule="auto" w:after="180"/>
+      </w:pPr>
+      <w:r>
+        <w:rPr>
+          <w:b w:val="0"/>
+        </w:rPr>
+        <w:t>Fictional data only; reserve the independent task and fresh retry until assessment</w:t>
       </w:r>
     </w:p>
     <w:p>
-      <w:r>
-        <w:t>This added worked case illustrates the week’s main idea. Retain all original and connected topics; schedule its practice within the teaching cycle.</w:t>
+      <w:pPr>
+        <w:pStyle w:val="Heading3"/>
+      </w:pPr>
+      <w:r>
+        <w:t>Prerequisite answer</w:t>
       </w:r>
     </w:p>
     <w:p>
       <w:pPr>
-        <w:pStyle w:val="Heading1"/>
-      </w:pPr>
-      <w:r>
-        <w:t>02. Explain and model the mechanism</w:t>
+        <w:spacing w:line="336" w:lineRule="auto" w:after="180"/>
+      </w:pPr>
+      <w:r>
+        <w:rPr>
+          <w:b w:val="0"/>
+        </w:rPr>
+        <w:t>No. They may support regression checks, but a revised procedure needs fresh reserved cases for independent evaluation.</w:t>
       </w:r>
     </w:p>
     <w:p>
-      <w:r>
-        <w:t>A defense is not a sales pitch. Assemble the original question and criterion, data roles, baseline, model equation, settings, raw checkpoints, validation selection, frozen final predictions, limitations and revision history. Someone reading the record should be able to recompute a reported MSE and see which decisions each dataset informed.</w:t>
+      <w:pPr>
+        <w:pStyle w:val="Heading3"/>
+      </w:pPr>
+      <w:r>
+        <w:t>End goal for the pictorial case</w:t>
       </w:r>
     </w:p>
     <w:p>
-      <w:r>
-        <w:t>For this capstone, two rates were compared under matched conditions. Rate 0.2 selected a = 2 with validation MSE 0 versus 0.78125 for rate 0.1. The frozen candidate then achieved final MSE 5 versus baseline 20.25 on four constructed cases. These are different comparisons and must not be collapsed into “the network was 100% accurate”.</w:t>
+      <w:pPr>
+        <w:spacing w:line="336" w:lineRule="auto" w:after="180"/>
+      </w:pPr>
+      <w:r>
+        <w:rPr>
+          <w:b w:val="0"/>
+        </w:rPr>
+        <w:t xml:space="preserve">Explain neural network experiment </w:t>
+      </w:r>
+      <w:r>
+        <w:rPr>
+          <w:b/>
+        </w:rPr>
+        <w:t>defense</w:t>
+      </w:r>
+      <w:r>
+        <w:rPr>
+          <w:b w:val="0"/>
+        </w:rPr>
+        <w:t xml:space="preserve"> with a traceable toy-network case and a bounded conclusion.</w:t>
+      </w:r>
+    </w:p>
+    <w:p>
+      <w:pPr>
+        <w:spacing w:line="336" w:lineRule="auto" w:after="180"/>
+      </w:pPr>
+      <w:r>
+        <w:rPr>
+          <w:b w:val="0"/>
+        </w:rPr>
+        <w:t>This added worked case illustrates the week’s main idea. Retain all original and connected topics; schedule its practice within the teaching cycle.</w:t>
+      </w:r>
+    </w:p>
+    <w:p>
+      <w:pPr>
+        <w:pStyle w:val="Heading1"/>
+      </w:pPr>
+      <w:r>
+        <w:t>02. Explain and model the mechanism</w:t>
+      </w:r>
+    </w:p>
+    <w:p>
+      <w:r>
+        <w:t>Model Neural network experiment defense using the supplied case, labelled mechanism and reasoning. Make the scope of each conclusion explicit.</w:t>
+      </w:r>
+    </w:p>
+    <w:p>
+      <w:pPr>
+        <w:pStyle w:val="Heading3"/>
+      </w:pPr>
+      <w:r>
+        <w:t>Explain Neural network experiment defense · 1</w:t>
+      </w:r>
+    </w:p>
+    <w:p>
+      <w:pPr>
+        <w:spacing w:line="336" w:lineRule="auto" w:after="180"/>
+      </w:pPr>
+      <w:r>
+        <w:rPr>
+          <w:b w:val="0"/>
+        </w:rPr>
+        <w:t xml:space="preserve">A </w:t>
+      </w:r>
+      <w:r>
+        <w:rPr>
+          <w:b/>
+        </w:rPr>
+        <w:t>defense</w:t>
+      </w:r>
+      <w:r>
+        <w:rPr>
+          <w:b w:val="0"/>
+        </w:rPr>
+        <w:t xml:space="preserve"> is not a sales pitch. Assemble the original question and criterion, data roles, baseline, model equation, settings, raw checkpoints, validation selection, frozen final </w:t>
+      </w:r>
+      <w:r>
+        <w:rPr>
+          <w:b/>
+        </w:rPr>
+        <w:t>prediction</w:t>
+      </w:r>
+      <w:r>
+        <w:rPr>
+          <w:b w:val="0"/>
+        </w:rPr>
+        <w:t xml:space="preserve">s, </w:t>
+      </w:r>
+      <w:r>
+        <w:rPr>
+          <w:b/>
+        </w:rPr>
+        <w:t>limitation</w:t>
+      </w:r>
+      <w:r>
+        <w:rPr>
+          <w:b w:val="0"/>
+        </w:rPr>
+        <w:t>s and revision history.</w:t>
+      </w:r>
+    </w:p>
+    <w:p>
+      <w:pPr>
+        <w:spacing w:line="336" w:lineRule="auto" w:after="180"/>
+      </w:pPr>
+      <w:r>
+        <w:rPr>
+          <w:b w:val="0"/>
+        </w:rPr>
+        <w:t>Someone reading the record should be able to recompute a reported MSE and see which decisions each dataset informed.</w:t>
+      </w:r>
+    </w:p>
+    <w:p>
+      <w:pPr>
+        <w:pStyle w:val="Heading3"/>
+      </w:pPr>
+      <w:r>
+        <w:t>Explain Neural network experiment defense · 2</w:t>
+      </w:r>
+    </w:p>
+    <w:p>
+      <w:pPr>
+        <w:spacing w:line="336" w:lineRule="auto" w:after="180"/>
+      </w:pPr>
+      <w:r>
+        <w:rPr>
+          <w:b w:val="0"/>
+        </w:rPr>
+        <w:t>For this capstone, two rates were compared under matched conditions. Rate 0.2 selected a = 2 with validation MSE 0 versus 0.78125 for rate 0.1.</w:t>
+      </w:r>
+    </w:p>
+    <w:p>
+      <w:pPr>
+        <w:spacing w:line="336" w:lineRule="auto" w:after="180"/>
+      </w:pPr>
+      <w:r>
+        <w:rPr>
+          <w:b w:val="0"/>
+        </w:rPr>
+        <w:t>The frozen candidate then achieved final MSE 5 versus baseline 20.25 on four constructed cases. These are different comparisons and must not be collapsed into “the network was 100% accurate”.</w:t>
       </w:r>
     </w:p>
     <w:tbl>
@@ -647,31 +1033,207 @@
       </w:r>
     </w:p>
     <w:p>
-      <w:r>
-        <w:t>Guided: 8 - 2 = 6 MSE units; 6/8 = 75% relative MSE reduction on four final rows. It is not classification accuracy. Exit: validation MSE 0 on two rows selected the candidate; frozen final MSE 5 versus 20.25 on four rows, with negative-output failures. Timing, stronger baselines and independent revised-model evaluation are absent.</w:t>
+      <w:pPr>
+        <w:pStyle w:val="Heading3"/>
+      </w:pPr>
+      <w:r>
+        <w:t>Explain Neural network experiment defense · 3</w:t>
       </w:r>
     </w:p>
     <w:p>
       <w:pPr>
-        <w:pStyle w:val="Heading3"/>
-      </w:pPr>
-      <w:r>
-        <w:t>Model the reasoning aloud</w:t>
+        <w:spacing w:line="336" w:lineRule="auto" w:after="180"/>
+      </w:pPr>
+      <w:r>
+        <w:rPr>
+          <w:b w:val="0"/>
+        </w:rPr>
+        <w:t>Guided: 8 - 2 = 6 MSE units; 6/8 = 75% relative MSE reduction on four final rows. It is not classification accuracy.</w:t>
       </w:r>
     </w:p>
     <w:p>
-      <w:r>
-        <w:t>Use the complete worked example below before asking learners to complete W2. Reveal a small part, invite a prediction, then explain the deciding step. These teacher notes contain solutions; do not reveal the independent case answer during modelling.</w:t>
+      <w:pPr>
+        <w:spacing w:line="336" w:lineRule="auto" w:after="180"/>
+      </w:pPr>
+      <w:r>
+        <w:rPr>
+          <w:b w:val="0"/>
+        </w:rPr>
+        <w:t>Exit: validation MSE 0 on two rows selected the candidate; frozen final MSE 5 versus 20.25 on four rows, with negative-</w:t>
+      </w:r>
+      <w:r>
+        <w:rPr>
+          <w:b/>
+        </w:rPr>
+        <w:t>output</w:t>
+      </w:r>
+      <w:r>
+        <w:rPr>
+          <w:b w:val="0"/>
+        </w:rPr>
+        <w:t xml:space="preserve"> failures. Timing, stronger baselines and independent revised-model evaluation are absent.</w:t>
       </w:r>
     </w:p>
     <w:p>
-      <w:r>
-        <w:t>Challenge: “Your validation error was zero, so why did the final test fail on negative targets?” Response: validation contained only positive inputs; the output max(0,a*x) cannot be negative. The final negative cases expose a coverage and architecture limitation. The overall criterion still passed, but that does not remove the failure.</w:t>
+      <w:pPr>
+        <w:pStyle w:val="Heading3"/>
+      </w:pPr>
+      <w:r>
+        <w:t>Model the reasoning aloud</w:t>
       </w:r>
     </w:p>
     <w:p>
-      <w:r>
-        <w:t>Challenge: “Is a neural network better than linear regression?” Response: the supplied baseline was a fixed initial weight, not a fitted line. The evidence establishes improvement relative to that baseline only. A fitted signed line is a relevant additional comparison and needs a documented, fair evaluation. Challenge: “Was the candidate faster?” Response: no timing evidence was collected, so speed is unmeasured.</w:t>
+      <w:pPr>
+        <w:spacing w:line="336" w:lineRule="auto" w:after="180"/>
+      </w:pPr>
+      <w:r>
+        <w:rPr>
+          <w:b w:val="0"/>
+        </w:rPr>
+        <w:t xml:space="preserve">Use the complete worked example below before asking learners to complete W2. Reveal a small part, invite a </w:t>
+      </w:r>
+      <w:r>
+        <w:rPr>
+          <w:b/>
+        </w:rPr>
+        <w:t>prediction</w:t>
+      </w:r>
+      <w:r>
+        <w:rPr>
+          <w:b w:val="0"/>
+        </w:rPr>
+        <w:t>, then explain the deciding step.</w:t>
+      </w:r>
+    </w:p>
+    <w:p>
+      <w:pPr>
+        <w:spacing w:line="336" w:lineRule="auto" w:after="180"/>
+      </w:pPr>
+      <w:r>
+        <w:rPr>
+          <w:b w:val="0"/>
+        </w:rPr>
+        <w:t>These teacher notes contain solutions; do not reveal the independent case answer during modelling.</w:t>
+      </w:r>
+    </w:p>
+    <w:p>
+      <w:pPr>
+        <w:pStyle w:val="Heading3"/>
+      </w:pPr>
+      <w:r>
+        <w:t>Model the reasoning aloud · 4</w:t>
+      </w:r>
+    </w:p>
+    <w:p>
+      <w:pPr>
+        <w:spacing w:line="336" w:lineRule="auto" w:after="180"/>
+      </w:pPr>
+      <w:r>
+        <w:rPr>
+          <w:b w:val="0"/>
+        </w:rPr>
+        <w:t xml:space="preserve">Challenge: “Your validation error was zero, so why did the final test fail on negative targets?” Response: validation contained only positive </w:t>
+      </w:r>
+      <w:r>
+        <w:rPr>
+          <w:b/>
+        </w:rPr>
+        <w:t>input</w:t>
+      </w:r>
+      <w:r>
+        <w:rPr>
+          <w:b w:val="0"/>
+        </w:rPr>
+        <w:t xml:space="preserve">s; the </w:t>
+      </w:r>
+      <w:r>
+        <w:rPr>
+          <w:b/>
+        </w:rPr>
+        <w:t>output</w:t>
+      </w:r>
+      <w:r>
+        <w:rPr>
+          <w:b w:val="0"/>
+        </w:rPr>
+        <w:t xml:space="preserve"> max(0,a*x) cannot be negative.</w:t>
+      </w:r>
+    </w:p>
+    <w:p>
+      <w:pPr>
+        <w:spacing w:line="336" w:lineRule="auto" w:after="180"/>
+      </w:pPr>
+      <w:r>
+        <w:rPr>
+          <w:b w:val="0"/>
+        </w:rPr>
+        <w:t xml:space="preserve">The final negative cases expose a coverage and architecture </w:t>
+      </w:r>
+      <w:r>
+        <w:rPr>
+          <w:b/>
+        </w:rPr>
+        <w:t>limitation</w:t>
+      </w:r>
+      <w:r>
+        <w:rPr>
+          <w:b w:val="0"/>
+        </w:rPr>
+        <w:t>. The overall criterion still passed, but that does not remove the failure.</w:t>
+      </w:r>
+    </w:p>
+    <w:p>
+      <w:pPr>
+        <w:pStyle w:val="Heading3"/>
+      </w:pPr>
+      <w:r>
+        <w:t>Model the reasoning aloud · 5</w:t>
+      </w:r>
+    </w:p>
+    <w:p>
+      <w:pPr>
+        <w:spacing w:line="336" w:lineRule="auto" w:after="180"/>
+      </w:pPr>
+      <w:r>
+        <w:rPr>
+          <w:b w:val="0"/>
+        </w:rPr>
+        <w:t xml:space="preserve">Challenge: “Is a neural network better than linear regression?” Response: the supplied baseline was a fixed initial weight, not a fitted line. The </w:t>
+      </w:r>
+      <w:r>
+        <w:rPr>
+          <w:b/>
+        </w:rPr>
+        <w:t>evidence</w:t>
+      </w:r>
+      <w:r>
+        <w:rPr>
+          <w:b w:val="0"/>
+        </w:rPr>
+        <w:t xml:space="preserve"> establishes improvement relative to that baseline only.</w:t>
+      </w:r>
+    </w:p>
+    <w:p>
+      <w:pPr>
+        <w:spacing w:line="336" w:lineRule="auto" w:after="180"/>
+      </w:pPr>
+      <w:r>
+        <w:rPr>
+          <w:b w:val="0"/>
+        </w:rPr>
+        <w:t xml:space="preserve">A fitted signed line is a relevant additional comparison and needs a documented, fair evaluation. Challenge: “Was the candidate faster?” Response: no timing </w:t>
+      </w:r>
+      <w:r>
+        <w:rPr>
+          <w:b/>
+        </w:rPr>
+        <w:t>evidence</w:t>
+      </w:r>
+      <w:r>
+        <w:rPr>
+          <w:b w:val="0"/>
+        </w:rPr>
+        <w:t xml:space="preserve"> was collected, so speed is unmeasured.</w:t>
       </w:r>
     </w:p>
     <w:tbl>
@@ -777,7 +1339,13 @@
       </w:tr>
     </w:tbl>
     <w:p>
-      <w:r>
+      <w:pPr>
+        <w:spacing w:line="336" w:lineRule="auto" w:after="180"/>
+      </w:pPr>
+      <w:r>
+        <w:rPr>
+          <w:b w:val="0"/>
+        </w:rPr>
         <w:t>Use the diagram and verbal explanation together. Ask learners to match a sentence to a specific visual step; do not assign learners fixed visual or auditory learning styles.</w:t>
       </w:r>
     </w:p>
@@ -790,7 +1358,13 @@
       </w:r>
     </w:p>
     <w:p>
-      <w:r>
+      <w:pPr>
+        <w:spacing w:line="336" w:lineRule="auto" w:after="180"/>
+      </w:pPr>
+      <w:r>
+        <w:rPr>
+          <w:b w:val="0"/>
+        </w:rPr>
         <w:t>Defend an individual network calculation. At the defence, a team shows a single toy neuron before describing the whole image-pattern experiment.</w:t>
       </w:r>
     </w:p>
@@ -803,8 +1377,29 @@
       </w:r>
     </w:p>
     <w:p>
-      <w:r>
-        <w:t>Inputs are [2,1]; weights [0.5,-1]; bias 0.2; activation is ReLU, max(0,z). This is a demonstration, not a probability model.</w:t>
+      <w:pPr>
+        <w:pStyle w:val="Heading3"/>
+      </w:pPr>
+      <w:r>
+        <w:t>Supplied facts</w:t>
+      </w:r>
+    </w:p>
+    <w:p>
+      <w:pPr>
+        <w:spacing w:line="336" w:lineRule="auto" w:after="180"/>
+        <w:shd w:fill="F1F6FC"/>
+      </w:pPr>
+      <w:r>
+        <w:rPr>
+          <w:b/>
+        </w:rPr>
+        <w:t>Input</w:t>
+      </w:r>
+      <w:r>
+        <w:rPr>
+          <w:b w:val="0"/>
+        </w:rPr>
+        <w:t>s are [2,1]; weights [0.5,-1]; bias 0.2; activation is ReLU, max(0,z). This is a demonstration, not a probability model.</w:t>
       </w:r>
     </w:p>
     <w:p>
@@ -1003,21 +1598,31 @@
       </w:r>
     </w:p>
     <w:p>
-      <w:r>
-        <w:t>A defence should distinguish a traceable network calculation from a claim about classification quality. The neuron transforms supplied numbers; held-out labelled cases are needed to assess the complete system.</w:t>
+      <w:pPr>
+        <w:pStyle w:val="Heading3"/>
+      </w:pPr>
+      <w:r>
+        <w:t>Why the result follows</w:t>
       </w:r>
     </w:p>
     <w:p>
       <w:pPr>
-        <w:pStyle w:val="Heading3"/>
-      </w:pPr>
-      <w:r>
-        <w:t>What this example does not establish</w:t>
+        <w:spacing w:line="336" w:lineRule="auto" w:after="180"/>
+        <w:shd w:fill="F1F6FC"/>
+      </w:pPr>
+      <w:r>
+        <w:rPr>
+          <w:b w:val="0"/>
+        </w:rPr>
+        <w:t>A defence should distinguish a traceable network calculation from a claim about classification quality. The neuron transforms supplied numbers; held-out labelled cases are needed to assess the complete system.</w:t>
       </w:r>
     </w:p>
     <w:p>
-      <w:r>
-        <w:t>This one-neuron arithmetic does not establish how a trained image classifier generalises or why its full network makes a decision.</w:t>
+      <w:pPr>
+        <w:pStyle w:val="Heading3"/>
+      </w:pPr>
+      <w:r>
+        <w:t>What this example does not establish</w:t>
       </w:r>
     </w:p>
     <w:p>
@@ -1025,43 +1630,180 @@
         <w:pStyle w:val="Heading3"/>
       </w:pPr>
       <w:r>
-        <w:t>Change one thing in the pictured case</w:t>
+        <w:t>Keep the stated limit</w:t>
       </w:r>
     </w:p>
     <w:p>
-      <w:r>
-        <w:t>Change: Change the second input from 1 to 2.</w:t>
+      <w:pPr>
+        <w:spacing w:line="336" w:lineRule="auto" w:after="180"/>
+        <w:shd w:fill="FFF5E6"/>
+      </w:pPr>
+      <w:r>
+        <w:rPr>
+          <w:b w:val="0"/>
+        </w:rPr>
+        <w:t>This one-neuron arithmetic does not establish how a trained image classifier generalises or why its full network makes a decision.</w:t>
       </w:r>
     </w:p>
     <w:p>
-      <w:r>
-        <w:t>Prediction: z becomes 1-2+0.2=-0.8 and ReLU returns 0.</w:t>
+      <w:pPr>
+        <w:pStyle w:val="Heading3"/>
+      </w:pPr>
+      <w:r>
+        <w:t>Change one thing in the pictured case</w:t>
       </w:r>
     </w:p>
     <w:p>
-      <w:r>
-        <w:t>Reason: The negative weighted term grows; ReLU clips a negative pre-activation to zero.</w:t>
+      <w:pPr>
+        <w:pStyle w:val="Heading3"/>
+      </w:pPr>
+      <w:r>
+        <w:t>Change one thing</w:t>
       </w:r>
     </w:p>
     <w:p>
       <w:pPr>
-        <w:pStyle w:val="Heading3"/>
-      </w:pPr>
-      <w:r>
-        <w:t>Ask while showing the picture</w:t>
+        <w:spacing w:line="336" w:lineRule="auto" w:after="180"/>
+        <w:shd w:fill="F5F1FB"/>
+      </w:pPr>
+      <w:r>
+        <w:rPr>
+          <w:b w:val="0"/>
+        </w:rPr>
+        <w:t xml:space="preserve">Change: Change the second </w:t>
+      </w:r>
+      <w:r>
+        <w:rPr>
+          <w:b/>
+        </w:rPr>
+        <w:t>input</w:t>
+      </w:r>
+      <w:r>
+        <w:rPr>
+          <w:b w:val="0"/>
+        </w:rPr>
+        <w:t xml:space="preserve"> from 1 to 2.</w:t>
       </w:r>
     </w:p>
     <w:p>
-      <w:r>
-        <w:t>Cover the result. Ask learners to name the inputs and predict the next step. Uncover one step, connect the icon to the actual procedure, and explain its evidence. Then change the supplied condition and compare. The picture is a representation; it does not document execution of a real AI model.</w:t>
+      <w:pPr>
+        <w:pStyle w:val="Heading3"/>
+      </w:pPr>
+      <w:r>
+        <w:t>Predicted result</w:t>
       </w:r>
     </w:p>
     <w:p>
       <w:pPr>
+        <w:spacing w:line="336" w:lineRule="auto" w:after="180"/>
+        <w:shd w:fill="F1F6FC"/>
+      </w:pPr>
+      <w:r>
+        <w:rPr>
+          <w:b/>
+        </w:rPr>
+        <w:t>Prediction</w:t>
+      </w:r>
+      <w:r>
+        <w:rPr>
+          <w:b w:val="0"/>
+        </w:rPr>
+        <w:t>: z becomes 1-2+0.2=-0.8 and ReLU returns 0.</w:t>
+      </w:r>
+    </w:p>
+    <w:p>
+      <w:pPr>
+        <w:pStyle w:val="Heading3"/>
+      </w:pPr>
+      <w:r>
+        <w:t>Why the result follows</w:t>
+      </w:r>
+    </w:p>
+    <w:p>
+      <w:pPr>
+        <w:spacing w:line="336" w:lineRule="auto" w:after="180"/>
+        <w:shd w:fill="F1F6FC"/>
+      </w:pPr>
+      <w:r>
+        <w:rPr>
+          <w:b w:val="0"/>
+        </w:rPr>
+        <w:t>Reason: The negative weighted term grows; ReLU clips a negative pre-activation to zero.</w:t>
+      </w:r>
+    </w:p>
+    <w:p>
+      <w:pPr>
+        <w:pStyle w:val="Heading3"/>
+      </w:pPr>
+      <w:r>
+        <w:t>Ask while showing the picture</w:t>
+      </w:r>
+    </w:p>
+    <w:p>
+      <w:pPr>
+        <w:pStyle w:val="Heading3"/>
+      </w:pPr>
+      <w:r>
+        <w:t>Ask while showing the picture · 6</w:t>
+      </w:r>
+    </w:p>
+    <w:p>
+      <w:pPr>
+        <w:spacing w:line="336" w:lineRule="auto" w:after="180"/>
+      </w:pPr>
+      <w:r>
+        <w:rPr>
+          <w:b w:val="0"/>
+        </w:rPr>
+        <w:t xml:space="preserve">Cover the result. Ask learners to name the </w:t>
+      </w:r>
+      <w:r>
+        <w:rPr>
+          <w:b/>
+        </w:rPr>
+        <w:t>input</w:t>
+      </w:r>
+      <w:r>
+        <w:rPr>
+          <w:b w:val="0"/>
+        </w:rPr>
+        <w:t xml:space="preserve">s and predict the next step. Uncover one step, connect the icon to the actual procedure, and explain its </w:t>
+      </w:r>
+      <w:r>
+        <w:rPr>
+          <w:b/>
+        </w:rPr>
+        <w:t>evidence</w:t>
+      </w:r>
+      <w:r>
+        <w:rPr>
+          <w:b w:val="0"/>
+        </w:rPr>
+        <w:t>. Then change the supplied condition and compare.</w:t>
+      </w:r>
+    </w:p>
+    <w:p>
+      <w:pPr>
+        <w:spacing w:line="336" w:lineRule="auto" w:after="180"/>
+      </w:pPr>
+      <w:r>
+        <w:rPr>
+          <w:b w:val="0"/>
+        </w:rPr>
+        <w:t>The picture is a representation; it does not document execution of a real AI model.</w:t>
+      </w:r>
+    </w:p>
+    <w:p>
+      <w:pPr>
         <w:pStyle w:val="Heading1"/>
       </w:pPr>
       <w:r>
         <w:t>03. Demonstrate and guide practice</w:t>
+      </w:r>
+    </w:p>
+    <w:p>
+      <w:r>
+        <w:t>Demonstrate Neural network experiment defense, reduce support deliberately and check individual reasoning before discussing answers.</w:t>
       </w:r>
     </w:p>
     <w:tbl>
@@ -1277,36 +2019,100 @@
       </w:tr>
     </w:tbl>
     <w:p>
-      <w:r>
-        <w:t>Use the worked example in Sections 3 and 6. Collect a prediction before revealing its result; ask the learner to point to each intermediate fact.</w:t>
+      <w:pPr>
+        <w:spacing w:line="336" w:lineRule="auto" w:after="180"/>
+      </w:pPr>
+      <w:r>
+        <w:rPr>
+          <w:b w:val="0"/>
+        </w:rPr>
+        <w:t xml:space="preserve">Use the worked example in Sections 3 and 6. Collect a </w:t>
+      </w:r>
+      <w:r>
+        <w:rPr>
+          <w:b/>
+        </w:rPr>
+        <w:t>prediction</w:t>
+      </w:r>
+      <w:r>
+        <w:rPr>
+          <w:b w:val="0"/>
+        </w:rPr>
+        <w:t xml:space="preserve"> before revealing its result; ask the learner to point to each intermediate fact.</w:t>
       </w:r>
     </w:p>
     <w:p>
-      <w:r>
-        <w:t>Provide a frame with question, fixed settings, changed setting, data roles, raw predictions, metric, conclusion and limitation. Allow a calculator and explicit squared-error columns. Extension: implement the arithmetic locally, preserve the program version, and explain why a successful replay adds no independent test cases.</w:t>
+      <w:pPr>
+        <w:spacing w:line="336" w:lineRule="auto" w:after="180"/>
+      </w:pPr>
+      <w:r>
+        <w:rPr>
+          <w:b w:val="0"/>
+        </w:rPr>
+        <w:t xml:space="preserve">Provide a frame with question, fixed settings, changed setting, data roles, raw </w:t>
+      </w:r>
+      <w:r>
+        <w:rPr>
+          <w:b/>
+        </w:rPr>
+        <w:t>prediction</w:t>
+      </w:r>
+      <w:r>
+        <w:rPr>
+          <w:b w:val="0"/>
+        </w:rPr>
+        <w:t xml:space="preserve">s, metric, conclusion and </w:t>
+      </w:r>
+      <w:r>
+        <w:rPr>
+          <w:b/>
+        </w:rPr>
+        <w:t>limitation</w:t>
+      </w:r>
+      <w:r>
+        <w:rPr>
+          <w:b w:val="0"/>
+        </w:rPr>
+        <w:t>. Allow a calculator and explicit squared-error columns.</w:t>
       </w:r>
     </w:p>
     <w:p>
       <w:pPr>
-        <w:pStyle w:val="Heading3"/>
-      </w:pPr>
-      <w:r>
-        <w:t>Reduce help deliberately</w:t>
+        <w:spacing w:line="336" w:lineRule="auto" w:after="180"/>
+      </w:pPr>
+      <w:r>
+        <w:rPr>
+          <w:b w:val="0"/>
+        </w:rPr>
+        <w:t>Extension: implement the arithmetic locally, preserve the program version, and explain why a successful replay adds no independent test cases.</w:t>
       </w:r>
     </w:p>
     <w:p>
-      <w:r>
-        <w:t>Completion task: State the validation selection and frozen final comparison using their correct metrics and scopes.</w:t>
+      <w:pPr>
+        <w:pStyle w:val="Heading3"/>
+      </w:pPr>
+      <w:r>
+        <w:t>Reduce help deliberately</w:t>
       </w:r>
     </w:p>
     <w:p>
-      <w:r>
-        <w:t>Teacher check: Teacher explanation: Rate 0.2 selected a = 2 with validation MSE 0 versus 0.78125 on two positive rows. Frozen final MSE was 5 versus baseline 20.25 on four constructed rows; negative-input candidate MSE was 10 on two rows.</w:t>
+      <w:pPr>
+        <w:pStyle w:val="Heading3"/>
+      </w:pPr>
+      <w:r>
+        <w:t>Completion practice</w:t>
       </w:r>
     </w:p>
     <w:p>
-      <w:r>
-        <w:t>Start by identifying the given inputs together. Leave the intermediate steps blank. If needed, model one step, then withdraw that help on the next step. Move to a full trace only when the partial trace is understood. For partners, alternate explainer and checker; collect a response from every learner before discussion.</w:t>
+      <w:pPr>
+        <w:spacing w:line="336" w:lineRule="auto" w:after="180"/>
+        <w:shd w:fill="F5F1FB"/>
+      </w:pPr>
+      <w:r>
+        <w:rPr>
+          <w:b w:val="0"/>
+        </w:rPr>
+        <w:t>Completion task: State the validation selection and frozen final comparison using their correct metrics and scopes.</w:t>
       </w:r>
     </w:p>
     <w:p>
@@ -1314,86 +2120,398 @@
         <w:pStyle w:val="Heading3"/>
       </w:pPr>
       <w:r>
-        <w:t>Individual reasoning check</w:t>
+        <w:t>Reasoning to listen for</w:t>
       </w:r>
     </w:p>
     <w:p>
-      <w:r>
-        <w:t>Use the worked case for Neural network experiment defense. Proposed explanation: “A polished demonstration is an evaluation”. Decide whether this explanation is supported. Point to the step or supplied fact that decides; explain your repair if needed.</w:t>
+      <w:pPr>
+        <w:spacing w:line="336" w:lineRule="auto" w:after="180"/>
+        <w:shd w:fill="F1F6FC"/>
+      </w:pPr>
+      <w:r>
+        <w:rPr>
+          <w:b w:val="0"/>
+        </w:rPr>
+        <w:t>Teacher check: Teacher explanation: Rate 0.2 selected a = 2 with validation MSE 0 versus 0.78125 on two positive rows.</w:t>
       </w:r>
     </w:p>
     <w:p>
-      <w:r>
-        <w:t>Expected correction: A demonstration needs traceable data roles, metrics and raw results to support a performance claim.</w:t>
+      <w:pPr>
+        <w:spacing w:line="336" w:lineRule="auto" w:after="180"/>
+        <w:shd w:fill="F1F6FC"/>
+      </w:pPr>
+      <w:r>
+        <w:rPr>
+          <w:b w:val="0"/>
+        </w:rPr>
+        <w:t>Frozen final MSE was 5 versus baseline 20.25 on four constructed rows; negative-</w:t>
+      </w:r>
+      <w:r>
+        <w:rPr>
+          <w:b/>
+        </w:rPr>
+        <w:t>input</w:t>
+      </w:r>
+      <w:r>
+        <w:rPr>
+          <w:b w:val="0"/>
+        </w:rPr>
+        <w:t xml:space="preserve"> candidate MSE was 10 on two rows.</w:t>
       </w:r>
     </w:p>
     <w:p>
-      <w:r>
-        <w:t>Collect explanations, not only yes/no votes. If a misunderstanding is common, re-model the relevant step for the class. If it affects a few learners, give a short targeted group explanation while others solve a more demanding variation.</w:t>
+      <w:pPr>
+        <w:spacing w:line="336" w:lineRule="auto" w:after="180"/>
+      </w:pPr>
+      <w:r>
+        <w:rPr>
+          <w:b w:val="0"/>
+        </w:rPr>
+        <w:t xml:space="preserve">Start by identifying the given </w:t>
+      </w:r>
+      <w:r>
+        <w:rPr>
+          <w:b/>
+        </w:rPr>
+        <w:t>input</w:t>
+      </w:r>
+      <w:r>
+        <w:rPr>
+          <w:b w:val="0"/>
+        </w:rPr>
+        <w:t>s together. Leave the intermediate steps blank. If needed, model one step, then withdraw that help on the next step. Move to a full trace only when the partial trace is understood.</w:t>
       </w:r>
     </w:p>
     <w:p>
       <w:pPr>
-        <w:pStyle w:val="Heading3"/>
-      </w:pPr>
-      <w:r>
-        <w:t>Pictorial practice question</w:t>
+        <w:spacing w:line="336" w:lineRule="auto" w:after="180"/>
+      </w:pPr>
+      <w:r>
+        <w:rPr>
+          <w:b w:val="0"/>
+        </w:rPr>
+        <w:t>For partners, alternate explainer and checker; collect a response from every learner before discussion.</w:t>
       </w:r>
     </w:p>
     <w:p>
-      <w:r>
-        <w:t>Calculate both weighted terms, z and ReLU output. Predict the changed second input and explain why 0.2 cannot be called 20% accuracy.</w:t>
+      <w:pPr>
+        <w:pStyle w:val="Heading3"/>
+      </w:pPr>
+      <w:r>
+        <w:t>Individual reasoning check</w:t>
       </w:r>
     </w:p>
     <w:p>
       <w:pPr>
-        <w:pStyle w:val="Heading3"/>
-      </w:pPr>
-      <w:r>
-        <w:t>Reasoned teacher answer</w:t>
+        <w:spacing w:line="336" w:lineRule="auto" w:after="180"/>
+      </w:pPr>
+      <w:r>
+        <w:rPr>
+          <w:b w:val="0"/>
+        </w:rPr>
+        <w:t xml:space="preserve">Use the worked case for Neural network experiment </w:t>
+      </w:r>
+      <w:r>
+        <w:rPr>
+          <w:b/>
+        </w:rPr>
+        <w:t>defense</w:t>
+      </w:r>
+      <w:r>
+        <w:rPr>
+          <w:b w:val="0"/>
+        </w:rPr>
+        <w:t>. Proposed explanation: “A polished demonstration is an evaluation”. Decide whether this explanation is supported.</w:t>
       </w:r>
     </w:p>
     <w:p>
-      <w:r>
-        <w:t>The products are 1 and -1; z=0.2 and ReLU=0.2. With second input 2, z=-0.8 and output=0. The activation is a neuron value, not an accuracy fraction or calibrated probability.</w:t>
+      <w:pPr>
+        <w:spacing w:line="336" w:lineRule="auto" w:after="180"/>
+      </w:pPr>
+      <w:r>
+        <w:rPr>
+          <w:b w:val="0"/>
+        </w:rPr>
+        <w:t>Point to the step or supplied fact that decides; explain your repair if needed.</w:t>
       </w:r>
     </w:p>
     <w:p>
-      <w:r>
-        <w:t>Changed-case reasoning: z becomes 1-2+0.2=-0.8 and ReLU returns 0. The negative weighted term grows; ReLU clips a negative pre-activation to zero.</w:t>
+      <w:pPr>
+        <w:pStyle w:val="Heading3"/>
+      </w:pPr>
+      <w:r>
+        <w:t>Expected repair</w:t>
       </w:r>
     </w:p>
     <w:p>
-      <w:r>
-        <w:t>Collect each learner’s explanation before discussion. Use the first missing connection between input, deciding step and result to choose support. This question is worked-case practice, not fresh mastery evidence.</w:t>
+      <w:pPr>
+        <w:spacing w:line="336" w:lineRule="auto" w:after="180"/>
+        <w:shd w:fill="F1F6FC"/>
+      </w:pPr>
+      <w:r>
+        <w:rPr>
+          <w:b w:val="0"/>
+        </w:rPr>
+        <w:t>Expected correction: A demonstration needs traceable data roles, metrics and raw results to support a performance claim.</w:t>
       </w:r>
     </w:p>
     <w:p>
       <w:pPr>
-        <w:pStyle w:val="Heading1"/>
-      </w:pPr>
-      <w:r>
-        <w:t>04. Run the investigation and diagnose misconceptions</w:t>
+        <w:spacing w:line="336" w:lineRule="auto" w:after="180"/>
+      </w:pPr>
+      <w:r>
+        <w:rPr>
+          <w:b w:val="0"/>
+        </w:rPr>
+        <w:t>Collect explanations, not only yes/no votes. If a misunderstanding is common, re-model the relevant step for the class.</w:t>
       </w:r>
     </w:p>
     <w:p>
-      <w:r>
-        <w:t>A polished demonstration is an evaluation: A demonstration needs traceable data roles, metrics and raw results to support a performance claim.</w:t>
+      <w:pPr>
+        <w:spacing w:line="336" w:lineRule="auto" w:after="180"/>
+      </w:pPr>
+      <w:r>
+        <w:rPr>
+          <w:b w:val="0"/>
+        </w:rPr>
+        <w:t>If it affects a few learners, give a short targeted group explanation while others solve a more demanding variation.</w:t>
       </w:r>
     </w:p>
     <w:p>
-      <w:r>
-        <w:t>Relative MSE reduction is accuracy: Regression MSE and classification accuracy are different metrics.</w:t>
+      <w:pPr>
+        <w:pStyle w:val="Heading3"/>
+      </w:pPr>
+      <w:r>
+        <w:t>Pictorial practice question</w:t>
       </w:r>
     </w:p>
     <w:p>
-      <w:r>
-        <w:t>A limitation invalidates every result: A limitation bounds a result; lower error on the measured rows can be true without a universal claim.</w:t>
+      <w:pPr>
+        <w:spacing w:line="336" w:lineRule="auto" w:after="180"/>
+      </w:pPr>
+      <w:r>
+        <w:rPr>
+          <w:b w:val="0"/>
+        </w:rPr>
+        <w:t xml:space="preserve">Calculate both weighted terms, z and ReLU </w:t>
+      </w:r>
+      <w:r>
+        <w:rPr>
+          <w:b/>
+        </w:rPr>
+        <w:t>output</w:t>
+      </w:r>
+      <w:r>
+        <w:rPr>
+          <w:b w:val="0"/>
+        </w:rPr>
+        <w:t xml:space="preserve">. Predict the changed second </w:t>
+      </w:r>
+      <w:r>
+        <w:rPr>
+          <w:b/>
+        </w:rPr>
+        <w:t>input</w:t>
+      </w:r>
+      <w:r>
+        <w:rPr>
+          <w:b w:val="0"/>
+        </w:rPr>
+        <w:t xml:space="preserve"> and explain why 0.2 cannot be called 20% accuracy.</w:t>
       </w:r>
     </w:p>
     <w:p>
-      <w:r>
-        <w:t>Use Section 9 for the evidence ledger. Add a boundary or missing-input case and record the expected response before checking. More successful repeats of one case do not establish wider coverage.</w:t>
+      <w:pPr>
+        <w:pStyle w:val="Heading3"/>
+      </w:pPr>
+      <w:r>
+        <w:t>Reasoned teacher answer</w:t>
+      </w:r>
+    </w:p>
+    <w:p>
+      <w:pPr>
+        <w:spacing w:line="336" w:lineRule="auto" w:after="180"/>
+      </w:pPr>
+      <w:r>
+        <w:rPr>
+          <w:b w:val="0"/>
+        </w:rPr>
+        <w:t xml:space="preserve">The products are 1 and -1; z=0.2 and ReLU=0.2. With second </w:t>
+      </w:r>
+      <w:r>
+        <w:rPr>
+          <w:b/>
+        </w:rPr>
+        <w:t>input</w:t>
+      </w:r>
+      <w:r>
+        <w:rPr>
+          <w:b w:val="0"/>
+        </w:rPr>
+        <w:t xml:space="preserve"> 2, z=-0.8 and </w:t>
+      </w:r>
+      <w:r>
+        <w:rPr>
+          <w:b/>
+        </w:rPr>
+        <w:t>output</w:t>
+      </w:r>
+      <w:r>
+        <w:rPr>
+          <w:b w:val="0"/>
+        </w:rPr>
+        <w:t>=0. The activation is a neuron value, not an accuracy fraction or calibrated probability.</w:t>
+      </w:r>
+    </w:p>
+    <w:p>
+      <w:pPr>
+        <w:spacing w:line="336" w:lineRule="auto" w:after="180"/>
+      </w:pPr>
+      <w:r>
+        <w:rPr>
+          <w:b w:val="0"/>
+        </w:rPr>
+        <w:t>Changed-case reasoning: z becomes 1-2+0.2=-0.8 and ReLU returns 0. The negative weighted term grows; ReLU clips a negative pre-activation to zero.</w:t>
+      </w:r>
+    </w:p>
+    <w:p>
+      <w:pPr>
+        <w:spacing w:line="336" w:lineRule="auto" w:after="180"/>
+      </w:pPr>
+      <w:r>
+        <w:rPr>
+          <w:b w:val="0"/>
+        </w:rPr>
+        <w:t xml:space="preserve">Collect each learner’s explanation before discussion. Use the first missing connection between </w:t>
+      </w:r>
+      <w:r>
+        <w:rPr>
+          <w:b/>
+        </w:rPr>
+        <w:t>input</w:t>
+      </w:r>
+      <w:r>
+        <w:rPr>
+          <w:b w:val="0"/>
+        </w:rPr>
+        <w:t xml:space="preserve">, deciding step and result to choose support. This question is worked-case practice, not fresh mastery </w:t>
+      </w:r>
+      <w:r>
+        <w:rPr>
+          <w:b/>
+        </w:rPr>
+        <w:t>evidence</w:t>
+      </w:r>
+      <w:r>
+        <w:rPr>
+          <w:b w:val="0"/>
+        </w:rPr>
+        <w:t>.</w:t>
+      </w:r>
+    </w:p>
+    <w:p>
+      <w:pPr>
+        <w:pStyle w:val="Heading1"/>
+      </w:pPr>
+      <w:r>
+        <w:t>04. Run the investigation and diagnose misconceptions</w:t>
+      </w:r>
+    </w:p>
+    <w:p>
+      <w:r>
+        <w:t>Run the Neural network experiment defense investigation and use the first unsupported step to choose a teaching response.</w:t>
+      </w:r>
+    </w:p>
+    <w:p>
+      <w:pPr>
+        <w:spacing w:line="336" w:lineRule="auto" w:after="180"/>
+      </w:pPr>
+      <w:r>
+        <w:rPr>
+          <w:b w:val="0"/>
+        </w:rPr>
+        <w:t>A polished demonstration is an evaluation: A demonstration needs traceable data roles, metrics and raw results to support a performance claim.</w:t>
+      </w:r>
+    </w:p>
+    <w:p>
+      <w:pPr>
+        <w:spacing w:line="336" w:lineRule="auto" w:after="180"/>
+      </w:pPr>
+      <w:r>
+        <w:rPr>
+          <w:b w:val="0"/>
+        </w:rPr>
+        <w:t>Relative MSE reduction is accuracy: Regression MSE and classification accuracy are different metrics.</w:t>
+      </w:r>
+    </w:p>
+    <w:p>
+      <w:pPr>
+        <w:spacing w:line="336" w:lineRule="auto" w:after="180"/>
+      </w:pPr>
+      <w:r>
+        <w:rPr>
+          <w:b w:val="0"/>
+        </w:rPr>
+        <w:t xml:space="preserve">A </w:t>
+      </w:r>
+      <w:r>
+        <w:rPr>
+          <w:b/>
+        </w:rPr>
+        <w:t>limitation</w:t>
+      </w:r>
+      <w:r>
+        <w:rPr>
+          <w:b w:val="0"/>
+        </w:rPr>
+        <w:t xml:space="preserve"> invalidates every result: A </w:t>
+      </w:r>
+      <w:r>
+        <w:rPr>
+          <w:b/>
+        </w:rPr>
+        <w:t>limitation</w:t>
+      </w:r>
+      <w:r>
+        <w:rPr>
+          <w:b w:val="0"/>
+        </w:rPr>
+        <w:t xml:space="preserve"> bounds a result; lower error on the measured rows can be true without a universal claim.</w:t>
+      </w:r>
+    </w:p>
+    <w:p>
+      <w:pPr>
+        <w:spacing w:line="336" w:lineRule="auto" w:after="180"/>
+      </w:pPr>
+      <w:r>
+        <w:rPr>
+          <w:b w:val="0"/>
+        </w:rPr>
+        <w:t xml:space="preserve">Use Section 9 for the </w:t>
+      </w:r>
+      <w:r>
+        <w:rPr>
+          <w:b/>
+        </w:rPr>
+        <w:t>evidence</w:t>
+      </w:r>
+      <w:r>
+        <w:rPr>
+          <w:b w:val="0"/>
+        </w:rPr>
+        <w:t xml:space="preserve"> ledger. Add a boundary or missing-</w:t>
+      </w:r>
+      <w:r>
+        <w:rPr>
+          <w:b/>
+        </w:rPr>
+        <w:t>input</w:t>
+      </w:r>
+      <w:r>
+        <w:rPr>
+          <w:b w:val="0"/>
+        </w:rPr>
+        <w:t xml:space="preserve"> case and record the expected response before checking. More successful repeats of one case do not establish wider coverage.</w:t>
       </w:r>
     </w:p>
     <w:p>
@@ -1551,29 +2669,38 @@
       </w:tr>
     </w:tbl>
     <w:p>
-      <w:r>
-        <w:t>Offer an oral explanation, drawing, enlarged visual or fewer examples when that removes a reading/writing barrier. Keep the same reasoning goal. Stretch secure learners by changing a boundary or assumption and asking them to defend the effect, not simply by assigning more of the same questions.</w:t>
+      <w:pPr>
+        <w:spacing w:line="336" w:lineRule="auto" w:after="180"/>
+      </w:pPr>
+      <w:r>
+        <w:rPr>
+          <w:b w:val="0"/>
+        </w:rPr>
+        <w:t>Offer an oral explanation, drawing, enlarged visual or fewer examples when that removes a reading/writing barrier. Keep the same reasoning goal.</w:t>
       </w:r>
     </w:p>
     <w:p>
       <w:pPr>
-        <w:pStyle w:val="Heading1"/>
-      </w:pPr>
-      <w:r>
-        <w:t>05. Assess and explain the answers</w:t>
+        <w:spacing w:line="336" w:lineRule="auto" w:after="180"/>
+      </w:pPr>
+      <w:r>
+        <w:rPr>
+          <w:b w:val="0"/>
+        </w:rPr>
+        <w:t>Stretch secure learners by changing a boundary or assumption and asking them to defend the effect, not simply by assigning more of the same questions.</w:t>
       </w:r>
     </w:p>
     <w:p>
       <w:pPr>
-        <w:pStyle w:val="Heading3"/>
-      </w:pPr>
-      <w:r>
-        <w:t>Guided and exit questions</w:t>
+        <w:pStyle w:val="Heading1"/>
+      </w:pPr>
+      <w:r>
+        <w:t>05. Assess and explain the answers</w:t>
       </w:r>
     </w:p>
     <w:p>
       <w:r>
-        <w:t>Guided: 8 - 2 = 6 MSE units; 6/8 = 75% relative MSE reduction on four final rows. It is not classification accuracy. Exit: validation MSE 0 on two rows selected the candidate; frozen final MSE 5 versus 20.25 on four rows, with negative-output failures. Timing, stronger baselines and independent revised-model evaluation are absent.</w:t>
+        <w:t>Use the Neural network experiment defense questions, teacher keys and criteria after the relevant attempts. Previously discussed cases are practice; protect the separately selected independent task.</w:t>
       </w:r>
     </w:p>
     <w:p>
@@ -1581,17 +2708,41 @@
         <w:pStyle w:val="Heading3"/>
       </w:pPr>
       <w:r>
-        <w:t>W1 Build the evidence inventory</w:t>
+        <w:t>Guided and exit questions</w:t>
       </w:r>
     </w:p>
     <w:p>
-      <w:r>
-        <w:t>Name eight items needed to check the capstone from question through final result.</w:t>
+      <w:pPr>
+        <w:spacing w:line="336" w:lineRule="auto" w:after="180"/>
+      </w:pPr>
+      <w:r>
+        <w:rPr>
+          <w:b w:val="0"/>
+        </w:rPr>
+        <w:t>Guided: 8 - 2 = 6 MSE units; 6/8 = 75% relative MSE reduction on four final rows. It is not classification accuracy.</w:t>
       </w:r>
     </w:p>
     <w:p>
-      <w:r>
-        <w:t>Teacher explanation: Question/criterion, data and split IDs, baseline rule, architecture, initial values and learning rates, update count/loss, checkpoints and raw predictions, validation selection rule, frozen final record, limitations and revision history are acceptable items.</w:t>
+      <w:pPr>
+        <w:spacing w:line="336" w:lineRule="auto" w:after="180"/>
+      </w:pPr>
+      <w:r>
+        <w:rPr>
+          <w:b w:val="0"/>
+        </w:rPr>
+        <w:t>Exit: validation MSE 0 on two rows selected the candidate; frozen final MSE 5 versus 20.25 on four rows, with negative-</w:t>
+      </w:r>
+      <w:r>
+        <w:rPr>
+          <w:b/>
+        </w:rPr>
+        <w:t>output</w:t>
+      </w:r>
+      <w:r>
+        <w:rPr>
+          <w:b w:val="0"/>
+        </w:rPr>
+        <w:t xml:space="preserve"> failures. Timing, stronger baselines and independent revised-model evaluation are absent.</w:t>
       </w:r>
     </w:p>
     <w:p>
@@ -1599,17 +2750,27 @@
         <w:pStyle w:val="Heading3"/>
       </w:pPr>
       <w:r>
-        <w:t>W2 Defend the result</w:t>
+        <w:t>W1 Build the evidence inventory</w:t>
       </w:r>
     </w:p>
     <w:p>
-      <w:r>
-        <w:t>State the validation selection and frozen final comparison using their correct metrics and scopes.</w:t>
+      <w:pPr>
+        <w:pStyle w:val="Heading3"/>
+      </w:pPr>
+      <w:r>
+        <w:t>Workbook question · W1</w:t>
       </w:r>
     </w:p>
     <w:p>
-      <w:r>
-        <w:t>Teacher explanation: Rate 0.2 selected a = 2 with validation MSE 0 versus 0.78125 on two positive rows. Frozen final MSE was 5 versus baseline 20.25 on four constructed rows; negative-input candidate MSE was 10 on two rows.</w:t>
+      <w:pPr>
+        <w:spacing w:line="336" w:lineRule="auto" w:after="180"/>
+        <w:shd w:fill="F5F1FB"/>
+      </w:pPr>
+      <w:r>
+        <w:rPr>
+          <w:b w:val="0"/>
+        </w:rPr>
+        <w:t>Name eight items needed to check the capstone from question through final result.</w:t>
       </w:r>
     </w:p>
     <w:p>
@@ -1617,17 +2778,51 @@
         <w:pStyle w:val="Heading3"/>
       </w:pPr>
       <w:r>
-        <w:t>W3 Challenge an unsupported claim</w:t>
+        <w:t>Teacher reasoning · W1</w:t>
       </w:r>
     </w:p>
     <w:p>
-      <w:r>
-        <w:t>A presenter claims the experiment proves neural networks beat fitted lines and use less energy. What evidence is missing?</w:t>
+      <w:pPr>
+        <w:spacing w:line="336" w:lineRule="auto" w:after="180"/>
+        <w:shd w:fill="F1F6FC"/>
+      </w:pPr>
+      <w:r>
+        <w:rPr>
+          <w:b w:val="0"/>
+        </w:rPr>
+        <w:t xml:space="preserve">Teacher explanation: Question/criterion, data and split IDs, baseline rule, architecture, initial values and learning rates, update count/loss, checkpoints and raw </w:t>
+      </w:r>
+      <w:r>
+        <w:rPr>
+          <w:b/>
+        </w:rPr>
+        <w:t>prediction</w:t>
+      </w:r>
+      <w:r>
+        <w:rPr>
+          <w:b w:val="0"/>
+        </w:rPr>
+        <w:t xml:space="preserve">s, validation selection rule, frozen final record, </w:t>
+      </w:r>
+      <w:r>
+        <w:rPr>
+          <w:b/>
+        </w:rPr>
+        <w:t>limitation</w:t>
+      </w:r>
+      <w:r>
+        <w:rPr>
+          <w:b w:val="0"/>
+        </w:rPr>
+        <w:t>s and revision history are acceptable items.</w:t>
       </w:r>
     </w:p>
     <w:p>
-      <w:r>
-        <w:t>Teacher explanation: No fitted-line comparison or energy measurement was supplied. The initial-weight baseline comparison supports neither claim; specify a fair fitted-line procedure and measured resource boundary before comparing.</w:t>
+      <w:pPr>
+        <w:pStyle w:val="Heading3"/>
+      </w:pPr>
+      <w:r>
+        <w:t>W2 Defend the result</w:t>
       </w:r>
     </w:p>
     <w:p>
@@ -1635,61 +2830,123 @@
         <w:pStyle w:val="Heading3"/>
       </w:pPr>
       <w:r>
-        <w:t>W4 Defend a new record independently</w:t>
+        <w:t>Workbook question · W2</w:t>
       </w:r>
     </w:p>
     <w:p>
-      <w:r>
-        <w:t>A separate experiment compares candidates C1 and C2 on two validation rows: MSE 1.5 and 1.0. The written rule selects lower MSE. After freezing C2, four fresh final rows give baseline squared errors 4,9,1,2 and C2 squared errors 1,1,2,0. Compute final MSE and relative reduction. Two condition-B rows are the last two rows; compare baseline and candidate MSE there. State what this record supports and what is unmeasured.</w:t>
+      <w:pPr>
+        <w:spacing w:line="336" w:lineRule="auto" w:after="180"/>
+        <w:shd w:fill="F5F1FB"/>
+      </w:pPr>
+      <w:r>
+        <w:rPr>
+          <w:b w:val="0"/>
+        </w:rPr>
+        <w:t>State the validation selection and frozen final comparison using their correct metrics and scopes.</w:t>
       </w:r>
     </w:p>
     <w:p>
-      <w:r>
-        <w:t>Teacher explanation: Select C2. Baseline final MSE 16/4 = 4; candidate MSE 4/4 = 1; absolute reduction 3 and relative reduction 75%. Condition B baseline MSE (1+2)/2 = 1.5 and candidate MSE (2+0)/2 = 1, though one condition-B row worsened from 1 to 2. The record supports lower MSE on these four final rows, not universal reliability or a classification-accuracy percentage. Speed and energy are unmeasured.</w:t>
+      <w:pPr>
+        <w:pStyle w:val="Heading3"/>
+      </w:pPr>
+      <w:r>
+        <w:t>Teacher reasoning · W2</w:t>
       </w:r>
     </w:p>
     <w:p>
       <w:pPr>
-        <w:pStyle w:val="Heading3"/>
-      </w:pPr>
-      <w:r>
-        <w:t>W5 Record the next investigation</w:t>
+        <w:spacing w:line="336" w:lineRule="auto" w:after="180"/>
+        <w:shd w:fill="F1F6FC"/>
+      </w:pPr>
+      <w:r>
+        <w:rPr>
+          <w:b w:val="0"/>
+        </w:rPr>
+        <w:t>Teacher explanation: Rate 0.2 selected a = 2 with validation MSE 0 versus 0.78125 on two positive rows. Frozen final MSE was 5 versus baseline 20.25 on four constructed rows; negative-</w:t>
+      </w:r>
+      <w:r>
+        <w:rPr>
+          <w:b/>
+        </w:rPr>
+        <w:t>input</w:t>
+      </w:r>
+      <w:r>
+        <w:rPr>
+          <w:b w:val="0"/>
+        </w:rPr>
+        <w:t xml:space="preserve"> candidate MSE was 10 on two rows.</w:t>
       </w:r>
     </w:p>
     <w:p>
-      <w:r>
-        <w:t>Propose a fair next comparison with a fitted signed line. State how to preserve previous evidence and reserve new evaluation.</w:t>
+      <w:pPr>
+        <w:pStyle w:val="Heading3"/>
+      </w:pPr>
+      <w:r>
+        <w:t>W3 Challenge an unsupported claim</w:t>
       </w:r>
     </w:p>
     <w:p>
-      <w:r>
-        <w:t>Teacher explanation: Keep the original plans, outputs and failures. Define and fit the signed-line baseline with development data, match task and evaluation metric, freeze both procedures, and use fresh reserved cases with positive and negative input coverage. Record revised settings and report all outcomes.</w:t>
+      <w:pPr>
+        <w:pStyle w:val="Heading3"/>
+      </w:pPr>
+      <w:r>
+        <w:t>Workbook question · W3</w:t>
       </w:r>
     </w:p>
     <w:p>
       <w:pPr>
-        <w:pStyle w:val="Heading3"/>
-      </w:pPr>
-      <w:r>
-        <w:t>Independent assessment and fresh retry</w:t>
+        <w:spacing w:line="336" w:lineRule="auto" w:after="180"/>
+        <w:shd w:fill="F5F1FB"/>
+      </w:pPr>
+      <w:r>
+        <w:rPr>
+          <w:b w:val="0"/>
+        </w:rPr>
+        <w:t xml:space="preserve">A presenter claims the experiment proves neural networks beat fitted lines and use less energy. What </w:t>
+      </w:r>
+      <w:r>
+        <w:rPr>
+          <w:b/>
+        </w:rPr>
+        <w:t>evidence</w:t>
+      </w:r>
+      <w:r>
+        <w:rPr>
+          <w:b w:val="0"/>
+        </w:rPr>
+        <w:t xml:space="preserve"> is missing?</w:t>
       </w:r>
     </w:p>
     <w:p>
-      <w:r>
-        <w:t>W4 requires selection C2, MSE 4 and 1, 75% relative reduction, condition-B MSE 1.5 and 1 and recognition of the worsened row. Fresh retry: baseline squared errors 9,9,1,1; selected candidate errors 1,1,0,2. MSE 5 versus 1, relative reduction 80%; condition-B MSE both 1 with one worsened row. Require a bounded four-row conclusion.</w:t>
+      <w:pPr>
+        <w:pStyle w:val="Heading3"/>
+      </w:pPr>
+      <w:r>
+        <w:t>Teacher reasoning · W3</w:t>
       </w:r>
     </w:p>
     <w:p>
       <w:pPr>
-        <w:pStyle w:val="Heading3"/>
-      </w:pPr>
-      <w:r>
-        <w:t>Assess independent transfer</w:t>
+        <w:spacing w:line="336" w:lineRule="auto" w:after="180"/>
+        <w:shd w:fill="F1F6FC"/>
+      </w:pPr>
+      <w:r>
+        <w:rPr>
+          <w:b w:val="0"/>
+        </w:rPr>
+        <w:t>Teacher explanation: No fitted-line comparison or energy measurement was supplied.</w:t>
       </w:r>
     </w:p>
     <w:p>
-      <w:r>
-        <w:t>Selected case: A separate experiment compares candidates C1 and C2 on two validation rows: MSE 1.5 and 1.0. The written rule selects lower MSE. After freezing C2, four fresh final rows give baseline squared errors 4,9,1,2 and C2 squared errors 1,1,2,0. Compute final MSE and relative reduction. Two condition-B rows are the last two rows; compare baseline and candidate MSE there. State what this record supports and what is unmeasured.</w:t>
+      <w:pPr>
+        <w:spacing w:line="336" w:lineRule="auto" w:after="180"/>
+        <w:shd w:fill="F1F6FC"/>
+      </w:pPr>
+      <w:r>
+        <w:rPr>
+          <w:b w:val="0"/>
+        </w:rPr>
+        <w:t>The initial-weight baseline comparison supports neither claim; specify a fair fitted-line procedure and measured resource boundary before comparing.</w:t>
       </w:r>
     </w:p>
     <w:p>
@@ -1697,12 +2954,383 @@
         <w:pStyle w:val="Heading3"/>
       </w:pPr>
       <w:r>
-        <w:t>Selected case answer</w:t>
+        <w:t>W4 Defend a new record independently</w:t>
       </w:r>
     </w:p>
     <w:p>
-      <w:r>
-        <w:t>Teacher explanation: Select C2. Baseline final MSE 16/4 = 4; candidate MSE 4/4 = 1; absolute reduction 3 and relative reduction 75%. Condition B baseline MSE (1+2)/2 = 1.5 and candidate MSE (2+0)/2 = 1, though one condition-B row worsened from 1 to 2. The record supports lower MSE on these four final rows, not universal reliability or a classification-accuracy percentage. Speed and energy are unmeasured.</w:t>
+      <w:pPr>
+        <w:pStyle w:val="Heading3"/>
+      </w:pPr>
+      <w:r>
+        <w:t>Workbook question · W4</w:t>
+      </w:r>
+    </w:p>
+    <w:p>
+      <w:pPr>
+        <w:spacing w:line="336" w:lineRule="auto" w:after="180"/>
+        <w:shd w:fill="F5F1FB"/>
+      </w:pPr>
+      <w:r>
+        <w:rPr>
+          <w:b w:val="0"/>
+        </w:rPr>
+        <w:t xml:space="preserve">A separate experiment compares candidates C1 and C2 on two validation rows: MSE 1.5 and 1.0. The </w:t>
+      </w:r>
+      <w:r>
+        <w:rPr>
+          <w:b/>
+        </w:rPr>
+        <w:t>written rule</w:t>
+      </w:r>
+      <w:r>
+        <w:rPr>
+          <w:b w:val="0"/>
+        </w:rPr>
+        <w:t xml:space="preserve"> selects lower MSE.</w:t>
+      </w:r>
+    </w:p>
+    <w:p>
+      <w:pPr>
+        <w:spacing w:line="336" w:lineRule="auto" w:after="180"/>
+        <w:shd w:fill="F5F1FB"/>
+      </w:pPr>
+      <w:r>
+        <w:rPr>
+          <w:b w:val="0"/>
+        </w:rPr>
+        <w:t>After freezing C2, four fresh final rows give baseline squared errors 4,9,1,2 and C2 squared errors 1,1,2,0. Compute final MSE and relative reduction.</w:t>
+      </w:r>
+    </w:p>
+    <w:p>
+      <w:pPr>
+        <w:spacing w:line="336" w:lineRule="auto" w:after="180"/>
+        <w:shd w:fill="F5F1FB"/>
+      </w:pPr>
+      <w:r>
+        <w:rPr>
+          <w:b w:val="0"/>
+        </w:rPr>
+        <w:t>Two condition-B rows are the last two rows; compare baseline and candidate MSE there. State what this record supports and what is unmeasured.</w:t>
+      </w:r>
+    </w:p>
+    <w:p>
+      <w:pPr>
+        <w:pStyle w:val="Heading3"/>
+      </w:pPr>
+      <w:r>
+        <w:t>Teacher reasoning · W4</w:t>
+      </w:r>
+    </w:p>
+    <w:p>
+      <w:pPr>
+        <w:spacing w:line="336" w:lineRule="auto" w:after="180"/>
+        <w:shd w:fill="F1F6FC"/>
+      </w:pPr>
+      <w:r>
+        <w:rPr>
+          <w:b w:val="0"/>
+        </w:rPr>
+        <w:t>Teacher explanation: Select C2. Baseline final MSE 16/4 = 4; candidate MSE 4/4 = 1; absolute reduction 3 and relative reduction 75%.</w:t>
+      </w:r>
+    </w:p>
+    <w:p>
+      <w:pPr>
+        <w:spacing w:line="336" w:lineRule="auto" w:after="180"/>
+        <w:shd w:fill="F1F6FC"/>
+      </w:pPr>
+      <w:r>
+        <w:rPr>
+          <w:b w:val="0"/>
+        </w:rPr>
+        <w:t>Condition B baseline MSE (1+2)/2 = 1.5 and candidate MSE (2+0)/2 = 1, though one condition-B row worsened from 1 to 2.</w:t>
+      </w:r>
+    </w:p>
+    <w:p>
+      <w:pPr>
+        <w:spacing w:line="336" w:lineRule="auto" w:after="180"/>
+        <w:shd w:fill="F1F6FC"/>
+      </w:pPr>
+      <w:r>
+        <w:rPr>
+          <w:b w:val="0"/>
+        </w:rPr>
+        <w:t>The record supports lower MSE on these four final rows, not universal reliability or a classification-accuracy percentage. Speed and energy are unmeasured.</w:t>
+      </w:r>
+    </w:p>
+    <w:p>
+      <w:pPr>
+        <w:pStyle w:val="Heading3"/>
+      </w:pPr>
+      <w:r>
+        <w:t>W5 Record the next investigation</w:t>
+      </w:r>
+    </w:p>
+    <w:p>
+      <w:pPr>
+        <w:pStyle w:val="Heading3"/>
+      </w:pPr>
+      <w:r>
+        <w:t>Workbook question · W5</w:t>
+      </w:r>
+    </w:p>
+    <w:p>
+      <w:pPr>
+        <w:spacing w:line="336" w:lineRule="auto" w:after="180"/>
+        <w:shd w:fill="F5F1FB"/>
+      </w:pPr>
+      <w:r>
+        <w:rPr>
+          <w:b w:val="0"/>
+        </w:rPr>
+        <w:t xml:space="preserve">Propose a fair next comparison with a fitted signed line. State how to preserve previous </w:t>
+      </w:r>
+      <w:r>
+        <w:rPr>
+          <w:b/>
+        </w:rPr>
+        <w:t>evidence</w:t>
+      </w:r>
+      <w:r>
+        <w:rPr>
+          <w:b w:val="0"/>
+        </w:rPr>
+        <w:t xml:space="preserve"> and reserve new evaluation.</w:t>
+      </w:r>
+    </w:p>
+    <w:p>
+      <w:pPr>
+        <w:pStyle w:val="Heading3"/>
+      </w:pPr>
+      <w:r>
+        <w:t>Teacher reasoning · W5</w:t>
+      </w:r>
+    </w:p>
+    <w:p>
+      <w:pPr>
+        <w:spacing w:line="336" w:lineRule="auto" w:after="180"/>
+        <w:shd w:fill="F1F6FC"/>
+      </w:pPr>
+      <w:r>
+        <w:rPr>
+          <w:b w:val="0"/>
+        </w:rPr>
+        <w:t xml:space="preserve">Teacher explanation: Keep the original plans, </w:t>
+      </w:r>
+      <w:r>
+        <w:rPr>
+          <w:b/>
+        </w:rPr>
+        <w:t>output</w:t>
+      </w:r>
+      <w:r>
+        <w:rPr>
+          <w:b w:val="0"/>
+        </w:rPr>
+        <w:t>s and failures.</w:t>
+      </w:r>
+    </w:p>
+    <w:p>
+      <w:pPr>
+        <w:spacing w:line="336" w:lineRule="auto" w:after="180"/>
+        <w:shd w:fill="F1F6FC"/>
+      </w:pPr>
+      <w:r>
+        <w:rPr>
+          <w:b w:val="0"/>
+        </w:rPr>
+        <w:t xml:space="preserve">Define and fit the signed-line baseline with development data, match task and evaluation metric, freeze both procedures, and use fresh reserved cases with positive and negative </w:t>
+      </w:r>
+      <w:r>
+        <w:rPr>
+          <w:b/>
+        </w:rPr>
+        <w:t>input</w:t>
+      </w:r>
+      <w:r>
+        <w:rPr>
+          <w:b w:val="0"/>
+        </w:rPr>
+        <w:t xml:space="preserve"> coverage.</w:t>
+      </w:r>
+    </w:p>
+    <w:p>
+      <w:pPr>
+        <w:spacing w:line="336" w:lineRule="auto" w:after="180"/>
+        <w:shd w:fill="F1F6FC"/>
+      </w:pPr>
+      <w:r>
+        <w:rPr>
+          <w:b w:val="0"/>
+        </w:rPr>
+        <w:t>Record revised settings and report all outcomes.</w:t>
+      </w:r>
+    </w:p>
+    <w:p>
+      <w:pPr>
+        <w:pStyle w:val="Heading3"/>
+      </w:pPr>
+      <w:r>
+        <w:t>Independent assessment and fresh retry</w:t>
+      </w:r>
+    </w:p>
+    <w:p>
+      <w:pPr>
+        <w:pStyle w:val="Heading3"/>
+      </w:pPr>
+      <w:r>
+        <w:t>Teacher key · Independent assessment and fresh retry</w:t>
+      </w:r>
+    </w:p>
+    <w:p>
+      <w:pPr>
+        <w:spacing w:line="336" w:lineRule="auto" w:after="180"/>
+        <w:shd w:fill="F1F6FC"/>
+      </w:pPr>
+      <w:r>
+        <w:rPr>
+          <w:b w:val="0"/>
+        </w:rPr>
+        <w:t>W4 requires selection C2, MSE 4 and 1, 75% relative reduction, condition-B MSE 1.5 and 1 and recognition of the worsened row. Fresh retry: baseline squared errors 9,9,1,1; selected candidate errors 1,1,0,2.</w:t>
+      </w:r>
+    </w:p>
+    <w:p>
+      <w:pPr>
+        <w:spacing w:line="336" w:lineRule="auto" w:after="180"/>
+        <w:shd w:fill="F1F6FC"/>
+      </w:pPr>
+      <w:r>
+        <w:rPr>
+          <w:b w:val="0"/>
+        </w:rPr>
+        <w:t xml:space="preserve">MSE 5 versus 1, relative reduction </w:t>
+      </w:r>
+      <w:r>
+        <w:rPr>
+          <w:b/>
+        </w:rPr>
+        <w:t>80%</w:t>
+      </w:r>
+      <w:r>
+        <w:rPr>
+          <w:b w:val="0"/>
+        </w:rPr>
+        <w:t>; condition-B MSE both 1 with one worsened row. Require a bounded four-row conclusion.</w:t>
+      </w:r>
+    </w:p>
+    <w:p>
+      <w:pPr>
+        <w:pStyle w:val="Heading3"/>
+      </w:pPr>
+      <w:r>
+        <w:t>Assess independent transfer</w:t>
+      </w:r>
+    </w:p>
+    <w:p>
+      <w:pPr>
+        <w:pStyle w:val="Heading3"/>
+      </w:pPr>
+      <w:r>
+        <w:t>Independent question · withhold the key</w:t>
+      </w:r>
+    </w:p>
+    <w:p>
+      <w:pPr>
+        <w:spacing w:line="336" w:lineRule="auto" w:after="180"/>
+        <w:shd w:fill="F5F1FB"/>
+      </w:pPr>
+      <w:r>
+        <w:rPr>
+          <w:b w:val="0"/>
+        </w:rPr>
+        <w:t xml:space="preserve">Selected case: A separate experiment compares candidates C1 and C2 on two validation rows: MSE 1.5 and 1.0. The </w:t>
+      </w:r>
+      <w:r>
+        <w:rPr>
+          <w:b/>
+        </w:rPr>
+        <w:t>written rule</w:t>
+      </w:r>
+      <w:r>
+        <w:rPr>
+          <w:b w:val="0"/>
+        </w:rPr>
+        <w:t xml:space="preserve"> selects lower MSE.</w:t>
+      </w:r>
+    </w:p>
+    <w:p>
+      <w:pPr>
+        <w:spacing w:line="336" w:lineRule="auto" w:after="180"/>
+        <w:shd w:fill="F5F1FB"/>
+      </w:pPr>
+      <w:r>
+        <w:rPr>
+          <w:b w:val="0"/>
+        </w:rPr>
+        <w:t>After freezing C2, four fresh final rows give baseline squared errors 4,9,1,2 and C2 squared errors 1,1,2,0. Compute final MSE and relative reduction.</w:t>
+      </w:r>
+    </w:p>
+    <w:p>
+      <w:pPr>
+        <w:spacing w:line="336" w:lineRule="auto" w:after="180"/>
+        <w:shd w:fill="F5F1FB"/>
+      </w:pPr>
+      <w:r>
+        <w:rPr>
+          <w:b w:val="0"/>
+        </w:rPr>
+        <w:t>Two condition-B rows are the last two rows; compare baseline and candidate MSE there. State what this record supports and what is unmeasured.</w:t>
+      </w:r>
+    </w:p>
+    <w:p>
+      <w:pPr>
+        <w:pStyle w:val="Heading3"/>
+      </w:pPr>
+      <w:r>
+        <w:t>Selected case answer</w:t>
+      </w:r>
+    </w:p>
+    <w:p>
+      <w:pPr>
+        <w:pStyle w:val="Heading3"/>
+      </w:pPr>
+      <w:r>
+        <w:t>Teacher key · Selected case answer</w:t>
+      </w:r>
+    </w:p>
+    <w:p>
+      <w:pPr>
+        <w:spacing w:line="336" w:lineRule="auto" w:after="180"/>
+        <w:shd w:fill="F1F6FC"/>
+      </w:pPr>
+      <w:r>
+        <w:rPr>
+          <w:b w:val="0"/>
+        </w:rPr>
+        <w:t>Teacher explanation: Select C2. Baseline final MSE 16/4 = 4; candidate MSE 4/4 = 1; absolute reduction 3 and relative reduction 75%.</w:t>
+      </w:r>
+    </w:p>
+    <w:p>
+      <w:pPr>
+        <w:spacing w:line="336" w:lineRule="auto" w:after="180"/>
+        <w:shd w:fill="F1F6FC"/>
+      </w:pPr>
+      <w:r>
+        <w:rPr>
+          <w:b w:val="0"/>
+        </w:rPr>
+        <w:t>Condition B baseline MSE (1+2)/2 = 1.5 and candidate MSE (2+0)/2 = 1, though one condition-B row worsened from 1 to 2.</w:t>
+      </w:r>
+    </w:p>
+    <w:p>
+      <w:pPr>
+        <w:spacing w:line="336" w:lineRule="auto" w:after="180"/>
+        <w:shd w:fill="F1F6FC"/>
+      </w:pPr>
+      <w:r>
+        <w:rPr>
+          <w:b w:val="0"/>
+        </w:rPr>
+        <w:t>The record supports lower MSE on these four final rows, not universal reliability or a classification-accuracy percentage. Speed and energy are unmeasured.</w:t>
       </w:r>
     </w:p>
     <w:tbl>
@@ -1808,67 +3436,291 @@
       </w:tr>
     </w:tbl>
     <w:p>
-      <w:r>
-        <w:t>Record each dimension as not yet, with support, or independent. Accept a valid alternative procedure with a defensible trace. Do not penalise an honestly recorded model failure if the learner correctly explains its evidence and limits.</w:t>
+      <w:pPr>
+        <w:pStyle w:val="Heading3"/>
+      </w:pPr>
+      <w:r>
+        <w:t>Teacher key · Selected case answer</w:t>
       </w:r>
     </w:p>
     <w:p>
       <w:pPr>
-        <w:pStyle w:val="Heading3"/>
-      </w:pPr>
-      <w:r>
-        <w:t>Feedback that the learner uses</w:t>
+        <w:spacing w:line="336" w:lineRule="auto" w:after="180"/>
+        <w:shd w:fill="F1F6FC"/>
+      </w:pPr>
+      <w:r>
+        <w:rPr>
+          <w:b w:val="0"/>
+        </w:rPr>
+        <w:t>Record each dimension as not yet, with support, or independent. Accept a valid alternative procedure with a defensible trace.</w:t>
       </w:r>
     </w:p>
     <w:p>
-      <w:r>
-        <w:t>Name the earliest unsupported step and give one action to repair it. Have the learner make that repair now and explain why. Then assess the relevant skill on a fresh, fully specified case. Confirm it was not previously practised with feedback; solve and check the new case before assigning it. A follow-up design prompt is a starting brief, not automatically an equivalent test.</w:t>
+      <w:pPr>
+        <w:spacing w:line="336" w:lineRule="auto" w:after="180"/>
+        <w:shd w:fill="F1F6FC"/>
+      </w:pPr>
+      <w:r>
+        <w:rPr>
+          <w:b w:val="0"/>
+        </w:rPr>
+        <w:t xml:space="preserve">Do not penalise an honestly recorded model failure if the learner correctly explains its </w:t>
+      </w:r>
+      <w:r>
+        <w:rPr>
+          <w:b/>
+        </w:rPr>
+        <w:t>evidence</w:t>
+      </w:r>
+      <w:r>
+        <w:rPr>
+          <w:b w:val="0"/>
+        </w:rPr>
+        <w:t xml:space="preserve"> and limits.</w:t>
       </w:r>
     </w:p>
     <w:p>
       <w:pPr>
-        <w:pStyle w:val="Heading1"/>
-      </w:pPr>
-      <w:r>
-        <w:t>06. Connect the project, support and next lesson</w:t>
+        <w:pStyle w:val="Heading3"/>
+      </w:pPr>
+      <w:r>
+        <w:t>Feedback that the learner uses</w:t>
       </w:r>
     </w:p>
     <w:p>
-      <w:r>
-        <w:t>For Image-pattern Network Investigation, use this week’s independent task as a rehearsal for the final evidence pack: A separate experiment compares candidates C1 and C2 on two validation rows: MSE 1.5 and 1.0. The written rule selects lower MSE. After freezing C2, four fresh final rows give baseline squared errors 4,9,1,2 and C2 squared errors 1,1,2,0. Compute final MSE and relative reduction. Two condition-B rows are the last two rows; compare baseline and candidate MSE there. State what this record supports and what is unmeasured. Keep actual observations separate from expected results, preserve failures, compare a baseline and explain the limits.</w:t>
+      <w:pPr>
+        <w:spacing w:line="336" w:lineRule="auto" w:after="180"/>
+      </w:pPr>
+      <w:r>
+        <w:rPr>
+          <w:b w:val="0"/>
+        </w:rPr>
+        <w:t>Name the earliest unsupported step and give one action to repair it. Have the learner make that repair now and explain why. Then assess the relevant skill on a fresh, fully specified case.</w:t>
       </w:r>
     </w:p>
     <w:p>
-      <w:r>
-        <w:t>Provide a frame with question, fixed settings, changed setting, data roles, raw predictions, metric, conclusion and limitation. Allow a calculator and explicit squared-error columns. Extension: implement the arithmetic locally, preserve the program version, and explain why a successful replay adds no independent test cases.</w:t>
+      <w:pPr>
+        <w:spacing w:line="336" w:lineRule="auto" w:after="180"/>
+      </w:pPr>
+      <w:r>
+        <w:rPr>
+          <w:b w:val="0"/>
+        </w:rPr>
+        <w:t>Confirm it was not previously practised with feedback; solve and check the new case before assigning it. A follow-up design prompt is a starting brief, not automatically an equivalent test.</w:t>
       </w:r>
     </w:p>
     <w:p>
-      <w:r>
-        <w:t>AI 5 begins generative and predictive objectives. Check understanding of distributions and vector similarity before advancing; provide a targeted retrieval activity where evidence is incomplete.</w:t>
+      <w:pPr>
+        <w:pStyle w:val="Heading1"/>
+      </w:pPr>
+      <w:r>
+        <w:t>06. Connect the project, support and next lesson</w:t>
       </w:r>
     </w:p>
     <w:p>
       <w:r>
-        <w:t>Retain the project ledger and assess a changed case after support. Check the relevant prerequisite before carrying this component forward.</w:t>
+        <w:t>Connect Neural network experiment defense to Image-pattern Network Investigation, adapt support and plan a later changed-case check.</w:t>
       </w:r>
     </w:p>
     <w:p>
       <w:pPr>
-        <w:pStyle w:val="Heading3"/>
-      </w:pPr>
-      <w:r>
-        <w:t>Plan the delayed return</w:t>
+        <w:spacing w:line="336" w:lineRule="auto" w:after="180"/>
+      </w:pPr>
+      <w:r>
+        <w:rPr>
+          <w:b w:val="0"/>
+        </w:rPr>
+        <w:t xml:space="preserve">For Image-pattern Network Investigation, use this week’s independent task as a rehearsal for the final </w:t>
+      </w:r>
+      <w:r>
+        <w:rPr>
+          <w:b/>
+        </w:rPr>
+        <w:t>evidence</w:t>
+      </w:r>
+      <w:r>
+        <w:rPr>
+          <w:b w:val="0"/>
+        </w:rPr>
+        <w:t xml:space="preserve"> pack: A separate experiment compares candidates C1 and C2 on two validation rows: MSE 1.5 and 1.0.</w:t>
       </w:r>
     </w:p>
     <w:p>
-      <w:r>
-        <w:t>Suggested return points in this level: plan a review after the level ends. Use actual classroom dates, adjusting for holidays and gaps. One, three and six teaching weeks are scheduling choices, not a claimed optimal spacing.</w:t>
+      <w:pPr>
+        <w:spacing w:line="336" w:lineRule="auto" w:after="180"/>
+      </w:pPr>
+      <w:r>
+        <w:rPr>
+          <w:b w:val="0"/>
+        </w:rPr>
+        <w:t xml:space="preserve">The </w:t>
+      </w:r>
+      <w:r>
+        <w:rPr>
+          <w:b/>
+        </w:rPr>
+        <w:t>written rule</w:t>
+      </w:r>
+      <w:r>
+        <w:rPr>
+          <w:b w:val="0"/>
+        </w:rPr>
+        <w:t xml:space="preserve"> selects lower MSE. After freezing C2, four fresh final rows give baseline squared errors 4,9,1,2 and C2 squared errors 1,1,2,0. Compute final MSE and relative reduction.</w:t>
       </w:r>
     </w:p>
     <w:p>
-      <w:r>
-        <w:t>At a delayed check, ask for the idea from memory and a changed application. Compare with the earlier independent response and record support used. For a new level, revisit the previous capstone before checking the new prerequisites.</w:t>
+      <w:pPr>
+        <w:spacing w:line="336" w:lineRule="auto" w:after="180"/>
+      </w:pPr>
+      <w:r>
+        <w:rPr>
+          <w:b w:val="0"/>
+        </w:rPr>
+        <w:t>Two condition-B rows are the last two rows; compare baseline and candidate MSE there. State what this record supports and what is unmeasured.</w:t>
+      </w:r>
+    </w:p>
+    <w:p>
+      <w:pPr>
+        <w:spacing w:line="336" w:lineRule="auto" w:after="180"/>
+      </w:pPr>
+      <w:r>
+        <w:rPr>
+          <w:b w:val="0"/>
+        </w:rPr>
+        <w:t xml:space="preserve">Keep actual </w:t>
+      </w:r>
+      <w:r>
+        <w:rPr>
+          <w:b/>
+        </w:rPr>
+        <w:t>observation</w:t>
+      </w:r>
+      <w:r>
+        <w:rPr>
+          <w:b w:val="0"/>
+        </w:rPr>
+        <w:t>s separate from expected results, preserve failures, compare a baseline and explain the limits.</w:t>
+      </w:r>
+    </w:p>
+    <w:p>
+      <w:pPr>
+        <w:spacing w:line="336" w:lineRule="auto" w:after="180"/>
+      </w:pPr>
+      <w:r>
+        <w:rPr>
+          <w:b w:val="0"/>
+        </w:rPr>
+        <w:t xml:space="preserve">Provide a frame with question, fixed settings, changed setting, data roles, raw </w:t>
+      </w:r>
+      <w:r>
+        <w:rPr>
+          <w:b/>
+        </w:rPr>
+        <w:t>prediction</w:t>
+      </w:r>
+      <w:r>
+        <w:rPr>
+          <w:b w:val="0"/>
+        </w:rPr>
+        <w:t xml:space="preserve">s, metric, conclusion and </w:t>
+      </w:r>
+      <w:r>
+        <w:rPr>
+          <w:b/>
+        </w:rPr>
+        <w:t>limitation</w:t>
+      </w:r>
+      <w:r>
+        <w:rPr>
+          <w:b w:val="0"/>
+        </w:rPr>
+        <w:t>. Allow a calculator and explicit squared-error columns.</w:t>
+      </w:r>
+    </w:p>
+    <w:p>
+      <w:pPr>
+        <w:spacing w:line="336" w:lineRule="auto" w:after="180"/>
+      </w:pPr>
+      <w:r>
+        <w:rPr>
+          <w:b w:val="0"/>
+        </w:rPr>
+        <w:t>Extension: implement the arithmetic locally, preserve the program version, and explain why a successful replay adds no independent test cases.</w:t>
+      </w:r>
+    </w:p>
+    <w:p>
+      <w:pPr>
+        <w:spacing w:line="336" w:lineRule="auto" w:after="180"/>
+      </w:pPr>
+      <w:r>
+        <w:rPr>
+          <w:b w:val="0"/>
+        </w:rPr>
+        <w:t xml:space="preserve">AI 5 begins generative and predictive objectives. Check understanding of distributions and vector similarity before advancing; provide a targeted retrieval activity where </w:t>
+      </w:r>
+      <w:r>
+        <w:rPr>
+          <w:b/>
+        </w:rPr>
+        <w:t>evidence</w:t>
+      </w:r>
+      <w:r>
+        <w:rPr>
+          <w:b w:val="0"/>
+        </w:rPr>
+        <w:t xml:space="preserve"> is incomplete.</w:t>
+      </w:r>
+    </w:p>
+    <w:p>
+      <w:pPr>
+        <w:spacing w:line="336" w:lineRule="auto" w:after="180"/>
+      </w:pPr>
+      <w:r>
+        <w:rPr>
+          <w:b w:val="0"/>
+        </w:rPr>
+        <w:t>Retain the project ledger and assess a changed case after support. Check the relevant prerequisite before carrying this component forward.</w:t>
+      </w:r>
+    </w:p>
+    <w:p>
+      <w:pPr>
+        <w:pStyle w:val="Heading3"/>
+      </w:pPr>
+      <w:r>
+        <w:t>Plan the delayed return</w:t>
+      </w:r>
+    </w:p>
+    <w:p>
+      <w:pPr>
+        <w:spacing w:line="336" w:lineRule="auto" w:after="180"/>
+      </w:pPr>
+      <w:r>
+        <w:rPr>
+          <w:b w:val="0"/>
+        </w:rPr>
+        <w:t>Suggested return points in this level: plan a review after the level ends. Use actual classroom dates, adjusting for holidays and gaps. One, three and six teaching weeks are scheduling choices, not a claimed optimal spacing.</w:t>
+      </w:r>
+    </w:p>
+    <w:p>
+      <w:pPr>
+        <w:spacing w:line="336" w:lineRule="auto" w:after="180"/>
+      </w:pPr>
+      <w:r>
+        <w:rPr>
+          <w:b w:val="0"/>
+        </w:rPr>
+        <w:t>At a delayed check, ask for the idea from memory and a changed application. Compare with the earlier independent response and record support used.</w:t>
+      </w:r>
+    </w:p>
+    <w:p>
+      <w:pPr>
+        <w:spacing w:line="336" w:lineRule="auto" w:after="180"/>
+      </w:pPr>
+      <w:r>
+        <w:rPr>
+          <w:b w:val="0"/>
+        </w:rPr>
+        <w:t>For a new level, revisit the previous capstone before checking the new prerequisites.</w:t>
       </w:r>
     </w:p>
     <w:tbl>
@@ -2028,8 +3880,26 @@
       </w:tr>
     </w:tbl>
     <w:p>
-      <w:r>
-        <w:t>Use the evidence to choose reteaching or the next step. A completed page, confidence rating or attractive project does not by itself demonstrate understanding.</w:t>
+      <w:pPr>
+        <w:spacing w:line="336" w:lineRule="auto" w:after="180"/>
+      </w:pPr>
+      <w:r>
+        <w:rPr>
+          <w:b w:val="0"/>
+        </w:rPr>
+        <w:t xml:space="preserve">Use the </w:t>
+      </w:r>
+      <w:r>
+        <w:rPr>
+          <w:b/>
+        </w:rPr>
+        <w:t>evidence</w:t>
+      </w:r>
+      <w:r>
+        <w:rPr>
+          <w:b w:val="0"/>
+        </w:rPr>
+        <w:t xml:space="preserve"> to choose reteaching or the next step. A completed page, confidence rating or attractive project does not by itself demonstrate understanding.</w:t>
       </w:r>
     </w:p>
     <w:p>
@@ -2041,7 +3911,13 @@
       </w:r>
     </w:p>
     <w:p>
-      <w:r>
+      <w:pPr>
+        <w:spacing w:line="336" w:lineRule="auto" w:after="180"/>
+      </w:pPr>
+      <w:r>
+        <w:rPr>
+          <w:b w:val="0"/>
+        </w:rPr>
         <w:t>For the Image-pattern Network Investigation, save the labelled trace and the changed-case explanation beside the experiment record. State exactly what this example supports before linking it to the wider capstone claim.</w:t>
       </w:r>
     </w:p>
@@ -2055,12 +3931,56 @@
     </w:p>
     <w:p>
       <w:r>
-        <w:t>Teaching target: Defend a network experiment using traceable evidence</w:t>
+        <w:t>Use this preparation summary alongside the detailed Neural network experiment defense lesson; it is a checklist rather than a replacement for the full sequence.</w:t>
       </w:r>
     </w:p>
     <w:p>
-      <w:r>
-        <w:t>Prepare the labelled worked-case picture, the matching workbook, fictional input cards and a place for individual responses. Check a local Python 3 environment before class; have a paper-trace version ready.</w:t>
+      <w:pPr>
+        <w:pStyle w:val="Heading3"/>
+      </w:pPr>
+      <w:r>
+        <w:t>Teaching target</w:t>
+      </w:r>
+    </w:p>
+    <w:p>
+      <w:pPr>
+        <w:spacing w:line="336" w:lineRule="auto" w:after="180"/>
+        <w:shd w:fill="EDF7F3"/>
+      </w:pPr>
+      <w:r>
+        <w:rPr>
+          <w:b w:val="0"/>
+        </w:rPr>
+        <w:t xml:space="preserve">Teaching target: Defend a network experiment using traceable </w:t>
+      </w:r>
+      <w:r>
+        <w:rPr>
+          <w:b/>
+        </w:rPr>
+        <w:t>evidence</w:t>
+      </w:r>
+    </w:p>
+    <w:p>
+      <w:pPr>
+        <w:spacing w:line="336" w:lineRule="auto" w:after="180"/>
+      </w:pPr>
+      <w:r>
+        <w:rPr>
+          <w:b w:val="0"/>
+        </w:rPr>
+        <w:t xml:space="preserve">Prepare the labelled worked-case picture, the matching workbook, fictional </w:t>
+      </w:r>
+      <w:r>
+        <w:rPr>
+          <w:b/>
+        </w:rPr>
+        <w:t>input</w:t>
+      </w:r>
+      <w:r>
+        <w:rPr>
+          <w:b w:val="0"/>
+        </w:rPr>
+        <w:t xml:space="preserve"> cards and a place for individual responses. Check a local Python 3 environment before class; have a paper-trace version ready.</w:t>
       </w:r>
     </w:p>
     <w:tbl>
@@ -2207,37 +4127,219 @@
       </w:tr>
     </w:tbl>
     <w:p>
-      <w:r>
+      <w:pPr>
+        <w:spacing w:line="336" w:lineRule="auto" w:after="180"/>
+      </w:pPr>
+      <w:r>
+        <w:rPr>
+          <w:b w:val="0"/>
+        </w:rPr>
         <w:t>Before class, solve the supported practice: State the validation selection and frozen final comparison using their correct metrics and scopes.</w:t>
       </w:r>
     </w:p>
     <w:p>
-      <w:r>
-        <w:t>Reasoned practice answer: Teacher explanation: Rate 0.2 selected a = 2 with validation MSE 0 versus 0.78125 on two positive rows. Frozen final MSE was 5 versus baseline 20.25 on four constructed rows; negative-input candidate MSE was 10 on two rows.</w:t>
+      <w:pPr>
+        <w:pStyle w:val="Heading3"/>
+      </w:pPr>
+      <w:r>
+        <w:t>Supported practice answer</w:t>
       </w:r>
     </w:p>
     <w:p>
-      <w:r>
-        <w:t>Check every learner before discussion: Use the worked case for Neural network experiment defense. Proposed explanation: “A polished demonstration is an evaluation”. Decide whether this explanation is supported. Point to the step or supplied fact that decides; explain your repair if needed.</w:t>
+      <w:pPr>
+        <w:spacing w:line="336" w:lineRule="auto" w:after="180"/>
+        <w:shd w:fill="F1F6FC"/>
+      </w:pPr>
+      <w:r>
+        <w:rPr>
+          <w:b w:val="0"/>
+        </w:rPr>
+        <w:t>Reasoned practice answer: Teacher explanation: Rate 0.2 selected a = 2 with validation MSE 0 versus 0.78125 on two positive rows.</w:t>
       </w:r>
     </w:p>
     <w:p>
-      <w:r>
-        <w:t>Misconception repair: A demonstration needs traceable data roles, metrics and raw results to support a performance claim.</w:t>
+      <w:pPr>
+        <w:spacing w:line="336" w:lineRule="auto" w:after="180"/>
+        <w:shd w:fill="F1F6FC"/>
+      </w:pPr>
+      <w:r>
+        <w:rPr>
+          <w:b w:val="0"/>
+        </w:rPr>
+        <w:t>Frozen final MSE was 5 versus baseline 20.25 on four constructed rows; negative-</w:t>
+      </w:r>
+      <w:r>
+        <w:rPr>
+          <w:b/>
+        </w:rPr>
+        <w:t>input</w:t>
+      </w:r>
+      <w:r>
+        <w:rPr>
+          <w:b w:val="0"/>
+        </w:rPr>
+        <w:t xml:space="preserve"> candidate MSE was 10 on two rows.</w:t>
       </w:r>
     </w:p>
     <w:p>
-      <w:r>
-        <w:t>Support: read the exact case aloud, enlarge the labelled picture, supply input cards and model only the first deciding step. Accept a spoken explanation or drawing; retain the reasoning goal.</w:t>
+      <w:pPr>
+        <w:spacing w:line="336" w:lineRule="auto" w:after="180"/>
+      </w:pPr>
+      <w:r>
+        <w:rPr>
+          <w:b w:val="0"/>
+        </w:rPr>
+        <w:t xml:space="preserve">Check every learner before discussion: Use the worked case for Neural network experiment </w:t>
+      </w:r>
+      <w:r>
+        <w:rPr>
+          <w:b/>
+        </w:rPr>
+        <w:t>defense</w:t>
+      </w:r>
+      <w:r>
+        <w:rPr>
+          <w:b w:val="0"/>
+        </w:rPr>
+        <w:t>. Proposed explanation: “A polished demonstration is an evaluation”. Decide whether this explanation is supported.</w:t>
       </w:r>
     </w:p>
     <w:p>
-      <w:r>
-        <w:t>Extension: Change the second input from 1 to 2. Require a prediction and a reason before comparing. Expected result: z becomes 1-2+0.2=-0.8 and ReLU returns 0. Reason: The negative weighted term grows; ReLU clips a negative pre-activation to zero.</w:t>
+      <w:pPr>
+        <w:spacing w:line="336" w:lineRule="auto" w:after="180"/>
+      </w:pPr>
+      <w:r>
+        <w:rPr>
+          <w:b w:val="0"/>
+        </w:rPr>
+        <w:t>Point to the step or supplied fact that decides; explain your repair if needed.</w:t>
       </w:r>
     </w:p>
     <w:p>
-      <w:r>
+      <w:pPr>
+        <w:pStyle w:val="Heading3"/>
+      </w:pPr>
+      <w:r>
+        <w:t>Repair the misconception</w:t>
+      </w:r>
+    </w:p>
+    <w:p>
+      <w:pPr>
+        <w:spacing w:line="336" w:lineRule="auto" w:after="180"/>
+        <w:shd w:fill="FFF5E6"/>
+      </w:pPr>
+      <w:r>
+        <w:rPr>
+          <w:b w:val="0"/>
+        </w:rPr>
+        <w:t>Misconception repair: A demonstration needs traceable data roles, metrics and raw results to support a performance claim.</w:t>
+      </w:r>
+    </w:p>
+    <w:p>
+      <w:pPr>
+        <w:pStyle w:val="Heading3"/>
+      </w:pPr>
+      <w:r>
+        <w:t>Support without giving away the answer</w:t>
+      </w:r>
+    </w:p>
+    <w:p>
+      <w:pPr>
+        <w:spacing w:line="336" w:lineRule="auto" w:after="180"/>
+        <w:shd w:fill="F1F6F8"/>
+      </w:pPr>
+      <w:r>
+        <w:rPr>
+          <w:b w:val="0"/>
+        </w:rPr>
+        <w:t xml:space="preserve">Support: read the exact case aloud, enlarge the labelled picture, supply </w:t>
+      </w:r>
+      <w:r>
+        <w:rPr>
+          <w:b/>
+        </w:rPr>
+        <w:t>input</w:t>
+      </w:r>
+      <w:r>
+        <w:rPr>
+          <w:b w:val="0"/>
+        </w:rPr>
+        <w:t xml:space="preserve"> cards and model only the first deciding step. Accept a spoken explanation or drawing; retain the reasoning goal.</w:t>
+      </w:r>
+    </w:p>
+    <w:p>
+      <w:pPr>
+        <w:pStyle w:val="Heading3"/>
+      </w:pPr>
+      <w:r>
+        <w:t>Extend the reasoning</w:t>
+      </w:r>
+    </w:p>
+    <w:p>
+      <w:pPr>
+        <w:spacing w:line="336" w:lineRule="auto" w:after="180"/>
+        <w:shd w:fill="F5F1FB"/>
+      </w:pPr>
+      <w:r>
+        <w:rPr>
+          <w:b w:val="0"/>
+        </w:rPr>
+        <w:t xml:space="preserve">Extension: Change the second </w:t>
+      </w:r>
+      <w:r>
+        <w:rPr>
+          <w:b/>
+        </w:rPr>
+        <w:t>input</w:t>
+      </w:r>
+      <w:r>
+        <w:rPr>
+          <w:b w:val="0"/>
+        </w:rPr>
+        <w:t xml:space="preserve"> from 1 to 2. Require a </w:t>
+      </w:r>
+      <w:r>
+        <w:rPr>
+          <w:b/>
+        </w:rPr>
+        <w:t>prediction</w:t>
+      </w:r>
+      <w:r>
+        <w:rPr>
+          <w:b w:val="0"/>
+        </w:rPr>
+        <w:t xml:space="preserve"> and a reason before comparing. Expected result: z becomes 1-2+0.2=-0.8 and ReLU returns 0.</w:t>
+      </w:r>
+    </w:p>
+    <w:p>
+      <w:pPr>
+        <w:spacing w:line="336" w:lineRule="auto" w:after="180"/>
+        <w:shd w:fill="F5F1FB"/>
+      </w:pPr>
+      <w:r>
+        <w:rPr>
+          <w:b w:val="0"/>
+        </w:rPr>
+        <w:t>Reason: The negative weighted term grows; ReLU clips a negative pre-activation to zero.</w:t>
+      </w:r>
+    </w:p>
+    <w:p>
+      <w:pPr>
+        <w:pStyle w:val="Heading3"/>
+      </w:pPr>
+      <w:r>
+        <w:t>Protect the independent attempt</w:t>
+      </w:r>
+    </w:p>
+    <w:p>
+      <w:pPr>
+        <w:spacing w:line="336" w:lineRule="auto" w:after="180"/>
+        <w:shd w:fill="FFF5E6"/>
+      </w:pPr>
+      <w:r>
+        <w:rPr>
+          <w:b w:val="0"/>
+        </w:rPr>
         <w:t>Independent assessment: withhold the reserved answer until the learner has attempted the new case. Record support separately from correctness.</w:t>
       </w:r>
     </w:p>
@@ -2426,46 +4528,1006 @@
       </w:tr>
     </w:tbl>
     <w:p>
-      <w:r>
-        <w:t>Project checkpoint: Present and defend. Demonstrate the system, explain one failure and justify the next improvement with evidence.</w:t>
+      <w:pPr>
+        <w:pStyle w:val="Heading3"/>
+      </w:pPr>
+      <w:r>
+        <w:t>Project checkpoint</w:t>
       </w:r>
     </w:p>
     <w:p>
-      <w:r>
-        <w:t>Use the weekly teacher answer for topic-specific reasoning. A saved progress tick is an activity record; judge mastery from the learner’s explanation and evidence.</w:t>
+      <w:pPr>
+        <w:spacing w:line="336" w:lineRule="auto" w:after="180"/>
+        <w:shd w:fill="EDF7F3"/>
+      </w:pPr>
+      <w:r>
+        <w:rPr>
+          <w:b w:val="0"/>
+        </w:rPr>
+        <w:t xml:space="preserve">Project checkpoint: Present and defend. Demonstrate the system, explain one failure and justify the next improvement with </w:t>
+      </w:r>
+      <w:r>
+        <w:rPr>
+          <w:b/>
+        </w:rPr>
+        <w:t>evidence</w:t>
+      </w:r>
+      <w:r>
+        <w:rPr>
+          <w:b w:val="0"/>
+        </w:rPr>
+        <w:t>.</w:t>
       </w:r>
     </w:p>
     <w:p>
       <w:pPr>
-        <w:pStyle w:val="Heading1"/>
-      </w:pPr>
-      <w:r>
-        <w:t>08. Use feedback, labs and repair paths</w:t>
+        <w:spacing w:line="336" w:lineRule="auto" w:after="180"/>
+      </w:pPr>
+      <w:r>
+        <w:rPr>
+          <w:b w:val="0"/>
+        </w:rPr>
+        <w:t xml:space="preserve">Use the weekly teacher answer for topic-specific reasoning. A saved progress tick is an activity record; judge mastery from the learner’s explanation and </w:t>
+      </w:r>
+      <w:r>
+        <w:rPr>
+          <w:b/>
+        </w:rPr>
+        <w:t>evidence</w:t>
+      </w:r>
+      <w:r>
+        <w:rPr>
+          <w:b w:val="0"/>
+        </w:rPr>
+        <w:t>.</w:t>
       </w:r>
     </w:p>
     <w:p>
-      <w:r>
-        <w:t>Use the two formative questions as supported practice, not as independent mastery scores. Discuss the deciding evidence rather than accepting a guessed selection.</w:t>
+      <w:pPr>
+        <w:pStyle w:val="Heading1"/>
+      </w:pPr>
+      <w:r>
+        <w:t>08. Use feedback, labs and repair paths</w:t>
       </w:r>
     </w:p>
     <w:p>
       <w:r>
-        <w:t>The feedback comes from the reviewed public worked case. Do not reveal the separately reserved independent teacher answer until the learner has attempted that case.</w:t>
+        <w:t>Use feedback, earlier review and portfolios purposefully. Apply the coding routine only when this lesson has an executable lab.</w:t>
       </w:r>
     </w:p>
     <w:p>
-      <w:r>
-        <w:t>Ask students to predict before running code. Preserve errors and actual outputs; collect a changed test and an explanation. The branch-boundary and indexing lessons deliberately include failure cases.</w:t>
+      <w:pPr>
+        <w:spacing w:line="336" w:lineRule="auto" w:after="180"/>
+      </w:pPr>
+      <w:r>
+        <w:rPr>
+          <w:b w:val="0"/>
+        </w:rPr>
+        <w:t xml:space="preserve">Use the two formative questions as supported practice, not as independent mastery scores. Discuss the deciding </w:t>
+      </w:r>
+      <w:r>
+        <w:rPr>
+          <w:b/>
+        </w:rPr>
+        <w:t>evidence</w:t>
+      </w:r>
+      <w:r>
+        <w:rPr>
+          <w:b w:val="0"/>
+        </w:rPr>
+        <w:t xml:space="preserve"> rather than accepting a guessed selection.</w:t>
       </w:r>
     </w:p>
     <w:p>
-      <w:r>
-        <w:t>Use the earlier worked-explanation links to address a specific missing building block, then return to the current question. Adapt this suggestion after observing the learner; it is not an automatic diagnosis.</w:t>
+      <w:pPr>
+        <w:spacing w:line="336" w:lineRule="auto" w:after="180"/>
+      </w:pPr>
+      <w:r>
+        <w:rPr>
+          <w:b w:val="0"/>
+        </w:rPr>
+        <w:t>The feedback comes from the reviewed public worked case. Do not reveal the separately reserved independent teacher answer until the learner has attempted that case.</w:t>
       </w:r>
     </w:p>
     <w:p>
-      <w:r>
-        <w:t>Collect the completed-work portfolio as evidence. Record support separately from correctness, and assess explanation, trace/test and limitations. Progress ticks and quiz selections alone do not establish mastery.</w:t>
+      <w:pPr>
+        <w:pStyle w:val="Heading3"/>
+      </w:pPr>
+      <w:r>
+        <w:t>For later coding lessons</w:t>
+      </w:r>
+    </w:p>
+    <w:p>
+      <w:r>
+        <w:t>This week has no code block. Use this routine when a later lesson includes an executable lab.</w:t>
+      </w:r>
+    </w:p>
+    <w:p>
+      <w:pPr>
+        <w:spacing w:line="336" w:lineRule="auto" w:after="180"/>
+        <w:shd w:fill="F1F6F8"/>
+      </w:pPr>
+      <w:r>
+        <w:rPr>
+          <w:b w:val="0"/>
+        </w:rPr>
+        <w:t xml:space="preserve">Ask students to predict before running code. Preserve errors and actual </w:t>
+      </w:r>
+      <w:r>
+        <w:rPr>
+          <w:b/>
+        </w:rPr>
+        <w:t>output</w:t>
+      </w:r>
+      <w:r>
+        <w:rPr>
+          <w:b w:val="0"/>
+        </w:rPr>
+        <w:t>s; collect a changed test and an explanation. The branch-boundary and indexing lessons deliberately include failure cases.</w:t>
+      </w:r>
+    </w:p>
+    <w:p>
+      <w:pPr>
+        <w:spacing w:line="336" w:lineRule="auto" w:after="180"/>
+      </w:pPr>
+      <w:r>
+        <w:rPr>
+          <w:b w:val="0"/>
+        </w:rPr>
+        <w:t>Use the earlier worked-explanation links to address a specific missing building block, then return to the current question. Adapt this suggestion after observing the learner; it is not an automatic diagnosis.</w:t>
+      </w:r>
+    </w:p>
+    <w:p>
+      <w:pPr>
+        <w:spacing w:line="336" w:lineRule="auto" w:after="180"/>
+      </w:pPr>
+      <w:r>
+        <w:rPr>
+          <w:b w:val="0"/>
+        </w:rPr>
+        <w:t xml:space="preserve">Collect the completed-work portfolio as </w:t>
+      </w:r>
+      <w:r>
+        <w:rPr>
+          <w:b/>
+        </w:rPr>
+        <w:t>evidence</w:t>
+      </w:r>
+      <w:r>
+        <w:rPr>
+          <w:b w:val="0"/>
+        </w:rPr>
+        <w:t xml:space="preserve">. Record support separately from correctness, and assess explanation, trace/test and </w:t>
+      </w:r>
+      <w:r>
+        <w:rPr>
+          <w:b/>
+        </w:rPr>
+        <w:t>limitation</w:t>
+      </w:r>
+      <w:r>
+        <w:rPr>
+          <w:b w:val="0"/>
+        </w:rPr>
+        <w:t>s. Progress ticks and quiz selections alone do not establish mastery.</w:t>
+      </w:r>
+    </w:p>
+    <w:p>
+      <w:pPr>
+        <w:pStyle w:val="Heading1"/>
+      </w:pPr>
+      <w:r>
+        <w:t>09. Visual concept journey</w:t>
+      </w:r>
+    </w:p>
+    <w:p>
+      <w:r>
+        <w:t>Show one Neural network experiment defense graphic at a time, request a prediction and discuss its trace before the independent assessment.</w:t>
+      </w:r>
+    </w:p>
+    <w:p>
+      <w:pPr>
+        <w:spacing w:line="336" w:lineRule="auto" w:after="180"/>
+      </w:pPr>
+      <w:r>
+        <w:rPr>
+          <w:b w:val="0"/>
+        </w:rPr>
+        <w:t xml:space="preserve">Use one picture at a time. Hide a worked result before asking for a </w:t>
+      </w:r>
+      <w:r>
+        <w:rPr>
+          <w:b/>
+        </w:rPr>
+        <w:t>prediction</w:t>
+      </w:r>
+      <w:r>
+        <w:rPr>
+          <w:b w:val="0"/>
+        </w:rPr>
+        <w:t>, then reveal it for feedback. These are supported teaching cases; retain the separate independent assessment for a fresh first attempt.</w:t>
+      </w:r>
+    </w:p>
+    <w:p>
+      <w:pPr>
+        <w:pStyle w:val="Heading3"/>
+      </w:pPr>
+      <w:r>
+        <w:t>01. Neural network experiment defense: the case</w:t>
+      </w:r>
+    </w:p>
+    <w:p>
+      <w:r>
+        <w:drawing>
+          <wp:inline xmlns:a="http://schemas.openxmlformats.org/drawingml/2006/main" xmlns:pic="http://schemas.openxmlformats.org/drawingml/2006/picture">
+            <wp:extent cx="5486400" cy="2834640"/>
+            <wp:docPr id="3" name="Picture 3" descr="Defend an individual network calculation. At the defence, a team shows a single toy neuron before describing the whole image-pattern experiment. Supplied facts: Inputs are [2,1]; weights [0.5,-1]; bias 0.2; activation is ReLU, max(0,z). This is a demonstration, not a probability model."/>
+            <wp:cNvGraphicFramePr>
+              <a:graphicFrameLocks noChangeAspect="1"/>
+            </wp:cNvGraphicFramePr>
+            <a:graphic>
+              <a:graphicData uri="http://schemas.openxmlformats.org/drawingml/2006/picture">
+                <pic:pic>
+                  <pic:nvPicPr>
+                    <pic:cNvPr id="0" name="academy-story-ai-5-36-01.png"/>
+                    <pic:cNvPicPr/>
+                  </pic:nvPicPr>
+                  <pic:blipFill>
+                    <a:blip r:embed="rId11"/>
+                    <a:stretch>
+                      <a:fillRect/>
+                    </a:stretch>
+                  </pic:blipFill>
+                  <pic:spPr>
+                    <a:xfrm>
+                      <a:off x="0" y="0"/>
+                      <a:ext cx="5486400" cy="2834640"/>
+                    </a:xfrm>
+                    <a:prstGeom prst="rect"/>
+                  </pic:spPr>
+                </pic:pic>
+              </a:graphicData>
+            </a:graphic>
+          </wp:inline>
+        </w:drawing>
+      </w:r>
+    </w:p>
+    <w:p>
+      <w:pPr>
+        <w:spacing w:line="336" w:lineRule="auto" w:after="180"/>
+      </w:pPr>
+      <w:r>
+        <w:rPr>
+          <w:b w:val="0"/>
+        </w:rPr>
+        <w:t>Defend an individual network calculation. At the defence, a team shows a single toy neuron before describing the whole image-pattern experiment.</w:t>
+      </w:r>
+    </w:p>
+    <w:p>
+      <w:pPr>
+        <w:spacing w:line="336" w:lineRule="auto" w:after="180"/>
+      </w:pPr>
+      <w:r>
+        <w:rPr>
+          <w:b w:val="0"/>
+        </w:rPr>
+        <w:t xml:space="preserve">Supplied facts: </w:t>
+      </w:r>
+      <w:r>
+        <w:rPr>
+          <w:b/>
+        </w:rPr>
+        <w:t>Input</w:t>
+      </w:r>
+      <w:r>
+        <w:rPr>
+          <w:b w:val="0"/>
+        </w:rPr>
+        <w:t>s are [2,1]; weights [0.5,-1]; bias 0.2; activation is ReLU, max(0,z). This is a demonstration, not a probability model.</w:t>
+      </w:r>
+    </w:p>
+    <w:p>
+      <w:pPr>
+        <w:spacing w:line="336" w:lineRule="auto" w:after="180"/>
+        <w:shd w:fill="F5F1FB"/>
+      </w:pPr>
+      <w:r>
+        <w:rPr>
+          <w:b w:val="0"/>
+        </w:rPr>
+        <w:t>Point to the given fact that matters most. Explain why it matters.</w:t>
+      </w:r>
+    </w:p>
+    <w:p>
+      <w:pPr>
+        <w:pStyle w:val="Heading3"/>
+      </w:pPr>
+      <w:r>
+        <w:t>Discuss while showing the picture</w:t>
+      </w:r>
+    </w:p>
+    <w:p>
+      <w:pPr>
+        <w:spacing w:line="336" w:lineRule="auto" w:after="180"/>
+        <w:shd w:fill="F1F6F8"/>
+      </w:pPr>
+      <w:r>
+        <w:rPr>
+          <w:b w:val="0"/>
+        </w:rPr>
+        <w:t>Teacher prompt: Point to the given fact that matters most. Explain why it matters. Ask learners to describe one label or arrow in ordinary words. Use the adjacent transcript if the image is difficult to see.</w:t>
+      </w:r>
+    </w:p>
+    <w:p>
+      <w:pPr>
+        <w:pStyle w:val="Heading3"/>
+      </w:pPr>
+      <w:r>
+        <w:t>02. Follow the deciding steps</w:t>
+      </w:r>
+    </w:p>
+    <w:p>
+      <w:r>
+        <w:drawing>
+          <wp:inline xmlns:a="http://schemas.openxmlformats.org/drawingml/2006/main" xmlns:pic="http://schemas.openxmlformats.org/drawingml/2006/picture">
+            <wp:extent cx="5486400" cy="3182112"/>
+            <wp:docPr id="4" name="Picture 4" descr="Multiply inputs: 2×0.5=1 and 1×(-1)=-1. → Add weighted terms: Pre-activation z is 1-1+0.2=0.2. → Apply ReLU: max(0,0.2)=0.2; this activation is not a confidence percentage."/>
+            <wp:cNvGraphicFramePr>
+              <a:graphicFrameLocks noChangeAspect="1"/>
+            </wp:cNvGraphicFramePr>
+            <a:graphic>
+              <a:graphicData uri="http://schemas.openxmlformats.org/drawingml/2006/picture">
+                <pic:pic>
+                  <pic:nvPicPr>
+                    <pic:cNvPr id="0" name="academy-story-ai-5-36-02.png"/>
+                    <pic:cNvPicPr/>
+                  </pic:nvPicPr>
+                  <pic:blipFill>
+                    <a:blip r:embed="rId12"/>
+                    <a:stretch>
+                      <a:fillRect/>
+                    </a:stretch>
+                  </pic:blipFill>
+                  <pic:spPr>
+                    <a:xfrm>
+                      <a:off x="0" y="0"/>
+                      <a:ext cx="5486400" cy="3182112"/>
+                    </a:xfrm>
+                    <a:prstGeom prst="rect"/>
+                  </pic:spPr>
+                </pic:pic>
+              </a:graphicData>
+            </a:graphic>
+          </wp:inline>
+        </w:drawing>
+      </w:r>
+    </w:p>
+    <w:p>
+      <w:pPr>
+        <w:spacing w:line="336" w:lineRule="auto" w:after="180"/>
+      </w:pPr>
+      <w:r>
+        <w:rPr>
+          <w:b w:val="0"/>
+        </w:rPr>
+        <w:t xml:space="preserve">Multiply </w:t>
+      </w:r>
+      <w:r>
+        <w:rPr>
+          <w:b/>
+        </w:rPr>
+        <w:t>input</w:t>
+      </w:r>
+      <w:r>
+        <w:rPr>
+          <w:b w:val="0"/>
+        </w:rPr>
+        <w:t>s: 2×0.5=1 and 1×(-1)=-1. → Add weighted terms: Pre-activation z is 1-1+0.2=0.2. → Apply ReLU: max(0,0.2)=0.2; this activation is not a confidence percentage.</w:t>
+      </w:r>
+    </w:p>
+    <w:p>
+      <w:pPr>
+        <w:spacing w:line="336" w:lineRule="auto" w:after="180"/>
+        <w:shd w:fill="F5F1FB"/>
+      </w:pPr>
+      <w:r>
+        <w:rPr>
+          <w:b w:val="0"/>
+        </w:rPr>
+        <w:t xml:space="preserve">Point to each numbered stage and explain which recorded </w:t>
+      </w:r>
+      <w:r>
+        <w:rPr>
+          <w:b/>
+        </w:rPr>
+        <w:t>input</w:t>
+      </w:r>
+      <w:r>
+        <w:rPr>
+          <w:b w:val="0"/>
+        </w:rPr>
+        <w:t xml:space="preserve"> it uses.</w:t>
+      </w:r>
+    </w:p>
+    <w:p>
+      <w:pPr>
+        <w:pStyle w:val="Heading3"/>
+      </w:pPr>
+      <w:r>
+        <w:t>Discuss while showing the picture</w:t>
+      </w:r>
+    </w:p>
+    <w:p>
+      <w:pPr>
+        <w:spacing w:line="336" w:lineRule="auto" w:after="180"/>
+        <w:shd w:fill="F1F6F8"/>
+      </w:pPr>
+      <w:r>
+        <w:rPr>
+          <w:b w:val="0"/>
+        </w:rPr>
+        <w:t xml:space="preserve">Teacher prompt: Point to each numbered stage and explain which recorded </w:t>
+      </w:r>
+      <w:r>
+        <w:rPr>
+          <w:b/>
+        </w:rPr>
+        <w:t>input</w:t>
+      </w:r>
+      <w:r>
+        <w:rPr>
+          <w:b w:val="0"/>
+        </w:rPr>
+        <w:t xml:space="preserve"> it uses. Ask learners to describe one label or arrow in ordinary words. Use the adjacent transcript if the image is difficult to see.</w:t>
+      </w:r>
+    </w:p>
+    <w:p>
+      <w:pPr>
+        <w:pStyle w:val="Heading3"/>
+      </w:pPr>
+      <w:r>
+        <w:t>03. One toy ReLU neuron: not a probability</w:t>
+      </w:r>
+    </w:p>
+    <w:p>
+      <w:r>
+        <w:drawing>
+          <wp:inline xmlns:a="http://schemas.openxmlformats.org/drawingml/2006/main" xmlns:pic="http://schemas.openxmlformats.org/drawingml/2006/picture">
+            <wp:extent cx="5486400" cy="3224784"/>
+            <wp:docPr id="5" name="Picture 5" descr="One toy ReLU neuron: not a probability. Inputs: [2, 1]; weights: [0.5, -1]; bias: 0.2; activation: relu; output: 0.2."/>
+            <wp:cNvGraphicFramePr>
+              <a:graphicFrameLocks noChangeAspect="1"/>
+            </wp:cNvGraphicFramePr>
+            <a:graphic>
+              <a:graphicData uri="http://schemas.openxmlformats.org/drawingml/2006/picture">
+                <pic:pic>
+                  <pic:nvPicPr>
+                    <pic:cNvPr id="0" name="academy-story-ai-5-36-03.png"/>
+                    <pic:cNvPicPr/>
+                  </pic:nvPicPr>
+                  <pic:blipFill>
+                    <a:blip r:embed="rId13"/>
+                    <a:stretch>
+                      <a:fillRect/>
+                    </a:stretch>
+                  </pic:blipFill>
+                  <pic:spPr>
+                    <a:xfrm>
+                      <a:off x="0" y="0"/>
+                      <a:ext cx="5486400" cy="3224784"/>
+                    </a:xfrm>
+                    <a:prstGeom prst="rect"/>
+                  </pic:spPr>
+                </pic:pic>
+              </a:graphicData>
+            </a:graphic>
+          </wp:inline>
+        </w:drawing>
+      </w:r>
+    </w:p>
+    <w:p>
+      <w:pPr>
+        <w:spacing w:line="336" w:lineRule="auto" w:after="180"/>
+      </w:pPr>
+      <w:r>
+        <w:rPr>
+          <w:b w:val="0"/>
+        </w:rPr>
+        <w:t xml:space="preserve">One toy ReLU neuron: not a probability. </w:t>
+      </w:r>
+      <w:r>
+        <w:rPr>
+          <w:b/>
+        </w:rPr>
+        <w:t>Input</w:t>
+      </w:r>
+      <w:r>
+        <w:rPr>
+          <w:b w:val="0"/>
+        </w:rPr>
+        <w:t xml:space="preserve">s: [2, 1]; weights: [0.5, -1]; bias: 0.2; activation: relu; </w:t>
+      </w:r>
+      <w:r>
+        <w:rPr>
+          <w:b/>
+        </w:rPr>
+        <w:t>output</w:t>
+      </w:r>
+      <w:r>
+        <w:rPr>
+          <w:b w:val="0"/>
+        </w:rPr>
+        <w:t>: 0.2.</w:t>
+      </w:r>
+    </w:p>
+    <w:p>
+      <w:pPr>
+        <w:spacing w:line="336" w:lineRule="auto" w:after="180"/>
+        <w:shd w:fill="F5F1FB"/>
+      </w:pPr>
+      <w:r>
+        <w:rPr>
+          <w:b w:val="0"/>
+        </w:rPr>
+        <w:t>Read the labels and values. Explain the relationship the model shows.</w:t>
+      </w:r>
+    </w:p>
+    <w:p>
+      <w:pPr>
+        <w:pStyle w:val="Heading3"/>
+      </w:pPr>
+      <w:r>
+        <w:t>Discuss while showing the picture</w:t>
+      </w:r>
+    </w:p>
+    <w:p>
+      <w:pPr>
+        <w:spacing w:line="336" w:lineRule="auto" w:after="180"/>
+        <w:shd w:fill="F1F6F8"/>
+      </w:pPr>
+      <w:r>
+        <w:rPr>
+          <w:b w:val="0"/>
+        </w:rPr>
+        <w:t>Teacher prompt: Read the labels and values. Explain the relationship the model shows. Ask learners to describe one label or arrow in ordinary words. Use the adjacent transcript if the image is difficult to see.</w:t>
+      </w:r>
+    </w:p>
+    <w:p>
+      <w:pPr>
+        <w:spacing w:line="336" w:lineRule="auto" w:after="180"/>
+        <w:shd w:fill="F1F6F8"/>
+      </w:pPr>
+      <w:r>
+        <w:rPr>
+          <w:b w:val="0"/>
+        </w:rPr>
+        <w:t>Check row/column meanings, units and denominators before discussing a difference. Supplied toy values are not real class or model results.</w:t>
+      </w:r>
+    </w:p>
+    <w:p>
+      <w:pPr>
+        <w:pStyle w:val="Heading3"/>
+      </w:pPr>
+      <w:r>
+        <w:t>04. Change one thing. Trace what follows.</w:t>
+      </w:r>
+    </w:p>
+    <w:p>
+      <w:r>
+        <w:drawing>
+          <wp:inline xmlns:a="http://schemas.openxmlformats.org/drawingml/2006/main" xmlns:pic="http://schemas.openxmlformats.org/drawingml/2006/picture">
+            <wp:extent cx="5486400" cy="3026664"/>
+            <wp:docPr id="6" name="Picture 6" descr="Original case: max(0,0.2)=0.2; this activation is not a confidence percentage. Changed condition: Change the second input from 1 to 2. Expected result: z becomes 1-2+0.2=-0.8 and ReLU returns 0. Reason: The negative weighted term grows; ReLU clips a negative pre-activation to zero."/>
+            <wp:cNvGraphicFramePr>
+              <a:graphicFrameLocks noChangeAspect="1"/>
+            </wp:cNvGraphicFramePr>
+            <a:graphic>
+              <a:graphicData uri="http://schemas.openxmlformats.org/drawingml/2006/picture">
+                <pic:pic>
+                  <pic:nvPicPr>
+                    <pic:cNvPr id="0" name="academy-story-ai-5-36-04.png"/>
+                    <pic:cNvPicPr/>
+                  </pic:nvPicPr>
+                  <pic:blipFill>
+                    <a:blip r:embed="rId14"/>
+                    <a:stretch>
+                      <a:fillRect/>
+                    </a:stretch>
+                  </pic:blipFill>
+                  <pic:spPr>
+                    <a:xfrm>
+                      <a:off x="0" y="0"/>
+                      <a:ext cx="5486400" cy="3026664"/>
+                    </a:xfrm>
+                    <a:prstGeom prst="rect"/>
+                  </pic:spPr>
+                </pic:pic>
+              </a:graphicData>
+            </a:graphic>
+          </wp:inline>
+        </w:drawing>
+      </w:r>
+    </w:p>
+    <w:p>
+      <w:pPr>
+        <w:spacing w:line="336" w:lineRule="auto" w:after="180"/>
+      </w:pPr>
+      <w:r>
+        <w:rPr>
+          <w:b w:val="0"/>
+        </w:rPr>
+        <w:t xml:space="preserve">Original case: max(0,0.2)=0.2; this activation is not a confidence percentage. Changed condition: Change the second </w:t>
+      </w:r>
+      <w:r>
+        <w:rPr>
+          <w:b/>
+        </w:rPr>
+        <w:t>input</w:t>
+      </w:r>
+      <w:r>
+        <w:rPr>
+          <w:b w:val="0"/>
+        </w:rPr>
+        <w:t xml:space="preserve"> from 1 to 2. Expected result: z becomes 1-2+0.2=-0.8 and ReLU returns 0.</w:t>
+      </w:r>
+    </w:p>
+    <w:p>
+      <w:pPr>
+        <w:spacing w:line="336" w:lineRule="auto" w:after="180"/>
+      </w:pPr>
+      <w:r>
+        <w:rPr>
+          <w:b w:val="0"/>
+        </w:rPr>
+        <w:t>Reason: The negative weighted term grows; ReLU clips a negative pre-activation to zero.</w:t>
+      </w:r>
+    </w:p>
+    <w:p>
+      <w:pPr>
+        <w:spacing w:line="336" w:lineRule="auto" w:after="180"/>
+        <w:shd w:fill="F5F1FB"/>
+      </w:pPr>
+      <w:r>
+        <w:rPr>
+          <w:b w:val="0"/>
+        </w:rPr>
+        <w:t>Predict before checking the worked changed-case result. Name what changed and what the supplied facts allow you to conclude.</w:t>
+      </w:r>
+    </w:p>
+    <w:p>
+      <w:pPr>
+        <w:pStyle w:val="Heading3"/>
+      </w:pPr>
+      <w:r>
+        <w:t>Discuss while showing the picture</w:t>
+      </w:r>
+    </w:p>
+    <w:p>
+      <w:pPr>
+        <w:spacing w:line="336" w:lineRule="auto" w:after="180"/>
+        <w:shd w:fill="F1F6F8"/>
+      </w:pPr>
+      <w:r>
+        <w:rPr>
+          <w:b w:val="0"/>
+        </w:rPr>
+        <w:t>Teacher prompt: Predict before checking the worked changed-case result. Name what changed and what the supplied facts allow you to conclude. Ask learners to describe one label or arrow in ordinary words.</w:t>
+      </w:r>
+    </w:p>
+    <w:p>
+      <w:pPr>
+        <w:spacing w:line="336" w:lineRule="auto" w:after="180"/>
+        <w:shd w:fill="F1F6F8"/>
+      </w:pPr>
+      <w:r>
+        <w:rPr>
+          <w:b w:val="0"/>
+        </w:rPr>
+        <w:t>Use the adjacent transcript if the image is difficult to see. Changed-case reasoning: The negative weighted term grows; ReLU clips a negative pre-activation to zero.</w:t>
+      </w:r>
+    </w:p>
+    <w:p>
+      <w:pPr>
+        <w:pStyle w:val="Heading3"/>
+      </w:pPr>
+      <w:r>
+        <w:t>05. Connect the explanation to its limit</w:t>
+      </w:r>
+    </w:p>
+    <w:p>
+      <w:r>
+        <w:drawing>
+          <wp:inline xmlns:a="http://schemas.openxmlformats.org/drawingml/2006/main" xmlns:pic="http://schemas.openxmlformats.org/drawingml/2006/picture">
+            <wp:extent cx="5486400" cy="2834640"/>
+            <wp:docPr id="7" name="Picture 7" descr="A defence should distinguish a traceable network calculation from a claim about classification quality. The neuron transforms supplied numbers; held-out labelled cases are needed to assess the complete system. Limit: This one-neuron arithmetic does not establish how a trained image classifier generalises or why its full network makes a decision."/>
+            <wp:cNvGraphicFramePr>
+              <a:graphicFrameLocks noChangeAspect="1"/>
+            </wp:cNvGraphicFramePr>
+            <a:graphic>
+              <a:graphicData uri="http://schemas.openxmlformats.org/drawingml/2006/picture">
+                <pic:pic>
+                  <pic:nvPicPr>
+                    <pic:cNvPr id="0" name="academy-story-ai-5-36-05.png"/>
+                    <pic:cNvPicPr/>
+                  </pic:nvPicPr>
+                  <pic:blipFill>
+                    <a:blip r:embed="rId15"/>
+                    <a:stretch>
+                      <a:fillRect/>
+                    </a:stretch>
+                  </pic:blipFill>
+                  <pic:spPr>
+                    <a:xfrm>
+                      <a:off x="0" y="0"/>
+                      <a:ext cx="5486400" cy="2834640"/>
+                    </a:xfrm>
+                    <a:prstGeom prst="rect"/>
+                  </pic:spPr>
+                </pic:pic>
+              </a:graphicData>
+            </a:graphic>
+          </wp:inline>
+        </w:drawing>
+      </w:r>
+    </w:p>
+    <w:p>
+      <w:pPr>
+        <w:spacing w:line="336" w:lineRule="auto" w:after="180"/>
+      </w:pPr>
+      <w:r>
+        <w:rPr>
+          <w:b w:val="0"/>
+        </w:rPr>
+        <w:t>A defence should distinguish a traceable network calculation from a claim about classification quality. The neuron transforms supplied numbers; held-out labelled cases are needed to assess the complete system.</w:t>
+      </w:r>
+    </w:p>
+    <w:p>
+      <w:pPr>
+        <w:spacing w:line="336" w:lineRule="auto" w:after="180"/>
+      </w:pPr>
+      <w:r>
+        <w:rPr>
+          <w:b w:val="0"/>
+        </w:rPr>
+        <w:t>Limit: This one-neuron arithmetic does not establish how a trained image classifier generalises or why its full network makes a decision.</w:t>
+      </w:r>
+    </w:p>
+    <w:p>
+      <w:pPr>
+        <w:spacing w:line="336" w:lineRule="auto" w:after="180"/>
+        <w:shd w:fill="F5F1FB"/>
+      </w:pPr>
+      <w:r>
+        <w:rPr>
+          <w:b w:val="0"/>
+        </w:rPr>
+        <w:t>Explain the case, then point to a limit on the claim.</w:t>
+      </w:r>
+    </w:p>
+    <w:p>
+      <w:pPr>
+        <w:pStyle w:val="Heading3"/>
+      </w:pPr>
+      <w:r>
+        <w:t>Discuss while showing the picture</w:t>
+      </w:r>
+    </w:p>
+    <w:p>
+      <w:pPr>
+        <w:spacing w:line="336" w:lineRule="auto" w:after="180"/>
+        <w:shd w:fill="F1F6F8"/>
+      </w:pPr>
+      <w:r>
+        <w:rPr>
+          <w:b w:val="0"/>
+        </w:rPr>
+        <w:t>Teacher prompt: Explain the case, then point to a limit on the claim. Ask learners to describe one label or arrow in ordinary words. Use the adjacent transcript if the image is difficult to see.</w:t>
+      </w:r>
+    </w:p>
+    <w:p>
+      <w:pPr>
+        <w:spacing w:line="336" w:lineRule="auto" w:after="180"/>
+        <w:shd w:fill="F1F6F8"/>
+      </w:pPr>
+      <w:r>
+        <w:rPr>
+          <w:b w:val="0"/>
+        </w:rPr>
+        <w:t>Keep the stated scope: This one-neuron arithmetic does not establish how a trained image classifier generalises or why its full network makes a decision.</w:t>
+      </w:r>
+    </w:p>
+    <w:p>
+      <w:pPr>
+        <w:pStyle w:val="Heading3"/>
+      </w:pPr>
+      <w:r>
+        <w:t>06. Make the idea visible in your project</w:t>
+      </w:r>
+    </w:p>
+    <w:p>
+      <w:r>
+        <w:drawing>
+          <wp:inline xmlns:a="http://schemas.openxmlformats.org/drawingml/2006/main" xmlns:pic="http://schemas.openxmlformats.org/drawingml/2006/picture">
+            <wp:extent cx="5486400" cy="3681984"/>
+            <wp:docPr id="8" name="Picture 8" descr="For the Image-pattern Network Investigation, save the labelled trace and the changed-case explanation beside the experiment record. State exactly what this example supports before linking it to the wider capstone claim. Draw your input, deciding step, result and limit. Supported question: Calculate both weighted terms, z and ReLU output. Predict the changed second input and explain why 0.2 cannot be called 20% accuracy."/>
+            <wp:cNvGraphicFramePr>
+              <a:graphicFrameLocks noChangeAspect="1"/>
+            </wp:cNvGraphicFramePr>
+            <a:graphic>
+              <a:graphicData uri="http://schemas.openxmlformats.org/drawingml/2006/picture">
+                <pic:pic>
+                  <pic:nvPicPr>
+                    <pic:cNvPr id="0" name="academy-story-ai-5-36-06.png"/>
+                    <pic:cNvPicPr/>
+                  </pic:nvPicPr>
+                  <pic:blipFill>
+                    <a:blip r:embed="rId16"/>
+                    <a:stretch>
+                      <a:fillRect/>
+                    </a:stretch>
+                  </pic:blipFill>
+                  <pic:spPr>
+                    <a:xfrm>
+                      <a:off x="0" y="0"/>
+                      <a:ext cx="5486400" cy="3681984"/>
+                    </a:xfrm>
+                    <a:prstGeom prst="rect"/>
+                  </pic:spPr>
+                </pic:pic>
+              </a:graphicData>
+            </a:graphic>
+          </wp:inline>
+        </w:drawing>
+      </w:r>
+    </w:p>
+    <w:p>
+      <w:pPr>
+        <w:spacing w:line="336" w:lineRule="auto" w:after="180"/>
+      </w:pPr>
+      <w:r>
+        <w:rPr>
+          <w:b w:val="0"/>
+        </w:rPr>
+        <w:t>For the Image-pattern Network Investigation, save the labelled trace and the changed-case explanation beside the experiment record. State exactly what this example supports before linking it to the wider capstone claim.</w:t>
+      </w:r>
+    </w:p>
+    <w:p>
+      <w:pPr>
+        <w:spacing w:line="336" w:lineRule="auto" w:after="180"/>
+      </w:pPr>
+      <w:r>
+        <w:rPr>
+          <w:b w:val="0"/>
+        </w:rPr>
+        <w:t xml:space="preserve">Draw your </w:t>
+      </w:r>
+      <w:r>
+        <w:rPr>
+          <w:b/>
+        </w:rPr>
+        <w:t>input</w:t>
+      </w:r>
+      <w:r>
+        <w:rPr>
+          <w:b w:val="0"/>
+        </w:rPr>
+        <w:t xml:space="preserve">, deciding step, result and limit. Supported question: Calculate both weighted terms, z and ReLU </w:t>
+      </w:r>
+      <w:r>
+        <w:rPr>
+          <w:b/>
+        </w:rPr>
+        <w:t>output</w:t>
+      </w:r>
+      <w:r>
+        <w:rPr>
+          <w:b w:val="0"/>
+        </w:rPr>
+        <w:t xml:space="preserve">. Predict the changed second </w:t>
+      </w:r>
+      <w:r>
+        <w:rPr>
+          <w:b/>
+        </w:rPr>
+        <w:t>input</w:t>
+      </w:r>
+      <w:r>
+        <w:rPr>
+          <w:b w:val="0"/>
+        </w:rPr>
+        <w:t xml:space="preserve"> and explain why 0.2 cannot be called 20% accuracy.</w:t>
+      </w:r>
+    </w:p>
+    <w:p>
+      <w:pPr>
+        <w:spacing w:line="336" w:lineRule="auto" w:after="180"/>
+        <w:shd w:fill="F5F1FB"/>
+      </w:pPr>
+      <w:r>
+        <w:rPr>
+          <w:b w:val="0"/>
+        </w:rPr>
+        <w:t xml:space="preserve">Draw your project trace and justify the deciding step using </w:t>
+      </w:r>
+      <w:r>
+        <w:rPr>
+          <w:b/>
+        </w:rPr>
+        <w:t>evidence</w:t>
+      </w:r>
+      <w:r>
+        <w:rPr>
+          <w:b w:val="0"/>
+        </w:rPr>
+        <w:t>.</w:t>
+      </w:r>
+    </w:p>
+    <w:p>
+      <w:pPr>
+        <w:pStyle w:val="Heading3"/>
+      </w:pPr>
+      <w:r>
+        <w:t>Discuss while showing the picture</w:t>
+      </w:r>
+    </w:p>
+    <w:p>
+      <w:pPr>
+        <w:spacing w:line="336" w:lineRule="auto" w:after="180"/>
+        <w:shd w:fill="F1F6F8"/>
+      </w:pPr>
+      <w:r>
+        <w:rPr>
+          <w:b w:val="0"/>
+        </w:rPr>
+        <w:t xml:space="preserve">Teacher prompt: Draw your project trace and justify the deciding step using </w:t>
+      </w:r>
+      <w:r>
+        <w:rPr>
+          <w:b/>
+        </w:rPr>
+        <w:t>evidence</w:t>
+      </w:r>
+      <w:r>
+        <w:rPr>
+          <w:b w:val="0"/>
+        </w:rPr>
+        <w:t>. Ask learners to describe one label or arrow in ordinary words. Use the adjacent transcript if the image is difficult to see.</w:t>
+      </w:r>
+    </w:p>
+    <w:p>
+      <w:pPr>
+        <w:spacing w:line="336" w:lineRule="auto" w:after="180"/>
+        <w:shd w:fill="F1F6F8"/>
+      </w:pPr>
+      <w:r>
+        <w:rPr>
+          <w:b w:val="0"/>
+        </w:rPr>
+        <w:t xml:space="preserve">Supported practice key: The products are 1 and -1; z=0.2 and ReLU=0.2. With second </w:t>
+      </w:r>
+      <w:r>
+        <w:rPr>
+          <w:b/>
+        </w:rPr>
+        <w:t>input</w:t>
+      </w:r>
+      <w:r>
+        <w:rPr>
+          <w:b w:val="0"/>
+        </w:rPr>
+        <w:t xml:space="preserve"> 2, z=-0.8 and </w:t>
+      </w:r>
+      <w:r>
+        <w:rPr>
+          <w:b/>
+        </w:rPr>
+        <w:t>output</w:t>
+      </w:r>
+      <w:r>
+        <w:rPr>
+          <w:b w:val="0"/>
+        </w:rPr>
+        <w:t>=0. The activation is a neuron value, not an accuracy fraction or calibrated probability.</w:t>
       </w:r>
     </w:p>
     <w:sectPr>

--- a/downloads/teacher/ai-5-week-36.docx
+++ b/downloads/teacher/ai-5-week-36.docx
@@ -131,7 +131,7 @@
           </w:tcPr>
           <w:p>
             <w:r>
-              <w:t>Sections 1–6; record the brief recall in the workbook.</w:t>
+              <w:t>Use Your mission, Notice the evidence, See how it works, Words that unlock the idea and Follow a worked example; record recall in the workbook.</w:t>
             </w:r>
           </w:p>
         </w:tc>
@@ -163,7 +163,7 @@
           </w:tcPr>
           <w:p>
             <w:r>
-              <w:t>Sections 7–10; use the matching workbook W2 and misconception check.</w:t>
+              <w:t>Use Find and repair a mistake, Practise together and Build your understanding; use the matching workbook W2 and Individual reasoning check.</w:t>
             </w:r>
           </w:p>
         </w:tc>
@@ -195,7 +195,7 @@
           </w:tcPr>
           <w:p>
             <w:r>
-              <w:t>Sections 9 and 11–14. Give extra time to finish the full task set; use Section 15 when the week includes a coding lab.</w:t>
+              <w:t>Use Run the investigation, Connect your project and Try a new case independently. Allow extra time for the full task set. When code is supplied, use the examples in See how it works or Follow a worked example and the browser lab in Supported practice, repair and portfolio.</w:t>
             </w:r>
           </w:p>
         </w:tc>
@@ -444,7 +444,7 @@
         <w:rPr>
           <w:b w:val="0"/>
         </w:rPr>
-        <w:t xml:space="preserve">Use two 45-minute sessions. This capstone uses constructed scalar ReLU regression so every calculation is inspectable. It is an experiment in </w:t>
+        <w:t xml:space="preserve">For the compact alternative schedule, use two 45-minute sessions. This capstone uses constructed scalar ReLU regression so every calculation is inspectable. It is an experiment in </w:t>
       </w:r>
       <w:r>
         <w:rPr>
@@ -2026,7 +2026,7 @@
         <w:rPr>
           <w:b w:val="0"/>
         </w:rPr>
-        <w:t xml:space="preserve">Use the worked example in Sections 3 and 6. Collect a </w:t>
+        <w:t xml:space="preserve">Use See how it works and Follow a worked example. Collect a </w:t>
       </w:r>
       <w:r>
         <w:rPr>
@@ -2487,7 +2487,7 @@
         <w:rPr>
           <w:b w:val="0"/>
         </w:rPr>
-        <w:t xml:space="preserve">Use Section 9 for the </w:t>
+        <w:t xml:space="preserve">Use Run the investigation for the </w:t>
       </w:r>
       <w:r>
         <w:rPr>
@@ -4056,7 +4056,7 @@
           </w:tcPr>
           <w:p>
             <w:r>
-              <w:t>Sections 1–6; record the brief recall in the workbook.</w:t>
+              <w:t>Use Your mission, Notice the evidence, See how it works, Words that unlock the idea and Follow a worked example; record recall in the workbook.</w:t>
             </w:r>
           </w:p>
         </w:tc>
@@ -4088,7 +4088,7 @@
           </w:tcPr>
           <w:p>
             <w:r>
-              <w:t>Sections 7–10; use the matching workbook W2 and misconception check.</w:t>
+              <w:t>Use Find and repair a mistake, Practise together and Build your understanding; use the matching workbook W2 and Individual reasoning check.</w:t>
             </w:r>
           </w:p>
         </w:tc>
@@ -4120,7 +4120,7 @@
           </w:tcPr>
           <w:p>
             <w:r>
-              <w:t>Sections 9 and 11–14. Give extra time to finish the full task set; use Section 15 when the week includes a coding lab.</w:t>
+              <w:t>Use Run the investigation, Connect your project and Try a new case independently. Allow extra time for the full task set. When code is supplied, use the examples in See how it works or Follow a worked example and the browser lab in Supported practice, repair and portfolio.</w:t>
             </w:r>
           </w:p>
         </w:tc>

--- a/downloads/teacher/ai-5-week-36.docx
+++ b/downloads/teacher/ai-5-week-36.docx
@@ -25,20 +25,38 @@
         <w:pStyle w:val="Heading1"/>
       </w:pPr>
       <w:r>
-        <w:t>01. Prepare the purpose, prerequisites and materials</w:t>
+        <w:t>Reward a bounded explanation backed by inspectable evidence.</w:t>
       </w:r>
     </w:p>
     <w:p>
       <w:r>
-        <w:t>Prepare Neural network experiment defense: check the target, prerequisites, resources and adaptable teaching schedule.</w:t>
+        <w:t>Use checked calculations and independent case reasoning rather than presentation polish.</w:t>
       </w:r>
     </w:p>
     <w:p>
-      <w:pPr>
-        <w:pStyle w:val="Heading3"/>
-      </w:pPr>
-      <w:r>
-        <w:t>Teach the learning cycle</w:t>
+      <w:r>
+        <w:t>Model a defense → challenge unsupported claims → assess fresh C1/C2 evidence → specify the next fair comparison.</w:t>
+      </w:r>
+    </w:p>
+    <w:p>
+      <w:pPr>
+        <w:pStyle w:val="Heading1"/>
+      </w:pPr>
+      <w:r>
+        <w:t>01. Prepare the connected mathematical investigation</w:t>
+      </w:r>
+    </w:p>
+    <w:p>
+      <w:r>
+        <w:t>Keep explanation,shared practice and independent evidence distinct.</w:t>
+      </w:r>
+    </w:p>
+    <w:p>
+      <w:pPr>
+        <w:pStyle w:val="Heading2"/>
+      </w:pPr>
+      <w:r>
+        <w:t>Target and main teaching plan</w:t>
       </w:r>
     </w:p>
     <w:p>
@@ -237,18 +255,21 @@
     </w:p>
     <w:p>
       <w:pPr>
-        <w:pStyle w:val="Heading3"/>
-      </w:pPr>
-      <w:r>
-        <w:t>Retrieval answer guidance</w:t>
+        <w:pStyle w:val="Heading2"/>
+      </w:pPr>
+      <w:r>
+        <w:t>Preparation and prerequisite</w:t>
       </w:r>
     </w:p>
     <w:p>
       <w:pPr>
-        <w:pStyle w:val="Heading3"/>
-      </w:pPr>
-      <w:r>
-        <w:t>Capstone limitations and revision</w:t>
+        <w:spacing w:line="336" w:lineRule="auto" w:after="180"/>
+      </w:pPr>
+      <w:r>
+        <w:rPr>
+          <w:b w:val="0"/>
+        </w:rPr>
+        <w:t>Printed lesson and workbook; paper and pencil</w:t>
       </w:r>
     </w:p>
     <w:p>
@@ -259,19 +280,7 @@
         <w:rPr>
           <w:b w:val="0"/>
         </w:rPr>
-        <w:t xml:space="preserve">Without opening the old lesson, explain one key idea from Capstone </w:t>
-      </w:r>
-      <w:r>
-        <w:rPr>
-          <w:b/>
-        </w:rPr>
-        <w:t>limitation</w:t>
-      </w:r>
-      <w:r>
-        <w:rPr>
-          <w:b w:val="0"/>
-        </w:rPr>
-        <w:t>s and revision. Give an example and a mistake that the idea helps you avoid.</w:t>
+        <w:t>Calculator; optional local Python 3 interpreter</w:t>
       </w:r>
     </w:p>
     <w:p>
@@ -282,7 +291,7 @@
         <w:rPr>
           <w:b w:val="0"/>
         </w:rPr>
-        <w:t>Look for: Evaluate a frozen candidate and baseline on final rows</w:t>
+        <w:t>Fictional data only; reserve the independent task and fresh retry until assessment</w:t>
       </w:r>
     </w:p>
     <w:p>
@@ -293,39 +302,15 @@
         <w:rPr>
           <w:b w:val="0"/>
         </w:rPr>
-        <w:t xml:space="preserve">Reference example, not the only acceptable wording: Teacher explanation: Residuals 0,0,2,4; squared errors 0,0,4,16. The ReLU </w:t>
-      </w:r>
-      <w:r>
-        <w:rPr>
-          <w:b/>
-        </w:rPr>
-        <w:t>prediction</w:t>
-      </w:r>
-      <w:r>
-        <w:rPr>
-          <w:b w:val="0"/>
-        </w:rPr>
-        <w:t xml:space="preserve">s for both negative </w:t>
-      </w:r>
-      <w:r>
-        <w:rPr>
-          <w:b/>
-        </w:rPr>
-        <w:t>input</w:t>
-      </w:r>
-      <w:r>
-        <w:rPr>
-          <w:b w:val="0"/>
-        </w:rPr>
-        <w:t>s are zero.</w:t>
+        <w:t>No. They may support regression checks, but a revised procedure needs fresh reserved cases for independent evaluation.</w:t>
       </w:r>
     </w:p>
     <w:p>
       <w:pPr>
-        <w:pStyle w:val="Heading3"/>
-      </w:pPr>
-      <w:r>
-        <w:t>Capstone hypothesis and baseline</w:t>
+        <w:pStyle w:val="Heading2"/>
+      </w:pPr>
+      <w:r>
+        <w:t>Opening retrieval</w:t>
       </w:r>
     </w:p>
     <w:p>
@@ -336,7 +321,19 @@
         <w:rPr>
           <w:b w:val="0"/>
         </w:rPr>
-        <w:t>Without opening the old lesson, explain one key idea from Capstone hypothesis and baseline. Give an example and a mistake that the idea helps you avoid.</w:t>
+        <w:t xml:space="preserve">Without opening the old lesson, explain one key idea from Capstone </w:t>
+      </w:r>
+      <w:r>
+        <w:rPr>
+          <w:b/>
+        </w:rPr>
+        <w:t>limitation</w:t>
+      </w:r>
+      <w:r>
+        <w:rPr>
+          <w:b w:val="0"/>
+        </w:rPr>
+        <w:t>s and revision. Give an example and a mistake that the idea helps you avoid.</w:t>
       </w:r>
     </w:p>
     <w:p>
@@ -347,7 +344,7 @@
         <w:rPr>
           <w:b w:val="0"/>
         </w:rPr>
-        <w:t>Look for: Write a testable capstone hypothesis and a credible baseline</w:t>
+        <w:t>Look for: Evaluate a frozen candidate and baseline on final rows</w:t>
       </w:r>
     </w:p>
     <w:p>
@@ -358,7 +355,31 @@
         <w:rPr>
           <w:b w:val="0"/>
         </w:rPr>
-        <w:t>Reference example, not the only acceptable wording: Teacher explanation: Predict max(0, a*x) without bias; baseline a = 1; candidate starts at 1, learning rate 0.1, two full-batch updates on T1/T2.</w:t>
+        <w:t xml:space="preserve">Reference example, not the only acceptable wording: Teacher explanation: Residuals 0,0,2,4; squared errors 0,0,4,16. The ReLU </w:t>
+      </w:r>
+      <w:r>
+        <w:rPr>
+          <w:b/>
+        </w:rPr>
+        <w:t>prediction</w:t>
+      </w:r>
+      <w:r>
+        <w:rPr>
+          <w:b w:val="0"/>
+        </w:rPr>
+        <w:t xml:space="preserve">s for both negative </w:t>
+      </w:r>
+      <w:r>
+        <w:rPr>
+          <w:b/>
+        </w:rPr>
+        <w:t>input</w:t>
+      </w:r>
+      <w:r>
+        <w:rPr>
+          <w:b w:val="0"/>
+        </w:rPr>
+        <w:t>s are zero.</w:t>
       </w:r>
     </w:p>
     <w:p>
@@ -369,15 +390,18 @@
         <w:rPr>
           <w:b w:val="0"/>
         </w:rPr>
-        <w:t>Hypothesis: candidate validation MSE on V1/V2 is strictly below the baseline MSE.</w:t>
+        <w:t>Without opening the old lesson, explain one key idea from Capstone hypothesis and baseline. Give an example and a mistake that the idea helps you avoid.</w:t>
       </w:r>
     </w:p>
     <w:p>
       <w:pPr>
-        <w:pStyle w:val="Heading3"/>
-      </w:pPr>
-      <w:r>
-        <w:t>Dataset shift in neural models</w:t>
+        <w:spacing w:line="336" w:lineRule="auto" w:after="180"/>
+      </w:pPr>
+      <w:r>
+        <w:rPr>
+          <w:b w:val="0"/>
+        </w:rPr>
+        <w:t>Look for: Write a testable capstone hypothesis and a credible baseline</w:t>
       </w:r>
     </w:p>
     <w:p>
@@ -388,7 +412,7 @@
         <w:rPr>
           <w:b w:val="0"/>
         </w:rPr>
-        <w:t>Without opening the old lesson, explain one key idea from Dataset shift in neural models. Give an example and a mistake that the idea helps you avoid.</w:t>
+        <w:t>Reference example, not the only acceptable wording: Teacher explanation: Predict max(0, a*x) without bias; baseline a = 1; candidate starts at 1, learning rate 0.1, two full-batch updates on T1/T2.</w:t>
       </w:r>
     </w:p>
     <w:p>
@@ -399,19 +423,7 @@
         <w:rPr>
           <w:b w:val="0"/>
         </w:rPr>
-        <w:t xml:space="preserve">Look for: Explain how a changed </w:t>
-      </w:r>
-      <w:r>
-        <w:rPr>
-          <w:b/>
-        </w:rPr>
-        <w:t>input</w:t>
-      </w:r>
-      <w:r>
-        <w:rPr>
-          <w:b w:val="0"/>
-        </w:rPr>
-        <w:t xml:space="preserve"> mix can change overall accuracy</w:t>
+        <w:t>Hypothesis: candidate validation MSE on V1/V2 is strictly below the baseline MSE.</w:t>
       </w:r>
     </w:p>
     <w:p>
@@ -422,7 +434,7 @@
         <w:rPr>
           <w:b w:val="0"/>
         </w:rPr>
-        <w:t>Reference example, not the only acceptable wording: Teacher explanation: Clear accuracy is 90 percent in both cohorts; dim accuracy is 50 percent in both.</w:t>
+        <w:t>Without opening the old lesson, explain one key idea from Dataset shift in neural models. Give an example and a mistake that the idea helps you avoid.</w:t>
       </w:r>
     </w:p>
     <w:p>
@@ -433,7 +445,19 @@
         <w:rPr>
           <w:b w:val="0"/>
         </w:rPr>
-        <w:t>Development has 80 percent clear and 20 percent dim; new use has 20 percent clear and 80 percent dim. The mix changes while observed group rates remain the same.</w:t>
+        <w:t xml:space="preserve">Look for: Explain how a changed </w:t>
+      </w:r>
+      <w:r>
+        <w:rPr>
+          <w:b/>
+        </w:rPr>
+        <w:t>input</w:t>
+      </w:r>
+      <w:r>
+        <w:rPr>
+          <w:b w:val="0"/>
+        </w:rPr>
+        <w:t xml:space="preserve"> mix can change overall accuracy</w:t>
       </w:r>
     </w:p>
     <w:p>
@@ -444,31 +468,7 @@
         <w:rPr>
           <w:b w:val="0"/>
         </w:rPr>
-        <w:t xml:space="preserve">For the compact alternative schedule, use two 45-minute sessions. This capstone uses constructed scalar ReLU regression so every calculation is inspectable. It is an experiment in </w:t>
-      </w:r>
-      <w:r>
-        <w:rPr>
-          <w:b/>
-        </w:rPr>
-        <w:t>training</w:t>
-      </w:r>
-      <w:r>
-        <w:rPr>
-          <w:b w:val="0"/>
-        </w:rPr>
-        <w:t xml:space="preserve"> and </w:t>
-      </w:r>
-      <w:r>
-        <w:rPr>
-          <w:b/>
-        </w:rPr>
-        <w:t>evidence</w:t>
-      </w:r>
-      <w:r>
-        <w:rPr>
-          <w:b w:val="0"/>
-        </w:rPr>
-        <w:t>, not a real-world deployment.</w:t>
+        <w:t>Reference example, not the only acceptable wording: Teacher explanation: Clear accuracy is 90 percent in both cohorts; dim accuracy is 50 percent in both.</w:t>
       </w:r>
     </w:p>
     <w:p>
@@ -479,27 +479,15 @@
         <w:rPr>
           <w:b w:val="0"/>
         </w:rPr>
-        <w:t xml:space="preserve">Preserve written plans, data roles and raw </w:t>
-      </w:r>
-      <w:r>
-        <w:rPr>
-          <w:b/>
-        </w:rPr>
-        <w:t>prediction</w:t>
-      </w:r>
-      <w:r>
-        <w:rPr>
-          <w:b w:val="0"/>
-        </w:rPr>
-        <w:t>s. Optional local Python requires no external packages or AI account. Do not expose independent-task solutions before collecting work.</w:t>
+        <w:t>Development has 80 percent clear and 20 percent dim; new use has 20 percent clear and 80 percent dim. The mix changes while observed group rates remain the same.</w:t>
       </w:r>
     </w:p>
     <w:p>
       <w:pPr>
-        <w:pStyle w:val="Heading3"/>
-      </w:pPr>
-      <w:r>
-        <w:t>Outcomes</w:t>
+        <w:pStyle w:val="Heading2"/>
+      </w:pPr>
+      <w:r>
+        <w:t>Pictured end goal</w:t>
       </w:r>
     </w:p>
     <w:p>
@@ -510,35 +498,35 @@
         <w:rPr>
           <w:b w:val="0"/>
         </w:rPr>
-        <w:t xml:space="preserve">Defend a network experiment using traceable </w:t>
+        <w:t xml:space="preserve">Explain neural network experiment </w:t>
       </w:r>
       <w:r>
         <w:rPr>
           <w:b/>
         </w:rPr>
-        <w:t>evidence</w:t>
+        <w:t>defense</w:t>
+      </w:r>
+      <w:r>
+        <w:rPr>
+          <w:b w:val="0"/>
+        </w:rPr>
+        <w:t xml:space="preserve"> with a traceable toy-network case and a bounded conclusion.</w:t>
       </w:r>
     </w:p>
     <w:p>
       <w:pPr>
-        <w:spacing w:line="336" w:lineRule="auto" w:after="180"/>
-      </w:pPr>
-      <w:r>
-        <w:rPr>
-          <w:b w:val="0"/>
-        </w:rPr>
-        <w:t>Separate selection, final evaluation and revision claims</w:t>
+        <w:pStyle w:val="Heading2"/>
+      </w:pPr>
+      <w:r>
+        <w:t>Earlier wording, alternatives and picture transcripts · reference / check after trying</w:t>
       </w:r>
     </w:p>
     <w:p>
       <w:pPr>
-        <w:spacing w:line="336" w:lineRule="auto" w:after="180"/>
-      </w:pPr>
-      <w:r>
-        <w:rPr>
-          <w:b w:val="0"/>
-        </w:rPr>
-        <w:t>Answer a challenge with a calculation and a bounded conclusion</w:t>
+        <w:pStyle w:val="Heading3"/>
+      </w:pPr>
+      <w:r>
+        <w:t>Teach the learning cycle</w:t>
       </w:r>
     </w:p>
     <w:p>
@@ -546,48 +534,66 @@
         <w:pStyle w:val="Heading3"/>
       </w:pPr>
       <w:r>
-        <w:t>Preparation</w:t>
+        <w:t>Retrieval answer guidance</w:t>
       </w:r>
     </w:p>
     <w:p>
       <w:pPr>
-        <w:spacing w:line="336" w:lineRule="auto" w:after="180"/>
-      </w:pPr>
-      <w:r>
-        <w:rPr>
-          <w:b w:val="0"/>
-        </w:rPr>
-        <w:t>Printed lesson and workbook; paper and pencil</w:t>
+        <w:pStyle w:val="Heading3"/>
+      </w:pPr>
+      <w:r>
+        <w:t>Capstone limitations and revision</w:t>
       </w:r>
     </w:p>
     <w:p>
       <w:pPr>
-        <w:spacing w:line="336" w:lineRule="auto" w:after="180"/>
-      </w:pPr>
-      <w:r>
-        <w:rPr>
-          <w:b w:val="0"/>
-        </w:rPr>
-        <w:t>Calculator; optional local Python 3 interpreter</w:t>
+        <w:pStyle w:val="Heading3"/>
+      </w:pPr>
+      <w:r>
+        <w:t>Capstone hypothesis and baseline</w:t>
       </w:r>
     </w:p>
     <w:p>
       <w:pPr>
-        <w:spacing w:line="336" w:lineRule="auto" w:after="180"/>
-      </w:pPr>
-      <w:r>
-        <w:rPr>
-          <w:b w:val="0"/>
-        </w:rPr>
-        <w:t>Fictional data only; reserve the independent task and fresh retry until assessment</w:t>
+        <w:pStyle w:val="Heading3"/>
+      </w:pPr>
+      <w:r>
+        <w:t>Dataset shift in neural models</w:t>
       </w:r>
     </w:p>
     <w:p>
       <w:pPr>
-        <w:pStyle w:val="Heading3"/>
-      </w:pPr>
-      <w:r>
-        <w:t>Prerequisite answer</w:t>
+        <w:spacing w:line="336" w:lineRule="auto" w:after="180"/>
+      </w:pPr>
+      <w:r>
+        <w:rPr>
+          <w:b w:val="0"/>
+        </w:rPr>
+        <w:t xml:space="preserve">For the compact alternative schedule, use two 45-minute sessions. This capstone uses constructed scalar ReLU regression so every calculation is inspectable. It is an experiment in </w:t>
+      </w:r>
+      <w:r>
+        <w:rPr>
+          <w:b/>
+        </w:rPr>
+        <w:t>training</w:t>
+      </w:r>
+      <w:r>
+        <w:rPr>
+          <w:b w:val="0"/>
+        </w:rPr>
+        <w:t xml:space="preserve"> and </w:t>
+      </w:r>
+      <w:r>
+        <w:rPr>
+          <w:b/>
+        </w:rPr>
+        <w:t>evidence</w:t>
+      </w:r>
+      <w:r>
+        <w:rPr>
+          <w:b w:val="0"/>
+        </w:rPr>
+        <w:t>, not a real-world deployment.</w:t>
       </w:r>
     </w:p>
     <w:p>
@@ -598,7 +604,19 @@
         <w:rPr>
           <w:b w:val="0"/>
         </w:rPr>
-        <w:t>No. They may support regression checks, but a revised procedure needs fresh reserved cases for independent evaluation.</w:t>
+        <w:t xml:space="preserve">Preserve written plans, data roles and raw </w:t>
+      </w:r>
+      <w:r>
+        <w:rPr>
+          <w:b/>
+        </w:rPr>
+        <w:t>prediction</w:t>
+      </w:r>
+      <w:r>
+        <w:rPr>
+          <w:b w:val="0"/>
+        </w:rPr>
+        <w:t>s. Optional local Python requires no external packages or AI account. Do not expose independent-task solutions before collecting work.</w:t>
       </w:r>
     </w:p>
     <w:p>
@@ -606,7 +624,7 @@
         <w:pStyle w:val="Heading3"/>
       </w:pPr>
       <w:r>
-        <w:t>End goal for the pictorial case</w:t>
+        <w:t>Outcomes</w:t>
       </w:r>
     </w:p>
     <w:p>
@@ -617,19 +635,13 @@
         <w:rPr>
           <w:b w:val="0"/>
         </w:rPr>
-        <w:t xml:space="preserve">Explain neural network experiment </w:t>
+        <w:t xml:space="preserve">Defend a network experiment using traceable </w:t>
       </w:r>
       <w:r>
         <w:rPr>
           <w:b/>
         </w:rPr>
-        <w:t>defense</w:t>
-      </w:r>
-      <w:r>
-        <w:rPr>
-          <w:b w:val="0"/>
-        </w:rPr>
-        <w:t xml:space="preserve"> with a traceable toy-network case and a bounded conclusion.</w:t>
+        <w:t>evidence</w:t>
       </w:r>
     </w:p>
     <w:p>
@@ -640,20 +652,26 @@
         <w:rPr>
           <w:b w:val="0"/>
         </w:rPr>
-        <w:t>This added worked case illustrates the week’s main idea. Retain all original and connected topics; schedule its practice within the teaching cycle.</w:t>
+        <w:t>Separate selection, final evaluation and revision claims</w:t>
       </w:r>
     </w:p>
     <w:p>
       <w:pPr>
-        <w:pStyle w:val="Heading1"/>
-      </w:pPr>
-      <w:r>
-        <w:t>02. Explain and model the mechanism</w:t>
+        <w:spacing w:line="336" w:lineRule="auto" w:after="180"/>
+      </w:pPr>
+      <w:r>
+        <w:rPr>
+          <w:b w:val="0"/>
+        </w:rPr>
+        <w:t>Answer a challenge with a calculation and a bounded conclusion</w:t>
       </w:r>
     </w:p>
     <w:p>
-      <w:r>
-        <w:t>Model Neural network experiment defense using the supplied case, labelled mechanism and reasoning. Make the scope of each conclusion explicit.</w:t>
+      <w:pPr>
+        <w:pStyle w:val="Heading3"/>
+      </w:pPr>
+      <w:r>
+        <w:t>Preparation</w:t>
       </w:r>
     </w:p>
     <w:p>
@@ -661,54 +679,15 @@
         <w:pStyle w:val="Heading3"/>
       </w:pPr>
       <w:r>
-        <w:t>Explain Neural network experiment defense · 1</w:t>
+        <w:t>Prerequisite answer</w:t>
       </w:r>
     </w:p>
     <w:p>
       <w:pPr>
-        <w:spacing w:line="336" w:lineRule="auto" w:after="180"/>
-      </w:pPr>
-      <w:r>
-        <w:rPr>
-          <w:b w:val="0"/>
-        </w:rPr>
-        <w:t xml:space="preserve">A </w:t>
-      </w:r>
-      <w:r>
-        <w:rPr>
-          <w:b/>
-        </w:rPr>
-        <w:t>defense</w:t>
-      </w:r>
-      <w:r>
-        <w:rPr>
-          <w:b w:val="0"/>
-        </w:rPr>
-        <w:t xml:space="preserve"> is not a sales pitch. Assemble the original question and criterion, data roles, baseline, model equation, settings, raw checkpoints, validation selection, frozen final </w:t>
-      </w:r>
-      <w:r>
-        <w:rPr>
-          <w:b/>
-        </w:rPr>
-        <w:t>prediction</w:t>
-      </w:r>
-      <w:r>
-        <w:rPr>
-          <w:b w:val="0"/>
-        </w:rPr>
-        <w:t xml:space="preserve">s, </w:t>
-      </w:r>
-      <w:r>
-        <w:rPr>
-          <w:b/>
-        </w:rPr>
-        <w:t>limitation</w:t>
-      </w:r>
-      <w:r>
-        <w:rPr>
-          <w:b w:val="0"/>
-        </w:rPr>
-        <w:t>s and revision history.</w:t>
+        <w:pStyle w:val="Heading3"/>
+      </w:pPr>
+      <w:r>
+        <w:t>End goal for the pictorial case</w:t>
       </w:r>
     </w:p>
     <w:p>
@@ -719,15 +698,86 @@
         <w:rPr>
           <w:b w:val="0"/>
         </w:rPr>
-        <w:t>Someone reading the record should be able to recompute a reported MSE and see which decisions each dataset informed.</w:t>
+        <w:t>This added worked case illustrates the week’s main idea. Retain all original and connected topics; schedule its practice within the teaching cycle.</w:t>
       </w:r>
     </w:p>
     <w:p>
       <w:pPr>
-        <w:pStyle w:val="Heading3"/>
-      </w:pPr>
-      <w:r>
-        <w:t>Explain Neural network experiment defense · 2</w:t>
+        <w:pStyle w:val="Heading1"/>
+      </w:pPr>
+      <w:r>
+        <w:t>02. Assess the explanation rather than the polish of the demonstration</w:t>
+      </w:r>
+    </w:p>
+    <w:p>
+      <w:r>
+        <w:t>Require traceable calculations, data roles and appropriately limited claims.</w:t>
+      </w:r>
+    </w:p>
+    <w:p>
+      <w:pPr>
+        <w:pStyle w:val="Heading2"/>
+      </w:pPr>
+      <w:r>
+        <w:t>Main inventory, selection and complete frozen errors</w:t>
+      </w:r>
+    </w:p>
+    <w:p>
+      <w:pPr>
+        <w:spacing w:line="336" w:lineRule="auto" w:after="180"/>
+      </w:pPr>
+      <w:r>
+        <w:rPr>
+          <w:b w:val="0"/>
+        </w:rPr>
+        <w:t xml:space="preserve">A </w:t>
+      </w:r>
+      <w:r>
+        <w:rPr>
+          <w:b/>
+        </w:rPr>
+        <w:t>defense</w:t>
+      </w:r>
+      <w:r>
+        <w:rPr>
+          <w:b w:val="0"/>
+        </w:rPr>
+        <w:t xml:space="preserve"> is not a sales pitch. Assemble the original question and criterion, data roles, baseline, model equation, settings, raw checkpoints, validation selection, frozen final </w:t>
+      </w:r>
+      <w:r>
+        <w:rPr>
+          <w:b/>
+        </w:rPr>
+        <w:t>prediction</w:t>
+      </w:r>
+      <w:r>
+        <w:rPr>
+          <w:b w:val="0"/>
+        </w:rPr>
+        <w:t xml:space="preserve">s, </w:t>
+      </w:r>
+      <w:r>
+        <w:rPr>
+          <w:b/>
+        </w:rPr>
+        <w:t>limitation</w:t>
+      </w:r>
+      <w:r>
+        <w:rPr>
+          <w:b w:val="0"/>
+        </w:rPr>
+        <w:t>s and revision history.</w:t>
+      </w:r>
+    </w:p>
+    <w:p>
+      <w:pPr>
+        <w:spacing w:line="336" w:lineRule="auto" w:after="180"/>
+      </w:pPr>
+      <w:r>
+        <w:rPr>
+          <w:b w:val="0"/>
+        </w:rPr>
+        <w:t>Someone reading the record should be able to recompute a reported MSE and see which decisions each dataset informed.</w:t>
       </w:r>
     </w:p>
     <w:p>
@@ -759,8 +809,9 @@
         <w:tblLook w:firstColumn="1" w:firstRow="1" w:lastColumn="0" w:lastRow="0" w:noHBand="0" w:noVBand="1" w:val="04A0"/>
       </w:tblPr>
       <w:tblGrid>
-        <w:gridCol w:w="5112"/>
-        <w:gridCol w:w="5112"/>
+        <w:gridCol w:w="3408"/>
+        <w:gridCol w:w="3408"/>
+        <w:gridCol w:w="3408"/>
       </w:tblGrid>
       <w:tr>
         <w:trPr>
@@ -768,21 +819,31 @@
         </w:trPr>
         <w:tc>
           <w:tcPr>
-            <w:tcW w:type="dxa" w:w="5112"/>
+            <w:tcW w:type="dxa" w:w="3408"/>
           </w:tcPr>
           <w:p>
             <w:r>
-              <w:t>Term</w:t>
+              <w:t>Stage</w:t>
             </w:r>
           </w:p>
         </w:tc>
         <w:tc>
           <w:tcPr>
-            <w:tcW w:type="dxa" w:w="5112"/>
+            <w:tcW w:type="dxa" w:w="3408"/>
           </w:tcPr>
           <w:p>
             <w:r>
-              <w:t>Meaning</w:t>
+              <w:t>Evidence</w:t>
+            </w:r>
+          </w:p>
+        </w:tc>
+        <w:tc>
+          <w:tcPr>
+            <w:tcW w:type="dxa" w:w="3408"/>
+          </w:tcPr>
+          <w:p>
+            <w:r>
+              <w:t>Supported statement</w:t>
             </w:r>
           </w:p>
         </w:tc>
@@ -790,21 +851,31 @@
       <w:tr>
         <w:tc>
           <w:tcPr>
-            <w:tcW w:type="dxa" w:w="5112"/>
+            <w:tcW w:type="dxa" w:w="3408"/>
           </w:tcPr>
           <w:p>
             <w:r>
-              <w:t>Defense</w:t>
+              <w:t>Validation selection</w:t>
             </w:r>
           </w:p>
         </w:tc>
         <w:tc>
           <w:tcPr>
-            <w:tcW w:type="dxa" w:w="5112"/>
+            <w:tcW w:type="dxa" w:w="3408"/>
           </w:tcPr>
           <w:p>
             <w:r>
-              <w:t>An explanation of methods and claims supported by inspectable evidence</w:t>
+              <w:t>Two positive rows; MSE 0 versus 0.78125</w:t>
+            </w:r>
+          </w:p>
+        </w:tc>
+        <w:tc>
+          <w:tcPr>
+            <w:tcW w:type="dxa" w:w="3408"/>
+          </w:tcPr>
+          <w:p>
+            <w:r>
+              <w:t>Selected rate 0.2 by written rule</w:t>
             </w:r>
           </w:p>
         </w:tc>
@@ -812,21 +883,31 @@
       <w:tr>
         <w:tc>
           <w:tcPr>
-            <w:tcW w:type="dxa" w:w="5112"/>
+            <w:tcW w:type="dxa" w:w="3408"/>
           </w:tcPr>
           <w:p>
             <w:r>
-              <w:t>Evidence chain</w:t>
+              <w:t>Frozen final comparison</w:t>
             </w:r>
           </w:p>
         </w:tc>
         <w:tc>
           <w:tcPr>
-            <w:tcW w:type="dxa" w:w="5112"/>
+            <w:tcW w:type="dxa" w:w="3408"/>
           </w:tcPr>
           <w:p>
             <w:r>
-              <w:t>The connection from inputs and procedure through raw outputs to a reported claim</w:t>
+              <w:t>Four rows; MSE 5 versus 20.25</w:t>
+            </w:r>
+          </w:p>
+        </w:tc>
+        <w:tc>
+          <w:tcPr>
+            <w:tcW w:type="dxa" w:w="3408"/>
+          </w:tcPr>
+          <w:p>
+            <w:r>
+              <w:t>Lower MSE than initial-weight baseline on these rows</w:t>
             </w:r>
           </w:p>
         </w:tc>
@@ -834,21 +915,31 @@
       <w:tr>
         <w:tc>
           <w:tcPr>
-            <w:tcW w:type="dxa" w:w="5112"/>
+            <w:tcW w:type="dxa" w:w="3408"/>
           </w:tcPr>
           <w:p>
             <w:r>
-              <w:t>Limitation</w:t>
+              <w:t>Condition check</w:t>
             </w:r>
           </w:p>
         </w:tc>
         <w:tc>
           <w:tcPr>
-            <w:tcW w:type="dxa" w:w="5112"/>
+            <w:tcW w:type="dxa" w:w="3408"/>
           </w:tcPr>
           <w:p>
             <w:r>
-              <w:t>A condition restricting what evidence can establish</w:t>
+              <w:t>Two negative rows; candidate MSE 10</w:t>
+            </w:r>
+          </w:p>
+        </w:tc>
+        <w:tc>
+          <w:tcPr>
+            <w:tcW w:type="dxa" w:w="3408"/>
+          </w:tcPr>
+          <w:p>
+            <w:r>
+              <w:t>Nonnegative output fails to represent negative targets</w:t>
             </w:r>
           </w:p>
         </w:tc>
@@ -856,26 +947,495 @@
       <w:tr>
         <w:tc>
           <w:tcPr>
-            <w:tcW w:type="dxa" w:w="5112"/>
+            <w:tcW w:type="dxa" w:w="3408"/>
           </w:tcPr>
           <w:p>
             <w:r>
-              <w:t>Reproduction</w:t>
+              <w:t>Proposed revision</w:t>
             </w:r>
           </w:p>
         </w:tc>
         <w:tc>
           <w:tcPr>
-            <w:tcW w:type="dxa" w:w="5112"/>
+            <w:tcW w:type="dxa" w:w="3408"/>
           </w:tcPr>
           <w:p>
             <w:r>
-              <w:t>Repeating the documented procedure to check reported outputs</w:t>
+              <w:t>Signed output on revealed cases</w:t>
+            </w:r>
+          </w:p>
+        </w:tc>
+        <w:tc>
+          <w:tcPr>
+            <w:tcW w:type="dxa" w:w="3408"/>
+          </w:tcPr>
+          <w:p>
+            <w:r>
+              <w:t>A possible representational repair, not new final evidence</w:t>
             </w:r>
           </w:p>
         </w:tc>
       </w:tr>
     </w:tbl>
+    <w:tbl>
+      <w:tblPr>
+        <w:tblStyle w:val="LightShading-Accent1"/>
+        <w:tblW w:type="auto" w:w="0"/>
+        <w:tblLook w:firstColumn="1" w:firstRow="1" w:lastColumn="0" w:lastRow="0" w:noHBand="0" w:noVBand="1" w:val="04A0"/>
+      </w:tblPr>
+      <w:tblGrid>
+        <w:gridCol w:w="1461"/>
+        <w:gridCol w:w="1461"/>
+        <w:gridCol w:w="1461"/>
+        <w:gridCol w:w="1461"/>
+        <w:gridCol w:w="1461"/>
+        <w:gridCol w:w="1461"/>
+        <w:gridCol w:w="1461"/>
+      </w:tblGrid>
+      <w:tr>
+        <w:trPr>
+          <w:tblHeader/>
+        </w:trPr>
+        <w:tc>
+          <w:tcPr>
+            <w:tcW w:type="dxa" w:w="1461"/>
+          </w:tcPr>
+          <w:p>
+            <w:r>
+              <w:t>Final ID</w:t>
+            </w:r>
+          </w:p>
+        </w:tc>
+        <w:tc>
+          <w:tcPr>
+            <w:tcW w:type="dxa" w:w="1461"/>
+          </w:tcPr>
+          <w:p>
+            <w:r>
+              <w:t>x</w:t>
+            </w:r>
+          </w:p>
+        </w:tc>
+        <w:tc>
+          <w:tcPr>
+            <w:tcW w:type="dxa" w:w="1461"/>
+          </w:tcPr>
+          <w:p>
+            <w:r>
+              <w:t>Target</w:t>
+            </w:r>
+          </w:p>
+        </w:tc>
+        <w:tc>
+          <w:tcPr>
+            <w:tcW w:type="dxa" w:w="1461"/>
+          </w:tcPr>
+          <w:p>
+            <w:r>
+              <w:t>Baseline prediction</w:t>
+            </w:r>
+          </w:p>
+        </w:tc>
+        <w:tc>
+          <w:tcPr>
+            <w:tcW w:type="dxa" w:w="1461"/>
+          </w:tcPr>
+          <w:p>
+            <w:r>
+              <w:t>Candidate prediction</w:t>
+            </w:r>
+          </w:p>
+        </w:tc>
+        <w:tc>
+          <w:tcPr>
+            <w:tcW w:type="dxa" w:w="1461"/>
+          </w:tcPr>
+          <w:p>
+            <w:r>
+              <w:t>Baseline squared error</w:t>
+            </w:r>
+          </w:p>
+        </w:tc>
+        <w:tc>
+          <w:tcPr>
+            <w:tcW w:type="dxa" w:w="1461"/>
+          </w:tcPr>
+          <w:p>
+            <w:r>
+              <w:t>Candidate squared error</w:t>
+            </w:r>
+          </w:p>
+        </w:tc>
+      </w:tr>
+      <w:tr>
+        <w:tc>
+          <w:tcPr>
+            <w:tcW w:type="dxa" w:w="1461"/>
+          </w:tcPr>
+          <w:p>
+            <w:r>
+              <w:t>F1</w:t>
+            </w:r>
+          </w:p>
+        </w:tc>
+        <w:tc>
+          <w:tcPr>
+            <w:tcW w:type="dxa" w:w="1461"/>
+          </w:tcPr>
+          <w:p>
+            <w:r>
+              <w:t>5</w:t>
+            </w:r>
+          </w:p>
+        </w:tc>
+        <w:tc>
+          <w:tcPr>
+            <w:tcW w:type="dxa" w:w="1461"/>
+          </w:tcPr>
+          <w:p>
+            <w:r>
+              <w:t>10</w:t>
+            </w:r>
+          </w:p>
+        </w:tc>
+        <w:tc>
+          <w:tcPr>
+            <w:tcW w:type="dxa" w:w="1461"/>
+          </w:tcPr>
+          <w:p>
+            <w:r>
+              <w:t>5</w:t>
+            </w:r>
+          </w:p>
+        </w:tc>
+        <w:tc>
+          <w:tcPr>
+            <w:tcW w:type="dxa" w:w="1461"/>
+          </w:tcPr>
+          <w:p>
+            <w:r>
+              <w:t>10</w:t>
+            </w:r>
+          </w:p>
+        </w:tc>
+        <w:tc>
+          <w:tcPr>
+            <w:tcW w:type="dxa" w:w="1461"/>
+          </w:tcPr>
+          <w:p>
+            <w:r>
+              <w:t>25</w:t>
+            </w:r>
+          </w:p>
+        </w:tc>
+        <w:tc>
+          <w:tcPr>
+            <w:tcW w:type="dxa" w:w="1461"/>
+          </w:tcPr>
+          <w:p>
+            <w:r>
+              <w:t>0</w:t>
+            </w:r>
+          </w:p>
+        </w:tc>
+      </w:tr>
+      <w:tr>
+        <w:tc>
+          <w:tcPr>
+            <w:tcW w:type="dxa" w:w="1461"/>
+          </w:tcPr>
+          <w:p>
+            <w:r>
+              <w:t>F2</w:t>
+            </w:r>
+          </w:p>
+        </w:tc>
+        <w:tc>
+          <w:tcPr>
+            <w:tcW w:type="dxa" w:w="1461"/>
+          </w:tcPr>
+          <w:p>
+            <w:r>
+              <w:t>6</w:t>
+            </w:r>
+          </w:p>
+        </w:tc>
+        <w:tc>
+          <w:tcPr>
+            <w:tcW w:type="dxa" w:w="1461"/>
+          </w:tcPr>
+          <w:p>
+            <w:r>
+              <w:t>12</w:t>
+            </w:r>
+          </w:p>
+        </w:tc>
+        <w:tc>
+          <w:tcPr>
+            <w:tcW w:type="dxa" w:w="1461"/>
+          </w:tcPr>
+          <w:p>
+            <w:r>
+              <w:t>6</w:t>
+            </w:r>
+          </w:p>
+        </w:tc>
+        <w:tc>
+          <w:tcPr>
+            <w:tcW w:type="dxa" w:w="1461"/>
+          </w:tcPr>
+          <w:p>
+            <w:r>
+              <w:t>12</w:t>
+            </w:r>
+          </w:p>
+        </w:tc>
+        <w:tc>
+          <w:tcPr>
+            <w:tcW w:type="dxa" w:w="1461"/>
+          </w:tcPr>
+          <w:p>
+            <w:r>
+              <w:t>36</w:t>
+            </w:r>
+          </w:p>
+        </w:tc>
+        <w:tc>
+          <w:tcPr>
+            <w:tcW w:type="dxa" w:w="1461"/>
+          </w:tcPr>
+          <w:p>
+            <w:r>
+              <w:t>0</w:t>
+            </w:r>
+          </w:p>
+        </w:tc>
+      </w:tr>
+      <w:tr>
+        <w:tc>
+          <w:tcPr>
+            <w:tcW w:type="dxa" w:w="1461"/>
+          </w:tcPr>
+          <w:p>
+            <w:r>
+              <w:t>F3</w:t>
+            </w:r>
+          </w:p>
+        </w:tc>
+        <w:tc>
+          <w:tcPr>
+            <w:tcW w:type="dxa" w:w="1461"/>
+          </w:tcPr>
+          <w:p>
+            <w:r>
+              <w:t>-1</w:t>
+            </w:r>
+          </w:p>
+        </w:tc>
+        <w:tc>
+          <w:tcPr>
+            <w:tcW w:type="dxa" w:w="1461"/>
+          </w:tcPr>
+          <w:p>
+            <w:r>
+              <w:t>-2</w:t>
+            </w:r>
+          </w:p>
+        </w:tc>
+        <w:tc>
+          <w:tcPr>
+            <w:tcW w:type="dxa" w:w="1461"/>
+          </w:tcPr>
+          <w:p>
+            <w:r>
+              <w:t>0</w:t>
+            </w:r>
+          </w:p>
+        </w:tc>
+        <w:tc>
+          <w:tcPr>
+            <w:tcW w:type="dxa" w:w="1461"/>
+          </w:tcPr>
+          <w:p>
+            <w:r>
+              <w:t>0</w:t>
+            </w:r>
+          </w:p>
+        </w:tc>
+        <w:tc>
+          <w:tcPr>
+            <w:tcW w:type="dxa" w:w="1461"/>
+          </w:tcPr>
+          <w:p>
+            <w:r>
+              <w:t>4</w:t>
+            </w:r>
+          </w:p>
+        </w:tc>
+        <w:tc>
+          <w:tcPr>
+            <w:tcW w:type="dxa" w:w="1461"/>
+          </w:tcPr>
+          <w:p>
+            <w:r>
+              <w:t>4</w:t>
+            </w:r>
+          </w:p>
+        </w:tc>
+      </w:tr>
+      <w:tr>
+        <w:tc>
+          <w:tcPr>
+            <w:tcW w:type="dxa" w:w="1461"/>
+          </w:tcPr>
+          <w:p>
+            <w:r>
+              <w:t>F4</w:t>
+            </w:r>
+          </w:p>
+        </w:tc>
+        <w:tc>
+          <w:tcPr>
+            <w:tcW w:type="dxa" w:w="1461"/>
+          </w:tcPr>
+          <w:p>
+            <w:r>
+              <w:t>-2</w:t>
+            </w:r>
+          </w:p>
+        </w:tc>
+        <w:tc>
+          <w:tcPr>
+            <w:tcW w:type="dxa" w:w="1461"/>
+          </w:tcPr>
+          <w:p>
+            <w:r>
+              <w:t>-4</w:t>
+            </w:r>
+          </w:p>
+        </w:tc>
+        <w:tc>
+          <w:tcPr>
+            <w:tcW w:type="dxa" w:w="1461"/>
+          </w:tcPr>
+          <w:p>
+            <w:r>
+              <w:t>0</w:t>
+            </w:r>
+          </w:p>
+        </w:tc>
+        <w:tc>
+          <w:tcPr>
+            <w:tcW w:type="dxa" w:w="1461"/>
+          </w:tcPr>
+          <w:p>
+            <w:r>
+              <w:t>0</w:t>
+            </w:r>
+          </w:p>
+        </w:tc>
+        <w:tc>
+          <w:tcPr>
+            <w:tcW w:type="dxa" w:w="1461"/>
+          </w:tcPr>
+          <w:p>
+            <w:r>
+              <w:t>16</w:t>
+            </w:r>
+          </w:p>
+        </w:tc>
+        <w:tc>
+          <w:tcPr>
+            <w:tcW w:type="dxa" w:w="1461"/>
+          </w:tcPr>
+          <w:p>
+            <w:r>
+              <w:t>16</w:t>
+            </w:r>
+          </w:p>
+        </w:tc>
+      </w:tr>
+      <w:tr>
+        <w:tc>
+          <w:tcPr>
+            <w:tcW w:type="dxa" w:w="1461"/>
+          </w:tcPr>
+          <w:p>
+            <w:r>
+              <w:t>Four-row MSE</w:t>
+            </w:r>
+          </w:p>
+        </w:tc>
+        <w:tc>
+          <w:tcPr>
+            <w:tcW w:type="dxa" w:w="1461"/>
+          </w:tcPr>
+          <w:p>
+            <w:r>
+              <w:t>Not classification accuracy</w:t>
+            </w:r>
+          </w:p>
+        </w:tc>
+        <w:tc>
+          <w:tcPr>
+            <w:tcW w:type="dxa" w:w="1461"/>
+          </w:tcPr>
+          <w:p>
+            <w:r>
+              <w:t>Same cases</w:t>
+            </w:r>
+          </w:p>
+        </w:tc>
+        <w:tc>
+          <w:tcPr>
+            <w:tcW w:type="dxa" w:w="1461"/>
+          </w:tcPr>
+          <w:p>
+            <w:r>
+              <w:t>20.25</w:t>
+            </w:r>
+          </w:p>
+        </w:tc>
+        <w:tc>
+          <w:tcPr>
+            <w:tcW w:type="dxa" w:w="1461"/>
+          </w:tcPr>
+          <w:p>
+            <w:r>
+              <w:t>5</w:t>
+            </w:r>
+          </w:p>
+        </w:tc>
+        <w:tc>
+          <w:tcPr>
+            <w:tcW w:type="dxa" w:w="1461"/>
+          </w:tcPr>
+          <w:p>
+            <w:r>
+              <w:t>Negative candidate subset</w:t>
+            </w:r>
+          </w:p>
+        </w:tc>
+        <w:tc>
+          <w:tcPr>
+            <w:tcW w:type="dxa" w:w="1461"/>
+          </w:tcPr>
+          <w:p>
+            <w:r>
+              <w:t>10 on two rows</w:t>
+            </w:r>
+          </w:p>
+        </w:tc>
+      </w:tr>
+    </w:tbl>
+    <w:p>
+      <w:pPr>
+        <w:pStyle w:val="Heading2"/>
+      </w:pPr>
+      <w:r>
+        <w:t>Supported reduction key and main challenge answers</w:t>
+      </w:r>
+    </w:p>
     <w:p>
       <w:pPr>
         <w:pStyle w:val="Heading3"/>
@@ -1034,10 +1594,13 @@
     </w:p>
     <w:p>
       <w:pPr>
-        <w:pStyle w:val="Heading3"/>
-      </w:pPr>
-      <w:r>
-        <w:t>Explain Neural network experiment defense · 3</w:t>
+        <w:spacing w:line="336" w:lineRule="auto" w:after="180"/>
+      </w:pPr>
+      <w:r>
+        <w:rPr>
+          <w:b w:val="0"/>
+        </w:rPr>
+        <w:t>Guided: 8 - 2 = 6 MSE units; 6/8 = 75% relative MSE reduction on four final rows. It is not classification accuracy.</w:t>
       </w:r>
     </w:p>
     <w:p>
@@ -1048,7 +1611,19 @@
         <w:rPr>
           <w:b w:val="0"/>
         </w:rPr>
-        <w:t>Guided: 8 - 2 = 6 MSE units; 6/8 = 75% relative MSE reduction on four final rows. It is not classification accuracy.</w:t>
+        <w:t>Exit: validation MSE 0 on two rows selected the candidate; frozen final MSE 5 versus 20.25 on four rows, with negative-</w:t>
+      </w:r>
+      <w:r>
+        <w:rPr>
+          <w:b/>
+        </w:rPr>
+        <w:t>output</w:t>
+      </w:r>
+      <w:r>
+        <w:rPr>
+          <w:b w:val="0"/>
+        </w:rPr>
+        <w:t xml:space="preserve"> failures. Timing, stronger baselines and independent revised-model evaluation are absent.</w:t>
       </w:r>
     </w:p>
     <w:p>
@@ -1059,27 +1634,54 @@
         <w:rPr>
           <w:b w:val="0"/>
         </w:rPr>
-        <w:t>Exit: validation MSE 0 on two rows selected the candidate; frozen final MSE 5 versus 20.25 on four rows, with negative-</w:t>
+        <w:t xml:space="preserve">Challenge: “Your validation error was zero, so why did the final test fail on negative targets?” Response: validation contained only positive </w:t>
       </w:r>
       <w:r>
         <w:rPr>
           <w:b/>
         </w:rPr>
+        <w:t>input</w:t>
+      </w:r>
+      <w:r>
+        <w:rPr>
+          <w:b w:val="0"/>
+        </w:rPr>
+        <w:t xml:space="preserve">s; the </w:t>
+      </w:r>
+      <w:r>
+        <w:rPr>
+          <w:b/>
+        </w:rPr>
         <w:t>output</w:t>
       </w:r>
       <w:r>
         <w:rPr>
           <w:b w:val="0"/>
         </w:rPr>
-        <w:t xml:space="preserve"> failures. Timing, stronger baselines and independent revised-model evaluation are absent.</w:t>
+        <w:t xml:space="preserve"> max(0,a*x) cannot be negative.</w:t>
       </w:r>
     </w:p>
     <w:p>
       <w:pPr>
-        <w:pStyle w:val="Heading3"/>
-      </w:pPr>
-      <w:r>
-        <w:t>Model the reasoning aloud</w:t>
+        <w:spacing w:line="336" w:lineRule="auto" w:after="180"/>
+      </w:pPr>
+      <w:r>
+        <w:rPr>
+          <w:b w:val="0"/>
+        </w:rPr>
+        <w:t xml:space="preserve">The final negative cases expose a coverage and architecture </w:t>
+      </w:r>
+      <w:r>
+        <w:rPr>
+          <w:b/>
+        </w:rPr>
+        <w:t>limitation</w:t>
+      </w:r>
+      <w:r>
+        <w:rPr>
+          <w:b w:val="0"/>
+        </w:rPr>
+        <w:t>. The overall criterion still passed, but that does not remove the failure.</w:t>
       </w:r>
     </w:p>
     <w:p>
@@ -1090,19 +1692,19 @@
         <w:rPr>
           <w:b w:val="0"/>
         </w:rPr>
-        <w:t xml:space="preserve">Use the complete worked example below before asking learners to complete W2. Reveal a small part, invite a </w:t>
+        <w:t xml:space="preserve">Challenge: “Is a neural network better than linear regression?” Response: the supplied baseline was a fixed initial weight, not a fitted line. The </w:t>
       </w:r>
       <w:r>
         <w:rPr>
           <w:b/>
         </w:rPr>
-        <w:t>prediction</w:t>
+        <w:t>evidence</w:t>
       </w:r>
       <w:r>
         <w:rPr>
           <w:b w:val="0"/>
         </w:rPr>
-        <w:t>, then explain the deciding step.</w:t>
+        <w:t xml:space="preserve"> establishes improvement relative to that baseline only.</w:t>
       </w:r>
     </w:p>
     <w:p>
@@ -1113,15 +1715,27 @@
         <w:rPr>
           <w:b w:val="0"/>
         </w:rPr>
-        <w:t>These teacher notes contain solutions; do not reveal the independent case answer during modelling.</w:t>
+        <w:t xml:space="preserve">A fitted signed line is a relevant additional comparison and needs a documented, fair evaluation. Challenge: “Was the candidate faster?” Response: no timing </w:t>
+      </w:r>
+      <w:r>
+        <w:rPr>
+          <w:b/>
+        </w:rPr>
+        <w:t>evidence</w:t>
+      </w:r>
+      <w:r>
+        <w:rPr>
+          <w:b w:val="0"/>
+        </w:rPr>
+        <w:t xml:space="preserve"> was collected, so speed is unmeasured.</w:t>
       </w:r>
     </w:p>
     <w:p>
       <w:pPr>
-        <w:pStyle w:val="Heading3"/>
-      </w:pPr>
-      <w:r>
-        <w:t>Model the reasoning aloud · 4</w:t>
+        <w:pStyle w:val="Heading2"/>
+      </w:pPr>
+      <w:r>
+        <w:t>Separate pictured neuron and numerical scope</w:t>
       </w:r>
     </w:p>
     <w:p>
@@ -1132,31 +1746,7 @@
         <w:rPr>
           <w:b w:val="0"/>
         </w:rPr>
-        <w:t xml:space="preserve">Challenge: “Your validation error was zero, so why did the final test fail on negative targets?” Response: validation contained only positive </w:t>
-      </w:r>
-      <w:r>
-        <w:rPr>
-          <w:b/>
-        </w:rPr>
-        <w:t>input</w:t>
-      </w:r>
-      <w:r>
-        <w:rPr>
-          <w:b w:val="0"/>
-        </w:rPr>
-        <w:t xml:space="preserve">s; the </w:t>
-      </w:r>
-      <w:r>
-        <w:rPr>
-          <w:b/>
-        </w:rPr>
-        <w:t>output</w:t>
-      </w:r>
-      <w:r>
-        <w:rPr>
-          <w:b w:val="0"/>
-        </w:rPr>
-        <w:t xml:space="preserve"> max(0,a*x) cannot be negative.</w:t>
+        <w:t>Defend an individual network calculation. At the defence, a team shows a single toy neuron before describing the whole image-pattern experiment.</w:t>
       </w:r>
     </w:p>
     <w:p>
@@ -1165,29 +1755,26 @@
       </w:pPr>
       <w:r>
         <w:rPr>
+          <w:b/>
+        </w:rPr>
+        <w:t>Input</w:t>
+      </w:r>
+      <w:r>
+        <w:rPr>
           <w:b w:val="0"/>
         </w:rPr>
-        <w:t xml:space="preserve">The final negative cases expose a coverage and architecture </w:t>
-      </w:r>
-      <w:r>
-        <w:rPr>
-          <w:b/>
-        </w:rPr>
-        <w:t>limitation</w:t>
-      </w:r>
-      <w:r>
-        <w:rPr>
-          <w:b w:val="0"/>
-        </w:rPr>
-        <w:t>. The overall criterion still passed, but that does not remove the failure.</w:t>
+        <w:t>s are [2,1]; weights [0.5,-1]; bias 0.2; activation is ReLU, max(0,z). This is a demonstration, not a probability model.</w:t>
       </w:r>
     </w:p>
     <w:p>
       <w:pPr>
-        <w:pStyle w:val="Heading3"/>
-      </w:pPr>
-      <w:r>
-        <w:t>Model the reasoning aloud · 5</w:t>
+        <w:spacing w:line="336" w:lineRule="auto" w:after="180"/>
+      </w:pPr>
+      <w:r>
+        <w:rPr>
+          <w:b w:val="0"/>
+        </w:rPr>
+        <w:t>The picture is a separate arithmetic demonstration, not the scalar capstone’s evaluation. Inputs [2, 1], weights [.5, −1], bias .2 give weighted terms 1 and −1, preactivation .2 and ReLU output .2. Changing only the second input to 2 gives z = −.8 and output 0. There is no supplied class-reference dataset, probability conversion or accuracy denominator for this neuron.</w:t>
       </w:r>
     </w:p>
     <w:p>
@@ -1198,42 +1785,413 @@
         <w:rPr>
           <w:b w:val="0"/>
         </w:rPr>
-        <w:t xml:space="preserve">Challenge: “Is a neural network better than linear regression?” Response: the supplied baseline was a fixed initial weight, not a fitted line. The </w:t>
-      </w:r>
-      <w:r>
-        <w:rPr>
-          <w:b/>
-        </w:rPr>
-        <w:t>evidence</w:t>
-      </w:r>
-      <w:r>
-        <w:rPr>
-          <w:b w:val="0"/>
-        </w:rPr>
-        <w:t xml:space="preserve"> establishes improvement relative to that baseline only.</w:t>
+        <w:t>Its output .2 cannot be called 20% confidence or 20% accuracy.</w:t>
       </w:r>
     </w:p>
     <w:p>
       <w:pPr>
+        <w:pStyle w:val="Heading2"/>
+      </w:pPr>
+      <w:r>
+        <w:t>Pictured calculation and changed-input key</w:t>
+      </w:r>
+    </w:p>
+    <w:p>
+      <w:r>
+        <w:drawing>
+          <wp:inline xmlns:a="http://schemas.openxmlformats.org/drawingml/2006/main" xmlns:pic="http://schemas.openxmlformats.org/drawingml/2006/picture">
+            <wp:extent cx="5486400" cy="3182112"/>
+            <wp:docPr id="1" name="Picture 1" descr="Multiply inputs: 2×0.5=1 and 1×(-1)=-1. → Add weighted terms: Pre-activation z is 1-1+0.2=0.2. → Apply ReLU: max(0,0.2)=0.2; this activation is not a confidence percentage."/>
+            <wp:cNvGraphicFramePr>
+              <a:graphicFrameLocks noChangeAspect="1"/>
+            </wp:cNvGraphicFramePr>
+            <a:graphic>
+              <a:graphicData uri="http://schemas.openxmlformats.org/drawingml/2006/picture">
+                <pic:pic>
+                  <pic:nvPicPr>
+                    <pic:cNvPr id="0" name="academy-story-ai-5-36-02.png"/>
+                    <pic:cNvPicPr/>
+                  </pic:nvPicPr>
+                  <pic:blipFill>
+                    <a:blip r:embed="rId9"/>
+                    <a:stretch>
+                      <a:fillRect/>
+                    </a:stretch>
+                  </pic:blipFill>
+                  <pic:spPr>
+                    <a:xfrm>
+                      <a:off x="0" y="0"/>
+                      <a:ext cx="5486400" cy="3182112"/>
+                    </a:xfrm>
+                    <a:prstGeom prst="rect"/>
+                  </pic:spPr>
+                </pic:pic>
+              </a:graphicData>
+            </a:graphic>
+          </wp:inline>
+        </w:drawing>
+      </w:r>
+    </w:p>
+    <w:p>
+      <w:pPr>
+        <w:pStyle w:val="Heading3"/>
+      </w:pPr>
+      <w:r>
+        <w:t>Read the picture one step at a time</w:t>
+      </w:r>
+    </w:p>
+    <w:tbl>
+      <w:tblPr>
+        <w:tblStyle w:val="LightShading-Accent1"/>
+        <w:tblW w:type="auto" w:w="0"/>
+        <w:tblLook w:firstColumn="1" w:firstRow="1" w:lastColumn="0" w:lastRow="0" w:noHBand="0" w:noVBand="1" w:val="04A0"/>
+      </w:tblPr>
+      <w:tblGrid>
+        <w:gridCol w:w="5112"/>
+        <w:gridCol w:w="5112"/>
+      </w:tblGrid>
+      <w:tr>
+        <w:trPr>
+          <w:tblHeader/>
+        </w:trPr>
+        <w:tc>
+          <w:tcPr>
+            <w:tcW w:type="dxa" w:w="5112"/>
+          </w:tcPr>
+          <w:p>
+            <w:r>
+              <w:t>Step</w:t>
+            </w:r>
+          </w:p>
+        </w:tc>
+        <w:tc>
+          <w:tcPr>
+            <w:tcW w:type="dxa" w:w="5112"/>
+          </w:tcPr>
+          <w:p>
+            <w:r>
+              <w:t>What happens and why</w:t>
+            </w:r>
+          </w:p>
+        </w:tc>
+      </w:tr>
+      <w:tr>
+        <w:tc>
+          <w:tcPr>
+            <w:tcW w:type="dxa" w:w="5112"/>
+          </w:tcPr>
+          <w:p>
+            <w:r>
+              <w:t>1. Multiply inputs</w:t>
+            </w:r>
+          </w:p>
+        </w:tc>
+        <w:tc>
+          <w:tcPr>
+            <w:tcW w:type="dxa" w:w="5112"/>
+          </w:tcPr>
+          <w:p>
+            <w:r>
+              <w:t>2×0.5=1 and 1×(-1)=-1.</w:t>
+            </w:r>
+          </w:p>
+        </w:tc>
+      </w:tr>
+      <w:tr>
+        <w:tc>
+          <w:tcPr>
+            <w:tcW w:type="dxa" w:w="5112"/>
+          </w:tcPr>
+          <w:p>
+            <w:r>
+              <w:t>2. Add weighted terms</w:t>
+            </w:r>
+          </w:p>
+        </w:tc>
+        <w:tc>
+          <w:tcPr>
+            <w:tcW w:type="dxa" w:w="5112"/>
+          </w:tcPr>
+          <w:p>
+            <w:r>
+              <w:t>Pre-activation z is 1-1+0.2=0.2.</w:t>
+            </w:r>
+          </w:p>
+        </w:tc>
+      </w:tr>
+      <w:tr>
+        <w:tc>
+          <w:tcPr>
+            <w:tcW w:type="dxa" w:w="5112"/>
+          </w:tcPr>
+          <w:p>
+            <w:r>
+              <w:t>3. Apply ReLU</w:t>
+            </w:r>
+          </w:p>
+        </w:tc>
+        <w:tc>
+          <w:tcPr>
+            <w:tcW w:type="dxa" w:w="5112"/>
+          </w:tcPr>
+          <w:p>
+            <w:r>
+              <w:t>max(0,0.2)=0.2; this activation is not a confidence percentage.</w:t>
+            </w:r>
+          </w:p>
+        </w:tc>
+      </w:tr>
+    </w:tbl>
+    <w:p>
+      <w:r>
+        <w:t>Match each pictured step to the supplied facts. This is a worked teaching case, not an independent assessment.</w:t>
+      </w:r>
+    </w:p>
+    <w:p>
+      <w:pPr>
         <w:spacing w:line="336" w:lineRule="auto" w:after="180"/>
       </w:pPr>
       <w:r>
         <w:rPr>
           <w:b w:val="0"/>
         </w:rPr>
-        <w:t xml:space="preserve">A fitted signed line is a relevant additional comparison and needs a documented, fair evaluation. Challenge: “Was the candidate faster?” Response: no timing </w:t>
+        <w:t>A defence should distinguish a traceable network calculation from a claim about classification quality. The neuron transforms supplied numbers; held-out labelled cases are needed to assess the complete system.</w:t>
+      </w:r>
+    </w:p>
+    <w:p>
+      <w:pPr>
+        <w:spacing w:line="336" w:lineRule="auto" w:after="180"/>
+      </w:pPr>
+      <w:r>
+        <w:rPr>
+          <w:b w:val="0"/>
+        </w:rPr>
+        <w:t>This one-neuron arithmetic does not establish how a trained image classifier generalises or why its full network makes a decision.</w:t>
+      </w:r>
+    </w:p>
+    <w:p>
+      <w:pPr>
+        <w:spacing w:line="336" w:lineRule="auto" w:after="180"/>
+      </w:pPr>
+      <w:r>
+        <w:rPr>
+          <w:b w:val="0"/>
+        </w:rPr>
+        <w:t xml:space="preserve">Change: Change the second </w:t>
       </w:r>
       <w:r>
         <w:rPr>
           <w:b/>
         </w:rPr>
-        <w:t>evidence</w:t>
+        <w:t>input</w:t>
       </w:r>
       <w:r>
         <w:rPr>
           <w:b w:val="0"/>
         </w:rPr>
-        <w:t xml:space="preserve"> was collected, so speed is unmeasured.</w:t>
+        <w:t xml:space="preserve"> from 1 to 2.</w:t>
+      </w:r>
+    </w:p>
+    <w:p>
+      <w:pPr>
+        <w:spacing w:line="336" w:lineRule="auto" w:after="180"/>
+      </w:pPr>
+      <w:r>
+        <w:rPr>
+          <w:b/>
+        </w:rPr>
+        <w:t>Prediction</w:t>
+      </w:r>
+      <w:r>
+        <w:rPr>
+          <w:b w:val="0"/>
+        </w:rPr>
+        <w:t>: z becomes 1-2+0.2=-0.8 and ReLU returns 0.</w:t>
+      </w:r>
+    </w:p>
+    <w:p>
+      <w:pPr>
+        <w:spacing w:line="336" w:lineRule="auto" w:after="180"/>
+      </w:pPr>
+      <w:r>
+        <w:rPr>
+          <w:b w:val="0"/>
+        </w:rPr>
+        <w:t>Reason: The negative weighted term grows; ReLU clips a negative pre-activation to zero.</w:t>
+      </w:r>
+    </w:p>
+    <w:p>
+      <w:pPr>
+        <w:pStyle w:val="Heading2"/>
+      </w:pPr>
+      <w:r>
+        <w:t>Earlier wording, alternatives and picture transcripts · reference / check after trying</w:t>
+      </w:r>
+    </w:p>
+    <w:tbl>
+      <w:tblPr>
+        <w:tblStyle w:val="LightShading-Accent1"/>
+        <w:tblW w:type="auto" w:w="0"/>
+        <w:tblLook w:firstColumn="1" w:firstRow="1" w:lastColumn="0" w:lastRow="0" w:noHBand="0" w:noVBand="1" w:val="04A0"/>
+      </w:tblPr>
+      <w:tblGrid>
+        <w:gridCol w:w="5112"/>
+        <w:gridCol w:w="5112"/>
+      </w:tblGrid>
+      <w:tr>
+        <w:trPr>
+          <w:tblHeader/>
+        </w:trPr>
+        <w:tc>
+          <w:tcPr>
+            <w:tcW w:type="dxa" w:w="5112"/>
+          </w:tcPr>
+          <w:p>
+            <w:r>
+              <w:t>Term</w:t>
+            </w:r>
+          </w:p>
+        </w:tc>
+        <w:tc>
+          <w:tcPr>
+            <w:tcW w:type="dxa" w:w="5112"/>
+          </w:tcPr>
+          <w:p>
+            <w:r>
+              <w:t>Meaning</w:t>
+            </w:r>
+          </w:p>
+        </w:tc>
+      </w:tr>
+      <w:tr>
+        <w:tc>
+          <w:tcPr>
+            <w:tcW w:type="dxa" w:w="5112"/>
+          </w:tcPr>
+          <w:p>
+            <w:r>
+              <w:t>Defense</w:t>
+            </w:r>
+          </w:p>
+        </w:tc>
+        <w:tc>
+          <w:tcPr>
+            <w:tcW w:type="dxa" w:w="5112"/>
+          </w:tcPr>
+          <w:p>
+            <w:r>
+              <w:t>An explanation of methods and claims supported by inspectable evidence</w:t>
+            </w:r>
+          </w:p>
+        </w:tc>
+      </w:tr>
+      <w:tr>
+        <w:tc>
+          <w:tcPr>
+            <w:tcW w:type="dxa" w:w="5112"/>
+          </w:tcPr>
+          <w:p>
+            <w:r>
+              <w:t>Evidence chain</w:t>
+            </w:r>
+          </w:p>
+        </w:tc>
+        <w:tc>
+          <w:tcPr>
+            <w:tcW w:type="dxa" w:w="5112"/>
+          </w:tcPr>
+          <w:p>
+            <w:r>
+              <w:t>The connection from inputs and procedure through raw outputs to a reported claim</w:t>
+            </w:r>
+          </w:p>
+        </w:tc>
+      </w:tr>
+      <w:tr>
+        <w:tc>
+          <w:tcPr>
+            <w:tcW w:type="dxa" w:w="5112"/>
+          </w:tcPr>
+          <w:p>
+            <w:r>
+              <w:t>Limitation</w:t>
+            </w:r>
+          </w:p>
+        </w:tc>
+        <w:tc>
+          <w:tcPr>
+            <w:tcW w:type="dxa" w:w="5112"/>
+          </w:tcPr>
+          <w:p>
+            <w:r>
+              <w:t>A condition restricting what evidence can establish</w:t>
+            </w:r>
+          </w:p>
+        </w:tc>
+      </w:tr>
+      <w:tr>
+        <w:tc>
+          <w:tcPr>
+            <w:tcW w:type="dxa" w:w="5112"/>
+          </w:tcPr>
+          <w:p>
+            <w:r>
+              <w:t>Reproduction</w:t>
+            </w:r>
+          </w:p>
+        </w:tc>
+        <w:tc>
+          <w:tcPr>
+            <w:tcW w:type="dxa" w:w="5112"/>
+          </w:tcPr>
+          <w:p>
+            <w:r>
+              <w:t>Repeating the documented procedure to check reported outputs</w:t>
+            </w:r>
+          </w:p>
+        </w:tc>
+      </w:tr>
+    </w:tbl>
+    <w:p>
+      <w:pPr>
+        <w:pStyle w:val="Heading3"/>
+      </w:pPr>
+      <w:r>
+        <w:t>Model the reasoning aloud</w:t>
+      </w:r>
+    </w:p>
+    <w:p>
+      <w:pPr>
+        <w:spacing w:line="336" w:lineRule="auto" w:after="180"/>
+      </w:pPr>
+      <w:r>
+        <w:rPr>
+          <w:b w:val="0"/>
+        </w:rPr>
+        <w:t xml:space="preserve">Use the complete worked example below before asking learners to complete W2. Reveal a small part, invite a </w:t>
+      </w:r>
+      <w:r>
+        <w:rPr>
+          <w:b/>
+        </w:rPr>
+        <w:t>prediction</w:t>
+      </w:r>
+      <w:r>
+        <w:rPr>
+          <w:b w:val="0"/>
+        </w:rPr>
+        <w:t>, then explain the deciding step.</w:t>
+      </w:r>
+    </w:p>
+    <w:p>
+      <w:pPr>
+        <w:spacing w:line="336" w:lineRule="auto" w:after="180"/>
+      </w:pPr>
+      <w:r>
+        <w:rPr>
+          <w:b w:val="0"/>
+        </w:rPr>
+        <w:t>These teacher notes contain solutions; do not reveal the independent case answer during modelling.</w:t>
       </w:r>
     </w:p>
     <w:tbl>
@@ -1359,47 +2317,10 @@
     </w:p>
     <w:p>
       <w:pPr>
-        <w:spacing w:line="336" w:lineRule="auto" w:after="180"/>
-      </w:pPr>
-      <w:r>
-        <w:rPr>
-          <w:b w:val="0"/>
-        </w:rPr>
-        <w:t>Defend an individual network calculation. At the defence, a team shows a single toy neuron before describing the whole image-pattern experiment.</w:t>
-      </w:r>
-    </w:p>
-    <w:p>
-      <w:pPr>
         <w:pStyle w:val="Heading3"/>
       </w:pPr>
       <w:r>
         <w:t>The facts we will use</w:t>
-      </w:r>
-    </w:p>
-    <w:p>
-      <w:pPr>
-        <w:pStyle w:val="Heading3"/>
-      </w:pPr>
-      <w:r>
-        <w:t>Supplied facts</w:t>
-      </w:r>
-    </w:p>
-    <w:p>
-      <w:pPr>
-        <w:spacing w:line="336" w:lineRule="auto" w:after="180"/>
-        <w:shd w:fill="F1F6FC"/>
-      </w:pPr>
-      <w:r>
-        <w:rPr>
-          <w:b/>
-        </w:rPr>
-        <w:t>Input</w:t>
-      </w:r>
-      <w:r>
-        <w:rPr>
-          <w:b w:val="0"/>
-        </w:rPr>
-        <w:t>s are [2,1]; weights [0.5,-1]; bias 0.2; activation is ReLU, max(0,z). This is a demonstration, not a probability model.</w:t>
       </w:r>
     </w:p>
     <w:p>
@@ -1407,7 +2328,7 @@
         <w:drawing>
           <wp:inline xmlns:a="http://schemas.openxmlformats.org/drawingml/2006/main" xmlns:pic="http://schemas.openxmlformats.org/drawingml/2006/picture">
             <wp:extent cx="5486400" cy="3218543"/>
-            <wp:docPr id="1" name="Picture 1" descr="One toy ReLU neuron: not a probability"/>
+            <wp:docPr id="2" name="Picture 2" descr="One toy ReLU neuron: not a probability"/>
             <wp:cNvGraphicFramePr>
               <a:graphicFrameLocks noChangeAspect="1"/>
             </wp:cNvGraphicFramePr>
@@ -1419,7 +2340,7 @@
                     <pic:cNvPicPr/>
                   </pic:nvPicPr>
                   <pic:blipFill>
-                    <a:blip r:embed="rId9"/>
+                    <a:blip r:embed="rId10"/>
                     <a:stretch>
                       <a:fillRect/>
                     </a:stretch>
@@ -1443,7 +2364,7 @@
         <w:drawing>
           <wp:inline xmlns:a="http://schemas.openxmlformats.org/drawingml/2006/main" xmlns:pic="http://schemas.openxmlformats.org/drawingml/2006/picture">
             <wp:extent cx="5486400" cy="5185229"/>
-            <wp:docPr id="2" name="Picture 2" descr="Neural network experiment defense. Multiply inputs: 2×0.5=1 and 1×(-1)=-1.. Add weighted terms: Pre-activation z is 1-1+0.2=0.2.. Apply ReLU: max(0,0.2)=0.2; this activation is not a confidence percentage."/>
+            <wp:docPr id="3" name="Picture 3" descr="Neural network experiment defense. Multiply inputs: 2×0.5=1 and 1×(-1)=-1.. Add weighted terms: Pre-activation z is 1-1+0.2=0.2.. Apply ReLU: max(0,0.2)=0.2; this activation is not a confidence percentage."/>
             <wp:cNvGraphicFramePr>
               <a:graphicFrameLocks noChangeAspect="1"/>
             </wp:cNvGraphicFramePr>
@@ -1455,7 +2376,7 @@
                     <pic:cNvPicPr/>
                   </pic:nvPicPr>
                   <pic:blipFill>
-                    <a:blip r:embed="rId10"/>
+                    <a:blip r:embed="rId11"/>
                     <a:stretch>
                       <a:fillRect/>
                     </a:stretch>
@@ -1479,114 +2400,7 @@
         <w:pStyle w:val="Heading3"/>
       </w:pPr>
       <w:r>
-        <w:t>Read the picture one step at a time</w:t>
-      </w:r>
-    </w:p>
-    <w:tbl>
-      <w:tblPr>
-        <w:tblStyle w:val="LightShading-Accent1"/>
-        <w:tblW w:type="auto" w:w="0"/>
-        <w:tblLook w:firstColumn="1" w:firstRow="1" w:lastColumn="0" w:lastRow="0" w:noHBand="0" w:noVBand="1" w:val="04A0"/>
-      </w:tblPr>
-      <w:tblGrid>
-        <w:gridCol w:w="5112"/>
-        <w:gridCol w:w="5112"/>
-      </w:tblGrid>
-      <w:tr>
-        <w:trPr>
-          <w:tblHeader/>
-        </w:trPr>
-        <w:tc>
-          <w:tcPr>
-            <w:tcW w:type="dxa" w:w="5112"/>
-          </w:tcPr>
-          <w:p>
-            <w:r>
-              <w:t>Step</w:t>
-            </w:r>
-          </w:p>
-        </w:tc>
-        <w:tc>
-          <w:tcPr>
-            <w:tcW w:type="dxa" w:w="5112"/>
-          </w:tcPr>
-          <w:p>
-            <w:r>
-              <w:t>What happens and why</w:t>
-            </w:r>
-          </w:p>
-        </w:tc>
-      </w:tr>
-      <w:tr>
-        <w:tc>
-          <w:tcPr>
-            <w:tcW w:type="dxa" w:w="5112"/>
-          </w:tcPr>
-          <w:p>
-            <w:r>
-              <w:t>1. Multiply inputs</w:t>
-            </w:r>
-          </w:p>
-        </w:tc>
-        <w:tc>
-          <w:tcPr>
-            <w:tcW w:type="dxa" w:w="5112"/>
-          </w:tcPr>
-          <w:p>
-            <w:r>
-              <w:t>2×0.5=1 and 1×(-1)=-1.</w:t>
-            </w:r>
-          </w:p>
-        </w:tc>
-      </w:tr>
-      <w:tr>
-        <w:tc>
-          <w:tcPr>
-            <w:tcW w:type="dxa" w:w="5112"/>
-          </w:tcPr>
-          <w:p>
-            <w:r>
-              <w:t>2. Add weighted terms</w:t>
-            </w:r>
-          </w:p>
-        </w:tc>
-        <w:tc>
-          <w:tcPr>
-            <w:tcW w:type="dxa" w:w="5112"/>
-          </w:tcPr>
-          <w:p>
-            <w:r>
-              <w:t>Pre-activation z is 1-1+0.2=0.2.</w:t>
-            </w:r>
-          </w:p>
-        </w:tc>
-      </w:tr>
-      <w:tr>
-        <w:tc>
-          <w:tcPr>
-            <w:tcW w:type="dxa" w:w="5112"/>
-          </w:tcPr>
-          <w:p>
-            <w:r>
-              <w:t>3. Apply ReLU</w:t>
-            </w:r>
-          </w:p>
-        </w:tc>
-        <w:tc>
-          <w:tcPr>
-            <w:tcW w:type="dxa" w:w="5112"/>
-          </w:tcPr>
-          <w:p>
-            <w:r>
-              <w:t>max(0,0.2)=0.2; this activation is not a confidence percentage.</w:t>
-            </w:r>
-          </w:p>
-        </w:tc>
-      </w:tr>
-    </w:tbl>
-    <w:p>
-      <w:r>
-        <w:t>Match each pictured step to the supplied facts. This is a worked teaching case, not an independent assessment.</w:t>
+        <w:t>Why this result follows</w:t>
       </w:r>
     </w:p>
     <w:p>
@@ -1594,7 +2408,7 @@
         <w:pStyle w:val="Heading3"/>
       </w:pPr>
       <w:r>
-        <w:t>Why this result follows</w:t>
+        <w:t>What this example does not establish</w:t>
       </w:r>
     </w:p>
     <w:p>
@@ -1602,149 +2416,192 @@
         <w:pStyle w:val="Heading3"/>
       </w:pPr>
       <w:r>
-        <w:t>Why the result follows</w:t>
+        <w:t>Change one thing in the pictured case</w:t>
       </w:r>
     </w:p>
     <w:p>
       <w:pPr>
-        <w:spacing w:line="336" w:lineRule="auto" w:after="180"/>
-        <w:shd w:fill="F1F6FC"/>
-      </w:pPr>
-      <w:r>
-        <w:rPr>
-          <w:b w:val="0"/>
-        </w:rPr>
-        <w:t>A defence should distinguish a traceable network calculation from a claim about classification quality. The neuron transforms supplied numbers; held-out labelled cases are needed to assess the complete system.</w:t>
+        <w:pStyle w:val="Heading3"/>
+      </w:pPr>
+      <w:r>
+        <w:t>Ask while showing the picture</w:t>
       </w:r>
     </w:p>
     <w:p>
       <w:pPr>
-        <w:pStyle w:val="Heading3"/>
-      </w:pPr>
-      <w:r>
-        <w:t>What this example does not establish</w:t>
+        <w:spacing w:line="336" w:lineRule="auto" w:after="180"/>
+      </w:pPr>
+      <w:r>
+        <w:rPr>
+          <w:b w:val="0"/>
+        </w:rPr>
+        <w:t xml:space="preserve">Cover the result. Ask learners to name the </w:t>
+      </w:r>
+      <w:r>
+        <w:rPr>
+          <w:b/>
+        </w:rPr>
+        <w:t>input</w:t>
+      </w:r>
+      <w:r>
+        <w:rPr>
+          <w:b w:val="0"/>
+        </w:rPr>
+        <w:t xml:space="preserve">s and predict the next step. Uncover one step, connect the icon to the actual procedure, and explain its </w:t>
+      </w:r>
+      <w:r>
+        <w:rPr>
+          <w:b/>
+        </w:rPr>
+        <w:t>evidence</w:t>
+      </w:r>
+      <w:r>
+        <w:rPr>
+          <w:b w:val="0"/>
+        </w:rPr>
+        <w:t>. Then change the supplied condition and compare.</w:t>
       </w:r>
     </w:p>
     <w:p>
       <w:pPr>
-        <w:pStyle w:val="Heading3"/>
-      </w:pPr>
-      <w:r>
-        <w:t>Keep the stated limit</w:t>
+        <w:spacing w:line="336" w:lineRule="auto" w:after="180"/>
+      </w:pPr>
+      <w:r>
+        <w:rPr>
+          <w:b w:val="0"/>
+        </w:rPr>
+        <w:t>The picture is a representation; it does not document execution of a real AI model.</w:t>
       </w:r>
     </w:p>
     <w:p>
       <w:pPr>
-        <w:spacing w:line="336" w:lineRule="auto" w:after="180"/>
-        <w:shd w:fill="FFF5E6"/>
-      </w:pPr>
-      <w:r>
-        <w:rPr>
-          <w:b w:val="0"/>
-        </w:rPr>
-        <w:t>This one-neuron arithmetic does not establish how a trained image classifier generalises or why its full network makes a decision.</w:t>
+        <w:pStyle w:val="Heading1"/>
+      </w:pPr>
+      <w:r>
+        <w:t>03. Model a step,then remove help</w:t>
       </w:r>
     </w:p>
     <w:p>
-      <w:pPr>
-        <w:pStyle w:val="Heading3"/>
-      </w:pPr>
-      <w:r>
-        <w:t>Change one thing in the pictured case</w:t>
+      <w:r>
+        <w:t>Collect each learner’s reasoning before showing a key.</w:t>
       </w:r>
     </w:p>
     <w:p>
       <w:pPr>
-        <w:pStyle w:val="Heading3"/>
-      </w:pPr>
-      <w:r>
-        <w:t>Change one thing</w:t>
+        <w:pStyle w:val="Heading2"/>
+      </w:pPr>
+      <w:r>
+        <w:t>Current completion task and checked reasoning</w:t>
       </w:r>
     </w:p>
     <w:p>
       <w:pPr>
         <w:spacing w:line="336" w:lineRule="auto" w:after="180"/>
-        <w:shd w:fill="F5F1FB"/>
       </w:pPr>
       <w:r>
         <w:rPr>
           <w:b w:val="0"/>
         </w:rPr>
-        <w:t xml:space="preserve">Change: Change the second </w:t>
-      </w:r>
-      <w:r>
-        <w:rPr>
-          <w:b/>
-        </w:rPr>
-        <w:t>input</w:t>
-      </w:r>
-      <w:r>
-        <w:rPr>
-          <w:b w:val="0"/>
-        </w:rPr>
-        <w:t xml:space="preserve"> from 1 to 2.</w:t>
+        <w:t>Completion task: State the validation selection and frozen final comparison using their correct metrics and scopes.</w:t>
       </w:r>
     </w:p>
     <w:p>
       <w:pPr>
-        <w:pStyle w:val="Heading3"/>
-      </w:pPr>
-      <w:r>
-        <w:t>Predicted result</w:t>
+        <w:spacing w:line="336" w:lineRule="auto" w:after="180"/>
+      </w:pPr>
+      <w:r>
+        <w:rPr>
+          <w:b w:val="0"/>
+        </w:rPr>
+        <w:t>Teacher check: Teacher explanation: Rate 0.2 selected a = 2 with validation MSE 0 versus 0.78125 on two positive rows.</w:t>
       </w:r>
     </w:p>
     <w:p>
       <w:pPr>
         <w:spacing w:line="336" w:lineRule="auto" w:after="180"/>
-        <w:shd w:fill="F1F6FC"/>
-      </w:pPr>
+      </w:pPr>
+      <w:r>
+        <w:rPr>
+          <w:b w:val="0"/>
+        </w:rPr>
+        <w:t>Frozen final MSE was 5 versus baseline 20.25 on four constructed rows; negative-</w:t>
+      </w:r>
       <w:r>
         <w:rPr>
           <w:b/>
         </w:rPr>
-        <w:t>Prediction</w:t>
+        <w:t>input</w:t>
       </w:r>
       <w:r>
         <w:rPr>
           <w:b w:val="0"/>
         </w:rPr>
-        <w:t>: z becomes 1-2+0.2=-0.8 and ReLU returns 0.</w:t>
+        <w:t xml:space="preserve"> candidate MSE was 10 on two rows.</w:t>
       </w:r>
     </w:p>
     <w:p>
       <w:pPr>
-        <w:pStyle w:val="Heading3"/>
-      </w:pPr>
-      <w:r>
-        <w:t>Why the result follows</w:t>
+        <w:spacing w:line="336" w:lineRule="auto" w:after="180"/>
+      </w:pPr>
+      <w:r>
+        <w:rPr>
+          <w:b w:val="0"/>
+        </w:rPr>
+        <w:t xml:space="preserve">Start by identifying the given </w:t>
+      </w:r>
+      <w:r>
+        <w:rPr>
+          <w:b/>
+        </w:rPr>
+        <w:t>input</w:t>
+      </w:r>
+      <w:r>
+        <w:rPr>
+          <w:b w:val="0"/>
+        </w:rPr>
+        <w:t>s together. Leave the intermediate steps blank. If needed, model one step, then withdraw that help on the next step. Move to a full trace only when the partial trace is understood.</w:t>
       </w:r>
     </w:p>
     <w:p>
       <w:pPr>
         <w:spacing w:line="336" w:lineRule="auto" w:after="180"/>
-        <w:shd w:fill="F1F6FC"/>
       </w:pPr>
       <w:r>
         <w:rPr>
           <w:b w:val="0"/>
         </w:rPr>
-        <w:t>Reason: The negative weighted term grows; ReLU clips a negative pre-activation to zero.</w:t>
+        <w:t>For partners, alternate explainer and checker; collect a response from every learner before discussion.</w:t>
       </w:r>
     </w:p>
     <w:p>
       <w:pPr>
-        <w:pStyle w:val="Heading3"/>
-      </w:pPr>
-      <w:r>
-        <w:t>Ask while showing the picture</w:t>
+        <w:pStyle w:val="Heading2"/>
+      </w:pPr>
+      <w:r>
+        <w:t>Individual misconception check</w:t>
       </w:r>
     </w:p>
     <w:p>
       <w:pPr>
-        <w:pStyle w:val="Heading3"/>
-      </w:pPr>
-      <w:r>
-        <w:t>Ask while showing the picture · 6</w:t>
+        <w:spacing w:line="336" w:lineRule="auto" w:after="180"/>
+      </w:pPr>
+      <w:r>
+        <w:rPr>
+          <w:b w:val="0"/>
+        </w:rPr>
+        <w:t xml:space="preserve">Use the worked case for Neural network experiment </w:t>
+      </w:r>
+      <w:r>
+        <w:rPr>
+          <w:b/>
+        </w:rPr>
+        <w:t>defense</w:t>
+      </w:r>
+      <w:r>
+        <w:rPr>
+          <w:b w:val="0"/>
+        </w:rPr>
+        <w:t>. Proposed explanation: “A polished demonstration is an evaluation”. Decide whether this explanation is supported.</w:t>
       </w:r>
     </w:p>
     <w:p>
@@ -1755,31 +2612,7 @@
         <w:rPr>
           <w:b w:val="0"/>
         </w:rPr>
-        <w:t xml:space="preserve">Cover the result. Ask learners to name the </w:t>
-      </w:r>
-      <w:r>
-        <w:rPr>
-          <w:b/>
-        </w:rPr>
-        <w:t>input</w:t>
-      </w:r>
-      <w:r>
-        <w:rPr>
-          <w:b w:val="0"/>
-        </w:rPr>
-        <w:t xml:space="preserve">s and predict the next step. Uncover one step, connect the icon to the actual procedure, and explain its </w:t>
-      </w:r>
-      <w:r>
-        <w:rPr>
-          <w:b/>
-        </w:rPr>
-        <w:t>evidence</w:t>
-      </w:r>
-      <w:r>
-        <w:rPr>
-          <w:b w:val="0"/>
-        </w:rPr>
-        <w:t>. Then change the supplied condition and compare.</w:t>
+        <w:t>Point to the step or supplied fact that decides; explain your repair if needed.</w:t>
       </w:r>
     </w:p>
     <w:p>
@@ -1790,20 +2623,238 @@
         <w:rPr>
           <w:b w:val="0"/>
         </w:rPr>
-        <w:t>The picture is a representation; it does not document execution of a real AI model.</w:t>
+        <w:t>Expected correction: A demonstration needs traceable data roles, metrics and raw results to support a performance claim.</w:t>
       </w:r>
     </w:p>
     <w:p>
       <w:pPr>
-        <w:pStyle w:val="Heading1"/>
-      </w:pPr>
-      <w:r>
-        <w:t>03. Demonstrate and guide practice</w:t>
+        <w:spacing w:line="336" w:lineRule="auto" w:after="180"/>
+      </w:pPr>
+      <w:r>
+        <w:rPr>
+          <w:b w:val="0"/>
+        </w:rPr>
+        <w:t>Collect explanations, not only yes/no votes. If a misunderstanding is common, re-model the relevant step for the class.</w:t>
       </w:r>
     </w:p>
     <w:p>
-      <w:r>
-        <w:t>Demonstrate Neural network experiment defense, reduce support deliberately and check individual reasoning before discussing answers.</w:t>
+      <w:pPr>
+        <w:spacing w:line="336" w:lineRule="auto" w:after="180"/>
+      </w:pPr>
+      <w:r>
+        <w:rPr>
+          <w:b w:val="0"/>
+        </w:rPr>
+        <w:t>If it affects a few learners, give a short targeted group explanation while others solve a more demanding variation.</w:t>
+      </w:r>
+    </w:p>
+    <w:p>
+      <w:pPr>
+        <w:pStyle w:val="Heading2"/>
+      </w:pPr>
+      <w:r>
+        <w:t>Pictured reasoning and changed case</w:t>
+      </w:r>
+    </w:p>
+    <w:p>
+      <w:pPr>
+        <w:spacing w:line="336" w:lineRule="auto" w:after="180"/>
+      </w:pPr>
+      <w:r>
+        <w:rPr>
+          <w:b w:val="0"/>
+        </w:rPr>
+        <w:t xml:space="preserve">Calculate both weighted terms, z and ReLU </w:t>
+      </w:r>
+      <w:r>
+        <w:rPr>
+          <w:b/>
+        </w:rPr>
+        <w:t>output</w:t>
+      </w:r>
+      <w:r>
+        <w:rPr>
+          <w:b w:val="0"/>
+        </w:rPr>
+        <w:t xml:space="preserve">. Predict the changed second </w:t>
+      </w:r>
+      <w:r>
+        <w:rPr>
+          <w:b/>
+        </w:rPr>
+        <w:t>input</w:t>
+      </w:r>
+      <w:r>
+        <w:rPr>
+          <w:b w:val="0"/>
+        </w:rPr>
+        <w:t xml:space="preserve"> and explain why 0.2 cannot be called 20% accuracy.</w:t>
+      </w:r>
+    </w:p>
+    <w:p>
+      <w:pPr>
+        <w:spacing w:line="336" w:lineRule="auto" w:after="180"/>
+      </w:pPr>
+      <w:r>
+        <w:rPr>
+          <w:b w:val="0"/>
+        </w:rPr>
+        <w:t xml:space="preserve">The products are 1 and -1; z=0.2 and ReLU=0.2. With second </w:t>
+      </w:r>
+      <w:r>
+        <w:rPr>
+          <w:b/>
+        </w:rPr>
+        <w:t>input</w:t>
+      </w:r>
+      <w:r>
+        <w:rPr>
+          <w:b w:val="0"/>
+        </w:rPr>
+        <w:t xml:space="preserve"> 2, z=-0.8 and </w:t>
+      </w:r>
+      <w:r>
+        <w:rPr>
+          <w:b/>
+        </w:rPr>
+        <w:t>output</w:t>
+      </w:r>
+      <w:r>
+        <w:rPr>
+          <w:b w:val="0"/>
+        </w:rPr>
+        <w:t>=0. The activation is a neuron value, not an accuracy fraction or calibrated probability.</w:t>
+      </w:r>
+    </w:p>
+    <w:p>
+      <w:pPr>
+        <w:spacing w:line="336" w:lineRule="auto" w:after="180"/>
+      </w:pPr>
+      <w:r>
+        <w:rPr>
+          <w:b w:val="0"/>
+        </w:rPr>
+        <w:t>Changed-case reasoning: z becomes 1-2+0.2=-0.8 and ReLU returns 0. The negative weighted term grows; ReLU clips a negative pre-activation to zero.</w:t>
+      </w:r>
+    </w:p>
+    <w:p>
+      <w:pPr>
+        <w:spacing w:line="336" w:lineRule="auto" w:after="180"/>
+      </w:pPr>
+      <w:r>
+        <w:rPr>
+          <w:b w:val="0"/>
+        </w:rPr>
+        <w:t xml:space="preserve">Collect each learner’s explanation before discussion. Use the first missing connection between </w:t>
+      </w:r>
+      <w:r>
+        <w:rPr>
+          <w:b/>
+        </w:rPr>
+        <w:t>input</w:t>
+      </w:r>
+      <w:r>
+        <w:rPr>
+          <w:b w:val="0"/>
+        </w:rPr>
+        <w:t xml:space="preserve">, deciding step and result to choose support. This question is worked-case practice, not fresh mastery </w:t>
+      </w:r>
+      <w:r>
+        <w:rPr>
+          <w:b/>
+        </w:rPr>
+        <w:t>evidence</w:t>
+      </w:r>
+      <w:r>
+        <w:rPr>
+          <w:b w:val="0"/>
+        </w:rPr>
+        <w:t>.</w:t>
+      </w:r>
+    </w:p>
+    <w:p>
+      <w:pPr>
+        <w:pStyle w:val="Heading2"/>
+      </w:pPr>
+      <w:r>
+        <w:t>Accessible support and extension</w:t>
+      </w:r>
+    </w:p>
+    <w:p>
+      <w:pPr>
+        <w:spacing w:line="336" w:lineRule="auto" w:after="180"/>
+      </w:pPr>
+      <w:r>
+        <w:rPr>
+          <w:b w:val="0"/>
+        </w:rPr>
+        <w:t xml:space="preserve">Use See how it works and Follow a worked example. Collect a </w:t>
+      </w:r>
+      <w:r>
+        <w:rPr>
+          <w:b/>
+        </w:rPr>
+        <w:t>prediction</w:t>
+      </w:r>
+      <w:r>
+        <w:rPr>
+          <w:b w:val="0"/>
+        </w:rPr>
+        <w:t xml:space="preserve"> before revealing its result; ask the learner to point to each intermediate fact.</w:t>
+      </w:r>
+    </w:p>
+    <w:p>
+      <w:pPr>
+        <w:spacing w:line="336" w:lineRule="auto" w:after="180"/>
+      </w:pPr>
+      <w:r>
+        <w:rPr>
+          <w:b w:val="0"/>
+        </w:rPr>
+        <w:t xml:space="preserve">Provide a frame with question, fixed settings, changed setting, data roles, raw </w:t>
+      </w:r>
+      <w:r>
+        <w:rPr>
+          <w:b/>
+        </w:rPr>
+        <w:t>prediction</w:t>
+      </w:r>
+      <w:r>
+        <w:rPr>
+          <w:b w:val="0"/>
+        </w:rPr>
+        <w:t xml:space="preserve">s, metric, conclusion and </w:t>
+      </w:r>
+      <w:r>
+        <w:rPr>
+          <w:b/>
+        </w:rPr>
+        <w:t>limitation</w:t>
+      </w:r>
+      <w:r>
+        <w:rPr>
+          <w:b w:val="0"/>
+        </w:rPr>
+        <w:t>. Allow a calculator and explicit squared-error columns.</w:t>
+      </w:r>
+    </w:p>
+    <w:p>
+      <w:pPr>
+        <w:spacing w:line="336" w:lineRule="auto" w:after="180"/>
+      </w:pPr>
+      <w:r>
+        <w:rPr>
+          <w:b w:val="0"/>
+        </w:rPr>
+        <w:t>Extension: implement the arithmetic locally, preserve the program version, and explain why a successful replay adds no independent test cases.</w:t>
+      </w:r>
+    </w:p>
+    <w:p>
+      <w:pPr>
+        <w:pStyle w:val="Heading2"/>
+      </w:pPr>
+      <w:r>
+        <w:t>Earlier wording, alternatives and picture transcripts · reference / check after trying</w:t>
       </w:r>
     </w:p>
     <w:tbl>
@@ -2020,71 +3071,26 @@
     </w:tbl>
     <w:p>
       <w:pPr>
-        <w:spacing w:line="336" w:lineRule="auto" w:after="180"/>
-      </w:pPr>
-      <w:r>
-        <w:rPr>
-          <w:b w:val="0"/>
-        </w:rPr>
-        <w:t xml:space="preserve">Use See how it works and Follow a worked example. Collect a </w:t>
-      </w:r>
-      <w:r>
-        <w:rPr>
-          <w:b/>
-        </w:rPr>
-        <w:t>prediction</w:t>
-      </w:r>
-      <w:r>
-        <w:rPr>
-          <w:b w:val="0"/>
-        </w:rPr>
-        <w:t xml:space="preserve"> before revealing its result; ask the learner to point to each intermediate fact.</w:t>
+        <w:pStyle w:val="Heading3"/>
+      </w:pPr>
+      <w:r>
+        <w:t>Reduce help deliberately</w:t>
       </w:r>
     </w:p>
     <w:p>
       <w:pPr>
-        <w:spacing w:line="336" w:lineRule="auto" w:after="180"/>
-      </w:pPr>
-      <w:r>
-        <w:rPr>
-          <w:b w:val="0"/>
-        </w:rPr>
-        <w:t xml:space="preserve">Provide a frame with question, fixed settings, changed setting, data roles, raw </w:t>
-      </w:r>
-      <w:r>
-        <w:rPr>
-          <w:b/>
-        </w:rPr>
-        <w:t>prediction</w:t>
-      </w:r>
-      <w:r>
-        <w:rPr>
-          <w:b w:val="0"/>
-        </w:rPr>
-        <w:t xml:space="preserve">s, metric, conclusion and </w:t>
-      </w:r>
-      <w:r>
-        <w:rPr>
-          <w:b/>
-        </w:rPr>
-        <w:t>limitation</w:t>
-      </w:r>
-      <w:r>
-        <w:rPr>
-          <w:b w:val="0"/>
-        </w:rPr>
-        <w:t>. Allow a calculator and explicit squared-error columns.</w:t>
+        <w:pStyle w:val="Heading3"/>
+      </w:pPr>
+      <w:r>
+        <w:t>Individual reasoning check</w:t>
       </w:r>
     </w:p>
     <w:p>
       <w:pPr>
-        <w:spacing w:line="336" w:lineRule="auto" w:after="180"/>
-      </w:pPr>
-      <w:r>
-        <w:rPr>
-          <w:b w:val="0"/>
-        </w:rPr>
-        <w:t>Extension: implement the arithmetic locally, preserve the program version, and explain why a successful replay adds no independent test cases.</w:t>
+        <w:pStyle w:val="Heading3"/>
+      </w:pPr>
+      <w:r>
+        <w:t>Pictorial practice question</w:t>
       </w:r>
     </w:p>
     <w:p>
@@ -2092,94 +3098,58 @@
         <w:pStyle w:val="Heading3"/>
       </w:pPr>
       <w:r>
-        <w:t>Reduce help deliberately</w:t>
+        <w:t>Reasoned teacher answer</w:t>
       </w:r>
     </w:p>
     <w:p>
       <w:pPr>
-        <w:pStyle w:val="Heading3"/>
-      </w:pPr>
-      <w:r>
-        <w:t>Completion practice</w:t>
+        <w:pStyle w:val="Heading1"/>
+      </w:pPr>
+      <w:r>
+        <w:t>04. Run the complete supplied investigation</w:t>
       </w:r>
     </w:p>
     <w:p>
-      <w:pPr>
-        <w:spacing w:line="336" w:lineRule="auto" w:after="180"/>
-        <w:shd w:fill="F5F1FB"/>
-      </w:pPr>
-      <w:r>
-        <w:rPr>
-          <w:b w:val="0"/>
-        </w:rPr>
-        <w:t>Completion task: State the validation selection and frozen final comparison using their correct metrics and scopes.</w:t>
+      <w:r>
+        <w:t>Separate predictions,actual runs and paper traces.</w:t>
       </w:r>
     </w:p>
     <w:p>
       <w:pPr>
-        <w:pStyle w:val="Heading3"/>
-      </w:pPr>
-      <w:r>
-        <w:t>Reasoning to listen for</w:t>
+        <w:pStyle w:val="Heading2"/>
+      </w:pPr>
+      <w:r>
+        <w:t>Complete inputs,expected results and limits</w:t>
       </w:r>
     </w:p>
     <w:p>
       <w:pPr>
         <w:spacing w:line="336" w:lineRule="auto" w:after="180"/>
-        <w:shd w:fill="F1F6FC"/>
       </w:pPr>
       <w:r>
         <w:rPr>
           <w:b w:val="0"/>
         </w:rPr>
-        <w:t>Teacher check: Teacher explanation: Rate 0.2 selected a = 2 with validation MSE 0 versus 0.78125 on two positive rows.</w:t>
+        <w:t>Main selection validation 0 versus.78125 on two rows; frozen final candidate 5 versus 20.25 on four, negative subset 10. Supported8→2 gives 6 units/75% relative MSE reduction. Independent selects C2 from validation 1.5/1.0. Baseline final squares 4, 9, 1, 2 sum 16→MSE 4; C2 squares 1, 1, 2, 0 sum 4→MSE 1; reduction 3 units/75%. Last-two-row condition B baseline 1.5 versus candidate 1, but its first row worsens 1→2.</w:t>
       </w:r>
     </w:p>
     <w:p>
       <w:pPr>
         <w:spacing w:line="336" w:lineRule="auto" w:after="180"/>
-        <w:shd w:fill="F1F6FC"/>
       </w:pPr>
       <w:r>
         <w:rPr>
           <w:b w:val="0"/>
         </w:rPr>
-        <w:t>Frozen final MSE was 5 versus baseline 20.25 on four constructed rows; negative-</w:t>
-      </w:r>
-      <w:r>
-        <w:rPr>
-          <w:b/>
-        </w:rPr>
-        <w:t>input</w:t>
-      </w:r>
-      <w:r>
-        <w:rPr>
-          <w:b w:val="0"/>
-        </w:rPr>
-        <w:t xml:space="preserve"> candidate MSE was 10 on two rows.</w:t>
+        <w:t>No speed, energy or universal reliability claim supported.</w:t>
       </w:r>
     </w:p>
     <w:p>
       <w:pPr>
-        <w:spacing w:line="336" w:lineRule="auto" w:after="180"/>
-      </w:pPr>
-      <w:r>
-        <w:rPr>
-          <w:b w:val="0"/>
-        </w:rPr>
-        <w:t xml:space="preserve">Start by identifying the given </w:t>
-      </w:r>
-      <w:r>
-        <w:rPr>
-          <w:b/>
-        </w:rPr>
-        <w:t>input</w:t>
-      </w:r>
-      <w:r>
-        <w:rPr>
-          <w:b w:val="0"/>
-        </w:rPr>
-        <w:t>s together. Leave the intermediate steps blank. If needed, model one step, then withdraw that help on the next step. Move to a full trace only when the partial trace is understood.</w:t>
+        <w:pStyle w:val="Heading2"/>
+      </w:pPr>
+      <w:r>
+        <w:t>Diagnose the current misconceptions</w:t>
       </w:r>
     </w:p>
     <w:p>
@@ -2190,15 +3160,18 @@
         <w:rPr>
           <w:b w:val="0"/>
         </w:rPr>
-        <w:t>For partners, alternate explainer and checker; collect a response from every learner before discussion.</w:t>
+        <w:t>A polished demonstration is an evaluation: A demonstration needs traceable data roles, metrics and raw results to support a performance claim.</w:t>
       </w:r>
     </w:p>
     <w:p>
       <w:pPr>
-        <w:pStyle w:val="Heading3"/>
-      </w:pPr>
-      <w:r>
-        <w:t>Individual reasoning check</w:t>
+        <w:spacing w:line="336" w:lineRule="auto" w:after="180"/>
+      </w:pPr>
+      <w:r>
+        <w:rPr>
+          <w:b w:val="0"/>
+        </w:rPr>
+        <w:t>Relative MSE reduction is accuracy: Regression MSE and classification accuracy are different metrics.</w:t>
       </w:r>
     </w:p>
     <w:p>
@@ -2209,19 +3182,31 @@
         <w:rPr>
           <w:b w:val="0"/>
         </w:rPr>
-        <w:t xml:space="preserve">Use the worked case for Neural network experiment </w:t>
+        <w:t xml:space="preserve">A </w:t>
       </w:r>
       <w:r>
         <w:rPr>
           <w:b/>
         </w:rPr>
-        <w:t>defense</w:t>
+        <w:t>limitation</w:t>
       </w:r>
       <w:r>
         <w:rPr>
           <w:b w:val="0"/>
         </w:rPr>
-        <w:t>. Proposed explanation: “A polished demonstration is an evaluation”. Decide whether this explanation is supported.</w:t>
+        <w:t xml:space="preserve"> invalidates every result: A </w:t>
+      </w:r>
+      <w:r>
+        <w:rPr>
+          <w:b/>
+        </w:rPr>
+        <w:t>limitation</w:t>
+      </w:r>
+      <w:r>
+        <w:rPr>
+          <w:b w:val="0"/>
+        </w:rPr>
+        <w:t xml:space="preserve"> bounds a result; lower error on the measured rows can be true without a universal claim.</w:t>
       </w:r>
     </w:p>
     <w:p>
@@ -2232,294 +3217,39 @@
         <w:rPr>
           <w:b w:val="0"/>
         </w:rPr>
-        <w:t>Point to the step or supplied fact that decides; explain your repair if needed.</w:t>
+        <w:t xml:space="preserve">Use Run the investigation for the </w:t>
+      </w:r>
+      <w:r>
+        <w:rPr>
+          <w:b/>
+        </w:rPr>
+        <w:t>evidence</w:t>
+      </w:r>
+      <w:r>
+        <w:rPr>
+          <w:b w:val="0"/>
+        </w:rPr>
+        <w:t xml:space="preserve"> ledger. Add a boundary or missing-</w:t>
+      </w:r>
+      <w:r>
+        <w:rPr>
+          <w:b/>
+        </w:rPr>
+        <w:t>input</w:t>
+      </w:r>
+      <w:r>
+        <w:rPr>
+          <w:b w:val="0"/>
+        </w:rPr>
+        <w:t xml:space="preserve"> case and record the expected response before checking. More successful repeats of one case do not establish wider coverage.</w:t>
       </w:r>
     </w:p>
     <w:p>
       <w:pPr>
-        <w:pStyle w:val="Heading3"/>
-      </w:pPr>
-      <w:r>
-        <w:t>Expected repair</w:t>
-      </w:r>
-    </w:p>
-    <w:p>
-      <w:pPr>
-        <w:spacing w:line="336" w:lineRule="auto" w:after="180"/>
-        <w:shd w:fill="F1F6FC"/>
-      </w:pPr>
-      <w:r>
-        <w:rPr>
-          <w:b w:val="0"/>
-        </w:rPr>
-        <w:t>Expected correction: A demonstration needs traceable data roles, metrics and raw results to support a performance claim.</w:t>
-      </w:r>
-    </w:p>
-    <w:p>
-      <w:pPr>
-        <w:spacing w:line="336" w:lineRule="auto" w:after="180"/>
-      </w:pPr>
-      <w:r>
-        <w:rPr>
-          <w:b w:val="0"/>
-        </w:rPr>
-        <w:t>Collect explanations, not only yes/no votes. If a misunderstanding is common, re-model the relevant step for the class.</w:t>
-      </w:r>
-    </w:p>
-    <w:p>
-      <w:pPr>
-        <w:spacing w:line="336" w:lineRule="auto" w:after="180"/>
-      </w:pPr>
-      <w:r>
-        <w:rPr>
-          <w:b w:val="0"/>
-        </w:rPr>
-        <w:t>If it affects a few learners, give a short targeted group explanation while others solve a more demanding variation.</w:t>
-      </w:r>
-    </w:p>
-    <w:p>
-      <w:pPr>
-        <w:pStyle w:val="Heading3"/>
-      </w:pPr>
-      <w:r>
-        <w:t>Pictorial practice question</w:t>
-      </w:r>
-    </w:p>
-    <w:p>
-      <w:pPr>
-        <w:spacing w:line="336" w:lineRule="auto" w:after="180"/>
-      </w:pPr>
-      <w:r>
-        <w:rPr>
-          <w:b w:val="0"/>
-        </w:rPr>
-        <w:t xml:space="preserve">Calculate both weighted terms, z and ReLU </w:t>
-      </w:r>
-      <w:r>
-        <w:rPr>
-          <w:b/>
-        </w:rPr>
-        <w:t>output</w:t>
-      </w:r>
-      <w:r>
-        <w:rPr>
-          <w:b w:val="0"/>
-        </w:rPr>
-        <w:t xml:space="preserve">. Predict the changed second </w:t>
-      </w:r>
-      <w:r>
-        <w:rPr>
-          <w:b/>
-        </w:rPr>
-        <w:t>input</w:t>
-      </w:r>
-      <w:r>
-        <w:rPr>
-          <w:b w:val="0"/>
-        </w:rPr>
-        <w:t xml:space="preserve"> and explain why 0.2 cannot be called 20% accuracy.</w:t>
-      </w:r>
-    </w:p>
-    <w:p>
-      <w:pPr>
-        <w:pStyle w:val="Heading3"/>
-      </w:pPr>
-      <w:r>
-        <w:t>Reasoned teacher answer</w:t>
-      </w:r>
-    </w:p>
-    <w:p>
-      <w:pPr>
-        <w:spacing w:line="336" w:lineRule="auto" w:after="180"/>
-      </w:pPr>
-      <w:r>
-        <w:rPr>
-          <w:b w:val="0"/>
-        </w:rPr>
-        <w:t xml:space="preserve">The products are 1 and -1; z=0.2 and ReLU=0.2. With second </w:t>
-      </w:r>
-      <w:r>
-        <w:rPr>
-          <w:b/>
-        </w:rPr>
-        <w:t>input</w:t>
-      </w:r>
-      <w:r>
-        <w:rPr>
-          <w:b w:val="0"/>
-        </w:rPr>
-        <w:t xml:space="preserve"> 2, z=-0.8 and </w:t>
-      </w:r>
-      <w:r>
-        <w:rPr>
-          <w:b/>
-        </w:rPr>
-        <w:t>output</w:t>
-      </w:r>
-      <w:r>
-        <w:rPr>
-          <w:b w:val="0"/>
-        </w:rPr>
-        <w:t>=0. The activation is a neuron value, not an accuracy fraction or calibrated probability.</w:t>
-      </w:r>
-    </w:p>
-    <w:p>
-      <w:pPr>
-        <w:spacing w:line="336" w:lineRule="auto" w:after="180"/>
-      </w:pPr>
-      <w:r>
-        <w:rPr>
-          <w:b w:val="0"/>
-        </w:rPr>
-        <w:t>Changed-case reasoning: z becomes 1-2+0.2=-0.8 and ReLU returns 0. The negative weighted term grows; ReLU clips a negative pre-activation to zero.</w:t>
-      </w:r>
-    </w:p>
-    <w:p>
-      <w:pPr>
-        <w:spacing w:line="336" w:lineRule="auto" w:after="180"/>
-      </w:pPr>
-      <w:r>
-        <w:rPr>
-          <w:b w:val="0"/>
-        </w:rPr>
-        <w:t xml:space="preserve">Collect each learner’s explanation before discussion. Use the first missing connection between </w:t>
-      </w:r>
-      <w:r>
-        <w:rPr>
-          <w:b/>
-        </w:rPr>
-        <w:t>input</w:t>
-      </w:r>
-      <w:r>
-        <w:rPr>
-          <w:b w:val="0"/>
-        </w:rPr>
-        <w:t xml:space="preserve">, deciding step and result to choose support. This question is worked-case practice, not fresh mastery </w:t>
-      </w:r>
-      <w:r>
-        <w:rPr>
-          <w:b/>
-        </w:rPr>
-        <w:t>evidence</w:t>
-      </w:r>
-      <w:r>
-        <w:rPr>
-          <w:b w:val="0"/>
-        </w:rPr>
-        <w:t>.</w:t>
-      </w:r>
-    </w:p>
-    <w:p>
-      <w:pPr>
-        <w:pStyle w:val="Heading1"/>
-      </w:pPr>
-      <w:r>
-        <w:t>04. Run the investigation and diagnose misconceptions</w:t>
-      </w:r>
-    </w:p>
-    <w:p>
-      <w:r>
-        <w:t>Run the Neural network experiment defense investigation and use the first unsupported step to choose a teaching response.</w:t>
-      </w:r>
-    </w:p>
-    <w:p>
-      <w:pPr>
-        <w:spacing w:line="336" w:lineRule="auto" w:after="180"/>
-      </w:pPr>
-      <w:r>
-        <w:rPr>
-          <w:b w:val="0"/>
-        </w:rPr>
-        <w:t>A polished demonstration is an evaluation: A demonstration needs traceable data roles, metrics and raw results to support a performance claim.</w:t>
-      </w:r>
-    </w:p>
-    <w:p>
-      <w:pPr>
-        <w:spacing w:line="336" w:lineRule="auto" w:after="180"/>
-      </w:pPr>
-      <w:r>
-        <w:rPr>
-          <w:b w:val="0"/>
-        </w:rPr>
-        <w:t>Relative MSE reduction is accuracy: Regression MSE and classification accuracy are different metrics.</w:t>
-      </w:r>
-    </w:p>
-    <w:p>
-      <w:pPr>
-        <w:spacing w:line="336" w:lineRule="auto" w:after="180"/>
-      </w:pPr>
-      <w:r>
-        <w:rPr>
-          <w:b w:val="0"/>
-        </w:rPr>
-        <w:t xml:space="preserve">A </w:t>
-      </w:r>
-      <w:r>
-        <w:rPr>
-          <w:b/>
-        </w:rPr>
-        <w:t>limitation</w:t>
-      </w:r>
-      <w:r>
-        <w:rPr>
-          <w:b w:val="0"/>
-        </w:rPr>
-        <w:t xml:space="preserve"> invalidates every result: A </w:t>
-      </w:r>
-      <w:r>
-        <w:rPr>
-          <w:b/>
-        </w:rPr>
-        <w:t>limitation</w:t>
-      </w:r>
-      <w:r>
-        <w:rPr>
-          <w:b w:val="0"/>
-        </w:rPr>
-        <w:t xml:space="preserve"> bounds a result; lower error on the measured rows can be true without a universal claim.</w:t>
-      </w:r>
-    </w:p>
-    <w:p>
-      <w:pPr>
-        <w:spacing w:line="336" w:lineRule="auto" w:after="180"/>
-      </w:pPr>
-      <w:r>
-        <w:rPr>
-          <w:b w:val="0"/>
-        </w:rPr>
-        <w:t xml:space="preserve">Use Run the investigation for the </w:t>
-      </w:r>
-      <w:r>
-        <w:rPr>
-          <w:b/>
-        </w:rPr>
-        <w:t>evidence</w:t>
-      </w:r>
-      <w:r>
-        <w:rPr>
-          <w:b w:val="0"/>
-        </w:rPr>
-        <w:t xml:space="preserve"> ledger. Add a boundary or missing-</w:t>
-      </w:r>
-      <w:r>
-        <w:rPr>
-          <w:b/>
-        </w:rPr>
-        <w:t>input</w:t>
-      </w:r>
-      <w:r>
-        <w:rPr>
-          <w:b w:val="0"/>
-        </w:rPr>
-        <w:t xml:space="preserve"> case and record the expected response before checking. More successful repeats of one case do not establish wider coverage.</w:t>
-      </w:r>
-    </w:p>
-    <w:p>
-      <w:pPr>
-        <w:pStyle w:val="Heading3"/>
-      </w:pPr>
-      <w:r>
-        <w:t>Match the support to the first error</w:t>
+        <w:pStyle w:val="Heading2"/>
+      </w:pPr>
+      <w:r>
+        <w:t>Choose accessible support</w:t>
       </w:r>
     </w:p>
     <w:tbl>
@@ -2692,645 +3422,125 @@
     </w:p>
     <w:p>
       <w:pPr>
-        <w:pStyle w:val="Heading1"/>
-      </w:pPr>
-      <w:r>
-        <w:t>05. Assess and explain the answers</w:t>
+        <w:pStyle w:val="Heading2"/>
+      </w:pPr>
+      <w:r>
+        <w:t>Earlier wording, alternatives and picture transcripts · reference / check after trying</w:t>
       </w:r>
     </w:p>
     <w:p>
-      <w:r>
-        <w:t>Use the Neural network experiment defense questions, teacher keys and criteria after the relevant attempts. Previously discussed cases are practice; protect the separately selected independent task.</w:t>
+      <w:pPr>
+        <w:pStyle w:val="Heading3"/>
+      </w:pPr>
+      <w:r>
+        <w:t>Match the support to the first error</w:t>
       </w:r>
     </w:p>
     <w:p>
       <w:pPr>
-        <w:pStyle w:val="Heading3"/>
-      </w:pPr>
-      <w:r>
-        <w:t>Guided and exit questions</w:t>
+        <w:pStyle w:val="Heading1"/>
+      </w:pPr>
+      <w:r>
+        <w:t>05. Assess the new schema or calculation transfer</w:t>
       </w:r>
     </w:p>
     <w:p>
-      <w:pPr>
-        <w:spacing w:line="336" w:lineRule="auto" w:after="180"/>
-      </w:pPr>
-      <w:r>
-        <w:rPr>
-          <w:b w:val="0"/>
-        </w:rPr>
-        <w:t>Guided: 8 - 2 = 6 MSE units; 6/8 = 75% relative MSE reduction on four final rows. It is not classification accuracy.</w:t>
+      <w:r>
+        <w:t>Keep the selected answer private until after a first attempt.</w:t>
       </w:r>
     </w:p>
     <w:p>
       <w:pPr>
-        <w:spacing w:line="336" w:lineRule="auto" w:after="180"/>
-      </w:pPr>
-      <w:r>
-        <w:rPr>
-          <w:b w:val="0"/>
-        </w:rPr>
-        <w:t>Exit: validation MSE 0 on two rows selected the candidate; frozen final MSE 5 versus 20.25 on four rows, with negative-</w:t>
-      </w:r>
-      <w:r>
-        <w:rPr>
-          <w:b/>
-        </w:rPr>
-        <w:t>output</w:t>
-      </w:r>
-      <w:r>
-        <w:rPr>
-          <w:b w:val="0"/>
-        </w:rPr>
-        <w:t xml:space="preserve"> failures. Timing, stronger baselines and independent revised-model evaluation are absent.</w:t>
+        <w:pStyle w:val="Heading2"/>
+      </w:pPr>
+      <w:r>
+        <w:t>Selected independent task and checked answer</w:t>
       </w:r>
     </w:p>
     <w:p>
       <w:pPr>
-        <w:pStyle w:val="Heading3"/>
-      </w:pPr>
-      <w:r>
-        <w:t>W1 Build the evidence inventory</w:t>
+        <w:spacing w:line="336" w:lineRule="auto" w:after="180"/>
+      </w:pPr>
+      <w:r>
+        <w:rPr>
+          <w:b w:val="0"/>
+        </w:rPr>
+        <w:t xml:space="preserve">Selected case: A separate experiment compares candidates C1 and C2 on two validation rows: MSE 1.5 and 1.0. The </w:t>
+      </w:r>
+      <w:r>
+        <w:rPr>
+          <w:b/>
+        </w:rPr>
+        <w:t>written rule</w:t>
+      </w:r>
+      <w:r>
+        <w:rPr>
+          <w:b w:val="0"/>
+        </w:rPr>
+        <w:t xml:space="preserve"> selects lower MSE.</w:t>
       </w:r>
     </w:p>
     <w:p>
       <w:pPr>
-        <w:pStyle w:val="Heading3"/>
-      </w:pPr>
-      <w:r>
-        <w:t>Workbook question · W1</w:t>
+        <w:spacing w:line="336" w:lineRule="auto" w:after="180"/>
+      </w:pPr>
+      <w:r>
+        <w:rPr>
+          <w:b w:val="0"/>
+        </w:rPr>
+        <w:t>After freezing C2, four fresh final rows give baseline squared errors 4,9,1,2 and C2 squared errors 1,1,2,0. Compute final MSE and relative reduction.</w:t>
       </w:r>
     </w:p>
     <w:p>
       <w:pPr>
         <w:spacing w:line="336" w:lineRule="auto" w:after="180"/>
-        <w:shd w:fill="F5F1FB"/>
       </w:pPr>
       <w:r>
         <w:rPr>
           <w:b w:val="0"/>
         </w:rPr>
-        <w:t>Name eight items needed to check the capstone from question through final result.</w:t>
+        <w:t>Two condition-B rows are the last two rows; compare baseline and candidate MSE there. State what this record supports and what is unmeasured.</w:t>
       </w:r>
     </w:p>
     <w:p>
       <w:pPr>
-        <w:pStyle w:val="Heading3"/>
-      </w:pPr>
-      <w:r>
-        <w:t>Teacher reasoning · W1</w:t>
+        <w:spacing w:line="336" w:lineRule="auto" w:after="180"/>
+      </w:pPr>
+      <w:r>
+        <w:rPr>
+          <w:b w:val="0"/>
+        </w:rPr>
+        <w:t>Teacher explanation: Select C2. Baseline final MSE 16/4 = 4; candidate MSE 4/4 = 1; absolute reduction 3 and relative reduction 75%.</w:t>
       </w:r>
     </w:p>
     <w:p>
       <w:pPr>
         <w:spacing w:line="336" w:lineRule="auto" w:after="180"/>
-        <w:shd w:fill="F1F6FC"/>
       </w:pPr>
       <w:r>
         <w:rPr>
           <w:b w:val="0"/>
         </w:rPr>
-        <w:t xml:space="preserve">Teacher explanation: Question/criterion, data and split IDs, baseline rule, architecture, initial values and learning rates, update count/loss, checkpoints and raw </w:t>
-      </w:r>
-      <w:r>
-        <w:rPr>
-          <w:b/>
-        </w:rPr>
-        <w:t>prediction</w:t>
-      </w:r>
-      <w:r>
-        <w:rPr>
-          <w:b w:val="0"/>
-        </w:rPr>
-        <w:t xml:space="preserve">s, validation selection rule, frozen final record, </w:t>
-      </w:r>
-      <w:r>
-        <w:rPr>
-          <w:b/>
-        </w:rPr>
-        <w:t>limitation</w:t>
-      </w:r>
-      <w:r>
-        <w:rPr>
-          <w:b w:val="0"/>
-        </w:rPr>
-        <w:t>s and revision history are acceptable items.</w:t>
+        <w:t>Condition B baseline MSE (1+2)/2 = 1.5 and candidate MSE (2+0)/2 = 1, though one condition-B row worsened from 1 to 2.</w:t>
       </w:r>
     </w:p>
     <w:p>
       <w:pPr>
-        <w:pStyle w:val="Heading3"/>
-      </w:pPr>
-      <w:r>
-        <w:t>W2 Defend the result</w:t>
+        <w:spacing w:line="336" w:lineRule="auto" w:after="180"/>
+      </w:pPr>
+      <w:r>
+        <w:rPr>
+          <w:b w:val="0"/>
+        </w:rPr>
+        <w:t>The record supports lower MSE on these four final rows, not universal reliability or a classification-accuracy percentage. Speed and energy are unmeasured.</w:t>
       </w:r>
     </w:p>
     <w:p>
       <w:pPr>
-        <w:pStyle w:val="Heading3"/>
-      </w:pPr>
-      <w:r>
-        <w:t>Workbook question · W2</w:t>
-      </w:r>
-    </w:p>
-    <w:p>
-      <w:pPr>
-        <w:spacing w:line="336" w:lineRule="auto" w:after="180"/>
-        <w:shd w:fill="F5F1FB"/>
-      </w:pPr>
-      <w:r>
-        <w:rPr>
-          <w:b w:val="0"/>
-        </w:rPr>
-        <w:t>State the validation selection and frozen final comparison using their correct metrics and scopes.</w:t>
-      </w:r>
-    </w:p>
-    <w:p>
-      <w:pPr>
-        <w:pStyle w:val="Heading3"/>
-      </w:pPr>
-      <w:r>
-        <w:t>Teacher reasoning · W2</w:t>
-      </w:r>
-    </w:p>
-    <w:p>
-      <w:pPr>
-        <w:spacing w:line="336" w:lineRule="auto" w:after="180"/>
-        <w:shd w:fill="F1F6FC"/>
-      </w:pPr>
-      <w:r>
-        <w:rPr>
-          <w:b w:val="0"/>
-        </w:rPr>
-        <w:t>Teacher explanation: Rate 0.2 selected a = 2 with validation MSE 0 versus 0.78125 on two positive rows. Frozen final MSE was 5 versus baseline 20.25 on four constructed rows; negative-</w:t>
-      </w:r>
-      <w:r>
-        <w:rPr>
-          <w:b/>
-        </w:rPr>
-        <w:t>input</w:t>
-      </w:r>
-      <w:r>
-        <w:rPr>
-          <w:b w:val="0"/>
-        </w:rPr>
-        <w:t xml:space="preserve"> candidate MSE was 10 on two rows.</w:t>
-      </w:r>
-    </w:p>
-    <w:p>
-      <w:pPr>
-        <w:pStyle w:val="Heading3"/>
-      </w:pPr>
-      <w:r>
-        <w:t>W3 Challenge an unsupported claim</w:t>
-      </w:r>
-    </w:p>
-    <w:p>
-      <w:pPr>
-        <w:pStyle w:val="Heading3"/>
-      </w:pPr>
-      <w:r>
-        <w:t>Workbook question · W3</w:t>
-      </w:r>
-    </w:p>
-    <w:p>
-      <w:pPr>
-        <w:spacing w:line="336" w:lineRule="auto" w:after="180"/>
-        <w:shd w:fill="F5F1FB"/>
-      </w:pPr>
-      <w:r>
-        <w:rPr>
-          <w:b w:val="0"/>
-        </w:rPr>
-        <w:t xml:space="preserve">A presenter claims the experiment proves neural networks beat fitted lines and use less energy. What </w:t>
-      </w:r>
-      <w:r>
-        <w:rPr>
-          <w:b/>
-        </w:rPr>
-        <w:t>evidence</w:t>
-      </w:r>
-      <w:r>
-        <w:rPr>
-          <w:b w:val="0"/>
-        </w:rPr>
-        <w:t xml:space="preserve"> is missing?</w:t>
-      </w:r>
-    </w:p>
-    <w:p>
-      <w:pPr>
-        <w:pStyle w:val="Heading3"/>
-      </w:pPr>
-      <w:r>
-        <w:t>Teacher reasoning · W3</w:t>
-      </w:r>
-    </w:p>
-    <w:p>
-      <w:pPr>
-        <w:spacing w:line="336" w:lineRule="auto" w:after="180"/>
-        <w:shd w:fill="F1F6FC"/>
-      </w:pPr>
-      <w:r>
-        <w:rPr>
-          <w:b w:val="0"/>
-        </w:rPr>
-        <w:t>Teacher explanation: No fitted-line comparison or energy measurement was supplied.</w:t>
-      </w:r>
-    </w:p>
-    <w:p>
-      <w:pPr>
-        <w:spacing w:line="336" w:lineRule="auto" w:after="180"/>
-        <w:shd w:fill="F1F6FC"/>
-      </w:pPr>
-      <w:r>
-        <w:rPr>
-          <w:b w:val="0"/>
-        </w:rPr>
-        <w:t>The initial-weight baseline comparison supports neither claim; specify a fair fitted-line procedure and measured resource boundary before comparing.</w:t>
-      </w:r>
-    </w:p>
-    <w:p>
-      <w:pPr>
-        <w:pStyle w:val="Heading3"/>
-      </w:pPr>
-      <w:r>
-        <w:t>W4 Defend a new record independently</w:t>
-      </w:r>
-    </w:p>
-    <w:p>
-      <w:pPr>
-        <w:pStyle w:val="Heading3"/>
-      </w:pPr>
-      <w:r>
-        <w:t>Workbook question · W4</w:t>
-      </w:r>
-    </w:p>
-    <w:p>
-      <w:pPr>
-        <w:spacing w:line="336" w:lineRule="auto" w:after="180"/>
-        <w:shd w:fill="F5F1FB"/>
-      </w:pPr>
-      <w:r>
-        <w:rPr>
-          <w:b w:val="0"/>
-        </w:rPr>
-        <w:t xml:space="preserve">A separate experiment compares candidates C1 and C2 on two validation rows: MSE 1.5 and 1.0. The </w:t>
-      </w:r>
-      <w:r>
-        <w:rPr>
-          <w:b/>
-        </w:rPr>
-        <w:t>written rule</w:t>
-      </w:r>
-      <w:r>
-        <w:rPr>
-          <w:b w:val="0"/>
-        </w:rPr>
-        <w:t xml:space="preserve"> selects lower MSE.</w:t>
-      </w:r>
-    </w:p>
-    <w:p>
-      <w:pPr>
-        <w:spacing w:line="336" w:lineRule="auto" w:after="180"/>
-        <w:shd w:fill="F5F1FB"/>
-      </w:pPr>
-      <w:r>
-        <w:rPr>
-          <w:b w:val="0"/>
-        </w:rPr>
-        <w:t>After freezing C2, four fresh final rows give baseline squared errors 4,9,1,2 and C2 squared errors 1,1,2,0. Compute final MSE and relative reduction.</w:t>
-      </w:r>
-    </w:p>
-    <w:p>
-      <w:pPr>
-        <w:spacing w:line="336" w:lineRule="auto" w:after="180"/>
-        <w:shd w:fill="F5F1FB"/>
-      </w:pPr>
-      <w:r>
-        <w:rPr>
-          <w:b w:val="0"/>
-        </w:rPr>
-        <w:t>Two condition-B rows are the last two rows; compare baseline and candidate MSE there. State what this record supports and what is unmeasured.</w:t>
-      </w:r>
-    </w:p>
-    <w:p>
-      <w:pPr>
-        <w:pStyle w:val="Heading3"/>
-      </w:pPr>
-      <w:r>
-        <w:t>Teacher reasoning · W4</w:t>
-      </w:r>
-    </w:p>
-    <w:p>
-      <w:pPr>
-        <w:spacing w:line="336" w:lineRule="auto" w:after="180"/>
-        <w:shd w:fill="F1F6FC"/>
-      </w:pPr>
-      <w:r>
-        <w:rPr>
-          <w:b w:val="0"/>
-        </w:rPr>
-        <w:t>Teacher explanation: Select C2. Baseline final MSE 16/4 = 4; candidate MSE 4/4 = 1; absolute reduction 3 and relative reduction 75%.</w:t>
-      </w:r>
-    </w:p>
-    <w:p>
-      <w:pPr>
-        <w:spacing w:line="336" w:lineRule="auto" w:after="180"/>
-        <w:shd w:fill="F1F6FC"/>
-      </w:pPr>
-      <w:r>
-        <w:rPr>
-          <w:b w:val="0"/>
-        </w:rPr>
-        <w:t>Condition B baseline MSE (1+2)/2 = 1.5 and candidate MSE (2+0)/2 = 1, though one condition-B row worsened from 1 to 2.</w:t>
-      </w:r>
-    </w:p>
-    <w:p>
-      <w:pPr>
-        <w:spacing w:line="336" w:lineRule="auto" w:after="180"/>
-        <w:shd w:fill="F1F6FC"/>
-      </w:pPr>
-      <w:r>
-        <w:rPr>
-          <w:b w:val="0"/>
-        </w:rPr>
-        <w:t>The record supports lower MSE on these four final rows, not universal reliability or a classification-accuracy percentage. Speed and energy are unmeasured.</w:t>
-      </w:r>
-    </w:p>
-    <w:p>
-      <w:pPr>
-        <w:pStyle w:val="Heading3"/>
-      </w:pPr>
-      <w:r>
-        <w:t>W5 Record the next investigation</w:t>
-      </w:r>
-    </w:p>
-    <w:p>
-      <w:pPr>
-        <w:pStyle w:val="Heading3"/>
-      </w:pPr>
-      <w:r>
-        <w:t>Workbook question · W5</w:t>
-      </w:r>
-    </w:p>
-    <w:p>
-      <w:pPr>
-        <w:spacing w:line="336" w:lineRule="auto" w:after="180"/>
-        <w:shd w:fill="F5F1FB"/>
-      </w:pPr>
-      <w:r>
-        <w:rPr>
-          <w:b w:val="0"/>
-        </w:rPr>
-        <w:t xml:space="preserve">Propose a fair next comparison with a fitted signed line. State how to preserve previous </w:t>
-      </w:r>
-      <w:r>
-        <w:rPr>
-          <w:b/>
-        </w:rPr>
-        <w:t>evidence</w:t>
-      </w:r>
-      <w:r>
-        <w:rPr>
-          <w:b w:val="0"/>
-        </w:rPr>
-        <w:t xml:space="preserve"> and reserve new evaluation.</w:t>
-      </w:r>
-    </w:p>
-    <w:p>
-      <w:pPr>
-        <w:pStyle w:val="Heading3"/>
-      </w:pPr>
-      <w:r>
-        <w:t>Teacher reasoning · W5</w:t>
-      </w:r>
-    </w:p>
-    <w:p>
-      <w:pPr>
-        <w:spacing w:line="336" w:lineRule="auto" w:after="180"/>
-        <w:shd w:fill="F1F6FC"/>
-      </w:pPr>
-      <w:r>
-        <w:rPr>
-          <w:b w:val="0"/>
-        </w:rPr>
-        <w:t xml:space="preserve">Teacher explanation: Keep the original plans, </w:t>
-      </w:r>
-      <w:r>
-        <w:rPr>
-          <w:b/>
-        </w:rPr>
-        <w:t>output</w:t>
-      </w:r>
-      <w:r>
-        <w:rPr>
-          <w:b w:val="0"/>
-        </w:rPr>
-        <w:t>s and failures.</w:t>
-      </w:r>
-    </w:p>
-    <w:p>
-      <w:pPr>
-        <w:spacing w:line="336" w:lineRule="auto" w:after="180"/>
-        <w:shd w:fill="F1F6FC"/>
-      </w:pPr>
-      <w:r>
-        <w:rPr>
-          <w:b w:val="0"/>
-        </w:rPr>
-        <w:t xml:space="preserve">Define and fit the signed-line baseline with development data, match task and evaluation metric, freeze both procedures, and use fresh reserved cases with positive and negative </w:t>
-      </w:r>
-      <w:r>
-        <w:rPr>
-          <w:b/>
-        </w:rPr>
-        <w:t>input</w:t>
-      </w:r>
-      <w:r>
-        <w:rPr>
-          <w:b w:val="0"/>
-        </w:rPr>
-        <w:t xml:space="preserve"> coverage.</w:t>
-      </w:r>
-    </w:p>
-    <w:p>
-      <w:pPr>
-        <w:spacing w:line="336" w:lineRule="auto" w:after="180"/>
-        <w:shd w:fill="F1F6FC"/>
-      </w:pPr>
-      <w:r>
-        <w:rPr>
-          <w:b w:val="0"/>
-        </w:rPr>
-        <w:t>Record revised settings and report all outcomes.</w:t>
-      </w:r>
-    </w:p>
-    <w:p>
-      <w:pPr>
-        <w:pStyle w:val="Heading3"/>
-      </w:pPr>
-      <w:r>
-        <w:t>Independent assessment and fresh retry</w:t>
-      </w:r>
-    </w:p>
-    <w:p>
-      <w:pPr>
-        <w:pStyle w:val="Heading3"/>
-      </w:pPr>
-      <w:r>
-        <w:t>Teacher key · Independent assessment and fresh retry</w:t>
-      </w:r>
-    </w:p>
-    <w:p>
-      <w:pPr>
-        <w:spacing w:line="336" w:lineRule="auto" w:after="180"/>
-        <w:shd w:fill="F1F6FC"/>
-      </w:pPr>
-      <w:r>
-        <w:rPr>
-          <w:b w:val="0"/>
-        </w:rPr>
-        <w:t>W4 requires selection C2, MSE 4 and 1, 75% relative reduction, condition-B MSE 1.5 and 1 and recognition of the worsened row. Fresh retry: baseline squared errors 9,9,1,1; selected candidate errors 1,1,0,2.</w:t>
-      </w:r>
-    </w:p>
-    <w:p>
-      <w:pPr>
-        <w:spacing w:line="336" w:lineRule="auto" w:after="180"/>
-        <w:shd w:fill="F1F6FC"/>
-      </w:pPr>
-      <w:r>
-        <w:rPr>
-          <w:b w:val="0"/>
-        </w:rPr>
-        <w:t xml:space="preserve">MSE 5 versus 1, relative reduction </w:t>
-      </w:r>
-      <w:r>
-        <w:rPr>
-          <w:b/>
-        </w:rPr>
-        <w:t>80%</w:t>
-      </w:r>
-      <w:r>
-        <w:rPr>
-          <w:b w:val="0"/>
-        </w:rPr>
-        <w:t>; condition-B MSE both 1 with one worsened row. Require a bounded four-row conclusion.</w:t>
-      </w:r>
-    </w:p>
-    <w:p>
-      <w:pPr>
-        <w:pStyle w:val="Heading3"/>
-      </w:pPr>
-      <w:r>
-        <w:t>Assess independent transfer</w:t>
-      </w:r>
-    </w:p>
-    <w:p>
-      <w:pPr>
-        <w:pStyle w:val="Heading3"/>
-      </w:pPr>
-      <w:r>
-        <w:t>Independent question · withhold the key</w:t>
-      </w:r>
-    </w:p>
-    <w:p>
-      <w:pPr>
-        <w:spacing w:line="336" w:lineRule="auto" w:after="180"/>
-        <w:shd w:fill="F5F1FB"/>
-      </w:pPr>
-      <w:r>
-        <w:rPr>
-          <w:b w:val="0"/>
-        </w:rPr>
-        <w:t xml:space="preserve">Selected case: A separate experiment compares candidates C1 and C2 on two validation rows: MSE 1.5 and 1.0. The </w:t>
-      </w:r>
-      <w:r>
-        <w:rPr>
-          <w:b/>
-        </w:rPr>
-        <w:t>written rule</w:t>
-      </w:r>
-      <w:r>
-        <w:rPr>
-          <w:b w:val="0"/>
-        </w:rPr>
-        <w:t xml:space="preserve"> selects lower MSE.</w:t>
-      </w:r>
-    </w:p>
-    <w:p>
-      <w:pPr>
-        <w:spacing w:line="336" w:lineRule="auto" w:after="180"/>
-        <w:shd w:fill="F5F1FB"/>
-      </w:pPr>
-      <w:r>
-        <w:rPr>
-          <w:b w:val="0"/>
-        </w:rPr>
-        <w:t>After freezing C2, four fresh final rows give baseline squared errors 4,9,1,2 and C2 squared errors 1,1,2,0. Compute final MSE and relative reduction.</w:t>
-      </w:r>
-    </w:p>
-    <w:p>
-      <w:pPr>
-        <w:spacing w:line="336" w:lineRule="auto" w:after="180"/>
-        <w:shd w:fill="F5F1FB"/>
-      </w:pPr>
-      <w:r>
-        <w:rPr>
-          <w:b w:val="0"/>
-        </w:rPr>
-        <w:t>Two condition-B rows are the last two rows; compare baseline and candidate MSE there. State what this record supports and what is unmeasured.</w:t>
-      </w:r>
-    </w:p>
-    <w:p>
-      <w:pPr>
-        <w:pStyle w:val="Heading3"/>
-      </w:pPr>
-      <w:r>
-        <w:t>Selected case answer</w:t>
-      </w:r>
-    </w:p>
-    <w:p>
-      <w:pPr>
-        <w:pStyle w:val="Heading3"/>
-      </w:pPr>
-      <w:r>
-        <w:t>Teacher key · Selected case answer</w:t>
-      </w:r>
-    </w:p>
-    <w:p>
-      <w:pPr>
-        <w:spacing w:line="336" w:lineRule="auto" w:after="180"/>
-        <w:shd w:fill="F1F6FC"/>
-      </w:pPr>
-      <w:r>
-        <w:rPr>
-          <w:b w:val="0"/>
-        </w:rPr>
-        <w:t>Teacher explanation: Select C2. Baseline final MSE 16/4 = 4; candidate MSE 4/4 = 1; absolute reduction 3 and relative reduction 75%.</w:t>
-      </w:r>
-    </w:p>
-    <w:p>
-      <w:pPr>
-        <w:spacing w:line="336" w:lineRule="auto" w:after="180"/>
-        <w:shd w:fill="F1F6FC"/>
-      </w:pPr>
-      <w:r>
-        <w:rPr>
-          <w:b w:val="0"/>
-        </w:rPr>
-        <w:t>Condition B baseline MSE (1+2)/2 = 1.5 and candidate MSE (2+0)/2 = 1, though one condition-B row worsened from 1 to 2.</w:t>
-      </w:r>
-    </w:p>
-    <w:p>
-      <w:pPr>
-        <w:spacing w:line="336" w:lineRule="auto" w:after="180"/>
-        <w:shd w:fill="F1F6FC"/>
-      </w:pPr>
-      <w:r>
-        <w:rPr>
-          <w:b w:val="0"/>
-        </w:rPr>
-        <w:t>The record supports lower MSE on these four final rows, not universal reliability or a classification-accuracy percentage. Speed and energy are unmeasured.</w:t>
+        <w:pStyle w:val="Heading2"/>
+      </w:pPr>
+      <w:r>
+        <w:t>Judge explanation,trace and limits</w:t>
       </w:r>
     </w:p>
     <w:tbl>
@@ -3437,54 +3647,55 @@
     </w:tbl>
     <w:p>
       <w:pPr>
-        <w:pStyle w:val="Heading3"/>
-      </w:pPr>
-      <w:r>
-        <w:t>Teacher key · Selected case answer</w:t>
+        <w:spacing w:line="336" w:lineRule="auto" w:after="180"/>
+      </w:pPr>
+      <w:r>
+        <w:rPr>
+          <w:b w:val="0"/>
+        </w:rPr>
+        <w:t>Record each dimension as not yet, with support, or independent. Accept a valid alternative procedure with a defensible trace.</w:t>
       </w:r>
     </w:p>
     <w:p>
       <w:pPr>
         <w:spacing w:line="336" w:lineRule="auto" w:after="180"/>
-        <w:shd w:fill="F1F6FC"/>
       </w:pPr>
       <w:r>
         <w:rPr>
           <w:b w:val="0"/>
         </w:rPr>
-        <w:t>Record each dimension as not yet, with support, or independent. Accept a valid alternative procedure with a defensible trace.</w:t>
+        <w:t xml:space="preserve">Do not penalise an honestly recorded model failure if the learner correctly explains its </w:t>
+      </w:r>
+      <w:r>
+        <w:rPr>
+          <w:b/>
+        </w:rPr>
+        <w:t>evidence</w:t>
+      </w:r>
+      <w:r>
+        <w:rPr>
+          <w:b w:val="0"/>
+        </w:rPr>
+        <w:t xml:space="preserve"> and limits.</w:t>
       </w:r>
     </w:p>
     <w:p>
       <w:pPr>
-        <w:spacing w:line="336" w:lineRule="auto" w:after="180"/>
-        <w:shd w:fill="F1F6FC"/>
-      </w:pPr>
-      <w:r>
-        <w:rPr>
-          <w:b w:val="0"/>
-        </w:rPr>
-        <w:t xml:space="preserve">Do not penalise an honestly recorded model failure if the learner correctly explains its </w:t>
-      </w:r>
-      <w:r>
-        <w:rPr>
-          <w:b/>
-        </w:rPr>
-        <w:t>evidence</w:t>
-      </w:r>
-      <w:r>
-        <w:rPr>
-          <w:b w:val="0"/>
-        </w:rPr>
-        <w:t xml:space="preserve"> and limits.</w:t>
+        <w:pStyle w:val="Heading2"/>
+      </w:pPr>
+      <w:r>
+        <w:t>Give one usable repair</w:t>
       </w:r>
     </w:p>
     <w:p>
       <w:pPr>
-        <w:pStyle w:val="Heading3"/>
-      </w:pPr>
-      <w:r>
-        <w:t>Feedback that the learner uses</w:t>
+        <w:spacing w:line="336" w:lineRule="auto" w:after="180"/>
+      </w:pPr>
+      <w:r>
+        <w:rPr>
+          <w:b w:val="0"/>
+        </w:rPr>
+        <w:t>Name the earliest unsupported step and give one action to repair it. Have the learner make that repair now and explain why. Then assess the relevant skill on a fresh, fully specified case.</w:t>
       </w:r>
     </w:p>
     <w:p>
@@ -3495,54 +3706,69 @@
         <w:rPr>
           <w:b w:val="0"/>
         </w:rPr>
-        <w:t>Name the earliest unsupported step and give one action to repair it. Have the learner make that repair now and explain why. Then assess the relevant skill on a fresh, fully specified case.</w:t>
+        <w:t>Confirm it was not previously practised with feedback; solve and check the new case before assigning it. A follow-up design prompt is a starting brief, not automatically an equivalent test.</w:t>
       </w:r>
     </w:p>
     <w:p>
       <w:pPr>
-        <w:spacing w:line="336" w:lineRule="auto" w:after="180"/>
-      </w:pPr>
-      <w:r>
-        <w:rPr>
-          <w:b w:val="0"/>
-        </w:rPr>
-        <w:t>Confirm it was not previously practised with feedback; solve and check the new case before assigning it. A follow-up design prompt is a starting brief, not automatically an equivalent test.</w:t>
+        <w:pStyle w:val="Heading2"/>
+      </w:pPr>
+      <w:r>
+        <w:t>W1 Build the evidence inventory</w:t>
       </w:r>
     </w:p>
     <w:p>
       <w:pPr>
-        <w:pStyle w:val="Heading1"/>
-      </w:pPr>
-      <w:r>
-        <w:t>06. Connect the project, support and next lesson</w:t>
+        <w:spacing w:line="336" w:lineRule="auto" w:after="180"/>
+      </w:pPr>
+      <w:r>
+        <w:rPr>
+          <w:b w:val="0"/>
+        </w:rPr>
+        <w:t>Name eight items needed to check the capstone from question through final result.</w:t>
       </w:r>
     </w:p>
     <w:p>
-      <w:r>
-        <w:t>Connect Neural network experiment defense to Image-pattern Network Investigation, adapt support and plan a later changed-case check.</w:t>
+      <w:pPr>
+        <w:spacing w:line="336" w:lineRule="auto" w:after="180"/>
+      </w:pPr>
+      <w:r>
+        <w:rPr>
+          <w:b w:val="0"/>
+        </w:rPr>
+        <w:t xml:space="preserve">Teacher explanation: Question/criterion, data and split IDs, baseline rule, architecture, initial values and learning rates, update count/loss, checkpoints and raw </w:t>
+      </w:r>
+      <w:r>
+        <w:rPr>
+          <w:b/>
+        </w:rPr>
+        <w:t>prediction</w:t>
+      </w:r>
+      <w:r>
+        <w:rPr>
+          <w:b w:val="0"/>
+        </w:rPr>
+        <w:t xml:space="preserve">s, validation selection rule, frozen final record, </w:t>
+      </w:r>
+      <w:r>
+        <w:rPr>
+          <w:b/>
+        </w:rPr>
+        <w:t>limitation</w:t>
+      </w:r>
+      <w:r>
+        <w:rPr>
+          <w:b w:val="0"/>
+        </w:rPr>
+        <w:t>s and revision history are acceptable items.</w:t>
       </w:r>
     </w:p>
     <w:p>
       <w:pPr>
-        <w:spacing w:line="336" w:lineRule="auto" w:after="180"/>
-      </w:pPr>
-      <w:r>
-        <w:rPr>
-          <w:b w:val="0"/>
-        </w:rPr>
-        <w:t xml:space="preserve">For Image-pattern Network Investigation, use this week’s independent task as a rehearsal for the final </w:t>
-      </w:r>
-      <w:r>
-        <w:rPr>
-          <w:b/>
-        </w:rPr>
-        <w:t>evidence</w:t>
-      </w:r>
-      <w:r>
-        <w:rPr>
-          <w:b w:val="0"/>
-        </w:rPr>
-        <w:t xml:space="preserve"> pack: A separate experiment compares candidates C1 and C2 on two validation rows: MSE 1.5 and 1.0.</w:t>
+        <w:pStyle w:val="Heading2"/>
+      </w:pPr>
+      <w:r>
+        <w:t>W2 Defend the result</w:t>
       </w:r>
     </w:p>
     <w:p>
@@ -3553,19 +3779,7 @@
         <w:rPr>
           <w:b w:val="0"/>
         </w:rPr>
-        <w:t xml:space="preserve">The </w:t>
-      </w:r>
-      <w:r>
-        <w:rPr>
-          <w:b/>
-        </w:rPr>
-        <w:t>written rule</w:t>
-      </w:r>
-      <w:r>
-        <w:rPr>
-          <w:b w:val="0"/>
-        </w:rPr>
-        <w:t xml:space="preserve"> selects lower MSE. After freezing C2, four fresh final rows give baseline squared errors 4,9,1,2 and C2 squared errors 1,1,2,0. Compute final MSE and relative reduction.</w:t>
+        <w:t>State the validation selection and frozen final comparison using their correct metrics and scopes.</w:t>
       </w:r>
     </w:p>
     <w:p>
@@ -3576,30 +3790,27 @@
         <w:rPr>
           <w:b w:val="0"/>
         </w:rPr>
-        <w:t>Two condition-B rows are the last two rows; compare baseline and candidate MSE there. State what this record supports and what is unmeasured.</w:t>
+        <w:t>Teacher explanation: Rate 0.2 selected a = 2 with validation MSE 0 versus 0.78125 on two positive rows. Frozen final MSE was 5 versus baseline 20.25 on four constructed rows; negative-</w:t>
+      </w:r>
+      <w:r>
+        <w:rPr>
+          <w:b/>
+        </w:rPr>
+        <w:t>input</w:t>
+      </w:r>
+      <w:r>
+        <w:rPr>
+          <w:b w:val="0"/>
+        </w:rPr>
+        <w:t xml:space="preserve"> candidate MSE was 10 on two rows.</w:t>
       </w:r>
     </w:p>
     <w:p>
       <w:pPr>
-        <w:spacing w:line="336" w:lineRule="auto" w:after="180"/>
-      </w:pPr>
-      <w:r>
-        <w:rPr>
-          <w:b w:val="0"/>
-        </w:rPr>
-        <w:t xml:space="preserve">Keep actual </w:t>
-      </w:r>
-      <w:r>
-        <w:rPr>
-          <w:b/>
-        </w:rPr>
-        <w:t>observation</w:t>
-      </w:r>
-      <w:r>
-        <w:rPr>
-          <w:b w:val="0"/>
-        </w:rPr>
-        <w:t>s separate from expected results, preserve failures, compare a baseline and explain the limits.</w:t>
+        <w:pStyle w:val="Heading2"/>
+      </w:pPr>
+      <w:r>
+        <w:t>W3 Challenge an unsupported claim</w:t>
       </w:r>
     </w:p>
     <w:p>
@@ -3610,31 +3821,19 @@
         <w:rPr>
           <w:b w:val="0"/>
         </w:rPr>
-        <w:t xml:space="preserve">Provide a frame with question, fixed settings, changed setting, data roles, raw </w:t>
+        <w:t xml:space="preserve">A presenter claims the experiment proves neural networks beat fitted lines and use less energy. What </w:t>
       </w:r>
       <w:r>
         <w:rPr>
           <w:b/>
         </w:rPr>
-        <w:t>prediction</w:t>
+        <w:t>evidence</w:t>
       </w:r>
       <w:r>
         <w:rPr>
           <w:b w:val="0"/>
         </w:rPr>
-        <w:t xml:space="preserve">s, metric, conclusion and </w:t>
-      </w:r>
-      <w:r>
-        <w:rPr>
-          <w:b/>
-        </w:rPr>
-        <w:t>limitation</w:t>
-      </w:r>
-      <w:r>
-        <w:rPr>
-          <w:b w:val="0"/>
-        </w:rPr>
-        <w:t>. Allow a calculator and explicit squared-error columns.</w:t>
+        <w:t xml:space="preserve"> is missing?</w:t>
       </w:r>
     </w:p>
     <w:p>
@@ -3645,7 +3844,7 @@
         <w:rPr>
           <w:b w:val="0"/>
         </w:rPr>
-        <w:t>Extension: implement the arithmetic locally, preserve the program version, and explain why a successful replay adds no independent test cases.</w:t>
+        <w:t>Teacher explanation: No fitted-line comparison or energy measurement was supplied.</w:t>
       </w:r>
     </w:p>
     <w:p>
@@ -3656,38 +3855,529 @@
         <w:rPr>
           <w:b w:val="0"/>
         </w:rPr>
-        <w:t xml:space="preserve">AI 5 begins generative and predictive objectives. Check understanding of distributions and vector similarity before advancing; provide a targeted retrieval activity where </w:t>
-      </w:r>
-      <w:r>
-        <w:rPr>
-          <w:b/>
-        </w:rPr>
-        <w:t>evidence</w:t>
-      </w:r>
-      <w:r>
-        <w:rPr>
-          <w:b w:val="0"/>
-        </w:rPr>
-        <w:t xml:space="preserve"> is incomplete.</w:t>
+        <w:t>The initial-weight baseline comparison supports neither claim; specify a fair fitted-line procedure and measured resource boundary before comparing.</w:t>
       </w:r>
     </w:p>
     <w:p>
       <w:pPr>
-        <w:spacing w:line="336" w:lineRule="auto" w:after="180"/>
-      </w:pPr>
-      <w:r>
-        <w:rPr>
-          <w:b w:val="0"/>
-        </w:rPr>
-        <w:t>Retain the project ledger and assess a changed case after support. Check the relevant prerequisite before carrying this component forward.</w:t>
+        <w:pStyle w:val="Heading2"/>
+      </w:pPr>
+      <w:r>
+        <w:t>W5 Record the next investigation</w:t>
       </w:r>
     </w:p>
     <w:p>
       <w:pPr>
+        <w:spacing w:line="336" w:lineRule="auto" w:after="180"/>
+      </w:pPr>
+      <w:r>
+        <w:rPr>
+          <w:b w:val="0"/>
+        </w:rPr>
+        <w:t xml:space="preserve">Propose a fair next comparison with a fitted signed line. State how to preserve previous </w:t>
+      </w:r>
+      <w:r>
+        <w:rPr>
+          <w:b/>
+        </w:rPr>
+        <w:t>evidence</w:t>
+      </w:r>
+      <w:r>
+        <w:rPr>
+          <w:b w:val="0"/>
+        </w:rPr>
+        <w:t xml:space="preserve"> and reserve new evaluation.</w:t>
+      </w:r>
+    </w:p>
+    <w:p>
+      <w:pPr>
+        <w:spacing w:line="336" w:lineRule="auto" w:after="180"/>
+      </w:pPr>
+      <w:r>
+        <w:rPr>
+          <w:b w:val="0"/>
+        </w:rPr>
+        <w:t xml:space="preserve">Teacher explanation: Keep the original plans, </w:t>
+      </w:r>
+      <w:r>
+        <w:rPr>
+          <w:b/>
+        </w:rPr>
+        <w:t>output</w:t>
+      </w:r>
+      <w:r>
+        <w:rPr>
+          <w:b w:val="0"/>
+        </w:rPr>
+        <w:t>s and failures.</w:t>
+      </w:r>
+    </w:p>
+    <w:p>
+      <w:pPr>
+        <w:spacing w:line="336" w:lineRule="auto" w:after="180"/>
+      </w:pPr>
+      <w:r>
+        <w:rPr>
+          <w:b w:val="0"/>
+        </w:rPr>
+        <w:t xml:space="preserve">Define and fit the signed-line baseline with development data, match task and evaluation metric, freeze both procedures, and use fresh reserved cases with positive and negative </w:t>
+      </w:r>
+      <w:r>
+        <w:rPr>
+          <w:b/>
+        </w:rPr>
+        <w:t>input</w:t>
+      </w:r>
+      <w:r>
+        <w:rPr>
+          <w:b w:val="0"/>
+        </w:rPr>
+        <w:t xml:space="preserve"> coverage.</w:t>
+      </w:r>
+    </w:p>
+    <w:p>
+      <w:pPr>
+        <w:spacing w:line="336" w:lineRule="auto" w:after="180"/>
+      </w:pPr>
+      <w:r>
+        <w:rPr>
+          <w:b w:val="0"/>
+        </w:rPr>
+        <w:t>Record revised settings and report all outcomes.</w:t>
+      </w:r>
+    </w:p>
+    <w:p>
+      <w:pPr>
+        <w:pStyle w:val="Heading2"/>
+      </w:pPr>
+      <w:r>
+        <w:t>Earlier wording, alternatives and picture transcripts · reference / check after trying</w:t>
+      </w:r>
+    </w:p>
+    <w:p>
+      <w:pPr>
         <w:pStyle w:val="Heading3"/>
       </w:pPr>
       <w:r>
-        <w:t>Plan the delayed return</w:t>
+        <w:t>Guided and exit questions</w:t>
+      </w:r>
+    </w:p>
+    <w:p>
+      <w:pPr>
+        <w:spacing w:line="336" w:lineRule="auto" w:after="180"/>
+      </w:pPr>
+      <w:r>
+        <w:rPr>
+          <w:b w:val="0"/>
+        </w:rPr>
+        <w:t>Guided: 8 - 2 = 6 MSE units; 6/8 = 75% relative MSE reduction on four final rows. It is not classification accuracy.</w:t>
+      </w:r>
+    </w:p>
+    <w:p>
+      <w:pPr>
+        <w:spacing w:line="336" w:lineRule="auto" w:after="180"/>
+      </w:pPr>
+      <w:r>
+        <w:rPr>
+          <w:b w:val="0"/>
+        </w:rPr>
+        <w:t>Exit: validation MSE 0 on two rows selected the candidate; frozen final MSE 5 versus 20.25 on four rows, with negative-</w:t>
+      </w:r>
+      <w:r>
+        <w:rPr>
+          <w:b/>
+        </w:rPr>
+        <w:t>output</w:t>
+      </w:r>
+      <w:r>
+        <w:rPr>
+          <w:b w:val="0"/>
+        </w:rPr>
+        <w:t xml:space="preserve"> failures. Timing, stronger baselines and independent revised-model evaluation are absent.</w:t>
+      </w:r>
+    </w:p>
+    <w:p>
+      <w:pPr>
+        <w:pStyle w:val="Heading3"/>
+      </w:pPr>
+      <w:r>
+        <w:t>W1 Build the evidence inventory</w:t>
+      </w:r>
+    </w:p>
+    <w:p>
+      <w:pPr>
+        <w:pStyle w:val="Heading3"/>
+      </w:pPr>
+      <w:r>
+        <w:t>W2 Defend the result</w:t>
+      </w:r>
+    </w:p>
+    <w:p>
+      <w:pPr>
+        <w:pStyle w:val="Heading3"/>
+      </w:pPr>
+      <w:r>
+        <w:t>W3 Challenge an unsupported claim</w:t>
+      </w:r>
+    </w:p>
+    <w:p>
+      <w:pPr>
+        <w:pStyle w:val="Heading3"/>
+      </w:pPr>
+      <w:r>
+        <w:t>W4 Defend a new record independently</w:t>
+      </w:r>
+    </w:p>
+    <w:p>
+      <w:pPr>
+        <w:spacing w:line="336" w:lineRule="auto" w:after="180"/>
+      </w:pPr>
+      <w:r>
+        <w:rPr>
+          <w:b w:val="0"/>
+        </w:rPr>
+        <w:t xml:space="preserve">A separate experiment compares candidates C1 and C2 on two validation rows: MSE 1.5 and 1.0. The </w:t>
+      </w:r>
+      <w:r>
+        <w:rPr>
+          <w:b/>
+        </w:rPr>
+        <w:t>written rule</w:t>
+      </w:r>
+      <w:r>
+        <w:rPr>
+          <w:b w:val="0"/>
+        </w:rPr>
+        <w:t xml:space="preserve"> selects lower MSE.</w:t>
+      </w:r>
+    </w:p>
+    <w:p>
+      <w:pPr>
+        <w:spacing w:line="336" w:lineRule="auto" w:after="180"/>
+      </w:pPr>
+      <w:r>
+        <w:rPr>
+          <w:b w:val="0"/>
+        </w:rPr>
+        <w:t>After freezing C2, four fresh final rows give baseline squared errors 4,9,1,2 and C2 squared errors 1,1,2,0. Compute final MSE and relative reduction.</w:t>
+      </w:r>
+    </w:p>
+    <w:p>
+      <w:pPr>
+        <w:spacing w:line="336" w:lineRule="auto" w:after="180"/>
+      </w:pPr>
+      <w:r>
+        <w:rPr>
+          <w:b w:val="0"/>
+        </w:rPr>
+        <w:t>Two condition-B rows are the last two rows; compare baseline and candidate MSE there. State what this record supports and what is unmeasured.</w:t>
+      </w:r>
+    </w:p>
+    <w:p>
+      <w:pPr>
+        <w:spacing w:line="336" w:lineRule="auto" w:after="180"/>
+      </w:pPr>
+      <w:r>
+        <w:rPr>
+          <w:b w:val="0"/>
+        </w:rPr>
+        <w:t>Teacher explanation: Select C2. Baseline final MSE 16/4 = 4; candidate MSE 4/4 = 1; absolute reduction 3 and relative reduction 75%.</w:t>
+      </w:r>
+    </w:p>
+    <w:p>
+      <w:pPr>
+        <w:spacing w:line="336" w:lineRule="auto" w:after="180"/>
+      </w:pPr>
+      <w:r>
+        <w:rPr>
+          <w:b w:val="0"/>
+        </w:rPr>
+        <w:t>Condition B baseline MSE (1+2)/2 = 1.5 and candidate MSE (2+0)/2 = 1, though one condition-B row worsened from 1 to 2.</w:t>
+      </w:r>
+    </w:p>
+    <w:p>
+      <w:pPr>
+        <w:spacing w:line="336" w:lineRule="auto" w:after="180"/>
+      </w:pPr>
+      <w:r>
+        <w:rPr>
+          <w:b w:val="0"/>
+        </w:rPr>
+        <w:t>The record supports lower MSE on these four final rows, not universal reliability or a classification-accuracy percentage. Speed and energy are unmeasured.</w:t>
+      </w:r>
+    </w:p>
+    <w:p>
+      <w:pPr>
+        <w:pStyle w:val="Heading3"/>
+      </w:pPr>
+      <w:r>
+        <w:t>W5 Record the next investigation</w:t>
+      </w:r>
+    </w:p>
+    <w:p>
+      <w:pPr>
+        <w:pStyle w:val="Heading3"/>
+      </w:pPr>
+      <w:r>
+        <w:t>Independent assessment and fresh retry</w:t>
+      </w:r>
+    </w:p>
+    <w:p>
+      <w:pPr>
+        <w:spacing w:line="336" w:lineRule="auto" w:after="180"/>
+      </w:pPr>
+      <w:r>
+        <w:rPr>
+          <w:b w:val="0"/>
+        </w:rPr>
+        <w:t>W4 requires selection C2, MSE 4 and 1, 75% relative reduction, condition-B MSE 1.5 and 1 and recognition of the worsened row. Fresh retry: baseline squared errors 9,9,1,1; selected candidate errors 1,1,0,2.</w:t>
+      </w:r>
+    </w:p>
+    <w:p>
+      <w:pPr>
+        <w:spacing w:line="336" w:lineRule="auto" w:after="180"/>
+      </w:pPr>
+      <w:r>
+        <w:rPr>
+          <w:b w:val="0"/>
+        </w:rPr>
+        <w:t xml:space="preserve">MSE 5 versus 1, relative reduction </w:t>
+      </w:r>
+      <w:r>
+        <w:rPr>
+          <w:b/>
+        </w:rPr>
+        <w:t>80%</w:t>
+      </w:r>
+      <w:r>
+        <w:rPr>
+          <w:b w:val="0"/>
+        </w:rPr>
+        <w:t>; condition-B MSE both 1 with one worsened row. Require a bounded four-row conclusion.</w:t>
+      </w:r>
+    </w:p>
+    <w:p>
+      <w:pPr>
+        <w:pStyle w:val="Heading3"/>
+      </w:pPr>
+      <w:r>
+        <w:t>Assess independent transfer</w:t>
+      </w:r>
+    </w:p>
+    <w:p>
+      <w:pPr>
+        <w:pStyle w:val="Heading3"/>
+      </w:pPr>
+      <w:r>
+        <w:t>Selected case answer</w:t>
+      </w:r>
+    </w:p>
+    <w:p>
+      <w:pPr>
+        <w:pStyle w:val="Heading3"/>
+      </w:pPr>
+      <w:r>
+        <w:t>Feedback that the learner uses</w:t>
+      </w:r>
+    </w:p>
+    <w:p>
+      <w:pPr>
+        <w:pStyle w:val="Heading1"/>
+      </w:pPr>
+      <w:r>
+        <w:t>06. Connect,support and revisit the mathematics</w:t>
+      </w:r>
+    </w:p>
+    <w:p>
+      <w:r>
+        <w:t>Use the saved evidence to choose the next step.</w:t>
+      </w:r>
+    </w:p>
+    <w:p>
+      <w:pPr>
+        <w:pStyle w:val="Heading2"/>
+      </w:pPr>
+      <w:r>
+        <w:t>Project and next-week bridge</w:t>
+      </w:r>
+    </w:p>
+    <w:p>
+      <w:pPr>
+        <w:spacing w:line="336" w:lineRule="auto" w:after="180"/>
+      </w:pPr>
+      <w:r>
+        <w:rPr>
+          <w:b w:val="0"/>
+        </w:rPr>
+        <w:t xml:space="preserve">For Image-pattern Network Investigation, use this week’s independent task as a rehearsal for the final </w:t>
+      </w:r>
+      <w:r>
+        <w:rPr>
+          <w:b/>
+        </w:rPr>
+        <w:t>evidence</w:t>
+      </w:r>
+      <w:r>
+        <w:rPr>
+          <w:b w:val="0"/>
+        </w:rPr>
+        <w:t xml:space="preserve"> pack: A separate experiment compares candidates C1 and C2 on two validation rows: MSE 1.5 and 1.0.</w:t>
+      </w:r>
+    </w:p>
+    <w:p>
+      <w:pPr>
+        <w:spacing w:line="336" w:lineRule="auto" w:after="180"/>
+      </w:pPr>
+      <w:r>
+        <w:rPr>
+          <w:b w:val="0"/>
+        </w:rPr>
+        <w:t xml:space="preserve">The </w:t>
+      </w:r>
+      <w:r>
+        <w:rPr>
+          <w:b/>
+        </w:rPr>
+        <w:t>written rule</w:t>
+      </w:r>
+      <w:r>
+        <w:rPr>
+          <w:b w:val="0"/>
+        </w:rPr>
+        <w:t xml:space="preserve"> selects lower MSE. After freezing C2, four fresh final rows give baseline squared errors 4,9,1,2 and C2 squared errors 1,1,2,0. Compute final MSE and relative reduction.</w:t>
+      </w:r>
+    </w:p>
+    <w:p>
+      <w:pPr>
+        <w:spacing w:line="336" w:lineRule="auto" w:after="180"/>
+      </w:pPr>
+      <w:r>
+        <w:rPr>
+          <w:b w:val="0"/>
+        </w:rPr>
+        <w:t>Two condition-B rows are the last two rows; compare baseline and candidate MSE there. State what this record supports and what is unmeasured.</w:t>
+      </w:r>
+    </w:p>
+    <w:p>
+      <w:pPr>
+        <w:spacing w:line="336" w:lineRule="auto" w:after="180"/>
+      </w:pPr>
+      <w:r>
+        <w:rPr>
+          <w:b w:val="0"/>
+        </w:rPr>
+        <w:t xml:space="preserve">Keep actual </w:t>
+      </w:r>
+      <w:r>
+        <w:rPr>
+          <w:b/>
+        </w:rPr>
+        <w:t>observation</w:t>
+      </w:r>
+      <w:r>
+        <w:rPr>
+          <w:b w:val="0"/>
+        </w:rPr>
+        <w:t>s separate from expected results, preserve failures, compare a baseline and explain the limits.</w:t>
+      </w:r>
+    </w:p>
+    <w:p>
+      <w:pPr>
+        <w:spacing w:line="336" w:lineRule="auto" w:after="180"/>
+      </w:pPr>
+      <w:r>
+        <w:rPr>
+          <w:b w:val="0"/>
+        </w:rPr>
+        <w:t xml:space="preserve">Provide a frame with question, fixed settings, changed setting, data roles, raw </w:t>
+      </w:r>
+      <w:r>
+        <w:rPr>
+          <w:b/>
+        </w:rPr>
+        <w:t>prediction</w:t>
+      </w:r>
+      <w:r>
+        <w:rPr>
+          <w:b w:val="0"/>
+        </w:rPr>
+        <w:t xml:space="preserve">s, metric, conclusion and </w:t>
+      </w:r>
+      <w:r>
+        <w:rPr>
+          <w:b/>
+        </w:rPr>
+        <w:t>limitation</w:t>
+      </w:r>
+      <w:r>
+        <w:rPr>
+          <w:b w:val="0"/>
+        </w:rPr>
+        <w:t>. Allow a calculator and explicit squared-error columns.</w:t>
+      </w:r>
+    </w:p>
+    <w:p>
+      <w:pPr>
+        <w:spacing w:line="336" w:lineRule="auto" w:after="180"/>
+      </w:pPr>
+      <w:r>
+        <w:rPr>
+          <w:b w:val="0"/>
+        </w:rPr>
+        <w:t>Extension: implement the arithmetic locally, preserve the program version, and explain why a successful replay adds no independent test cases.</w:t>
+      </w:r>
+    </w:p>
+    <w:p>
+      <w:pPr>
+        <w:spacing w:line="336" w:lineRule="auto" w:after="180"/>
+      </w:pPr>
+      <w:r>
+        <w:rPr>
+          <w:b w:val="0"/>
+        </w:rPr>
+        <w:t xml:space="preserve">AI 5 begins generative and predictive objectives. Check understanding of distributions and vector similarity before advancing; provide a targeted retrieval activity where </w:t>
+      </w:r>
+      <w:r>
+        <w:rPr>
+          <w:b/>
+        </w:rPr>
+        <w:t>evidence</w:t>
+      </w:r>
+      <w:r>
+        <w:rPr>
+          <w:b w:val="0"/>
+        </w:rPr>
+        <w:t xml:space="preserve"> is incomplete.</w:t>
+      </w:r>
+    </w:p>
+    <w:p>
+      <w:pPr>
+        <w:spacing w:line="336" w:lineRule="auto" w:after="180"/>
+      </w:pPr>
+      <w:r>
+        <w:rPr>
+          <w:b w:val="0"/>
+        </w:rPr>
+        <w:t>Retain the project ledger and assess a changed case after support. Check the relevant prerequisite before carrying this component forward.</w:t>
+      </w:r>
+    </w:p>
+    <w:p>
+      <w:pPr>
+        <w:spacing w:line="336" w:lineRule="auto" w:after="180"/>
+      </w:pPr>
+      <w:r>
+        <w:rPr>
+          <w:b w:val="0"/>
+        </w:rPr>
+        <w:t>For the Image-pattern Network Investigation, save the labelled trace and the changed-case explanation beside the experiment record. State exactly what this example supports before linking it to the wider capstone claim.</w:t>
+      </w:r>
+    </w:p>
+    <w:p>
+      <w:pPr>
+        <w:pStyle w:val="Heading2"/>
+      </w:pPr>
+      <w:r>
+        <w:t>Delayed return and support record</w:t>
       </w:r>
     </w:p>
     <w:p>
@@ -3904,48 +4594,60 @@
     </w:p>
     <w:p>
       <w:pPr>
-        <w:pStyle w:val="Heading3"/>
-      </w:pPr>
-      <w:r>
-        <w:t>Project evidence from this case</w:t>
+        <w:pStyle w:val="Heading2"/>
+      </w:pPr>
+      <w:r>
+        <w:t>Earlier wording, alternatives and picture transcripts · reference / check after trying</w:t>
       </w:r>
     </w:p>
     <w:p>
       <w:pPr>
-        <w:spacing w:line="336" w:lineRule="auto" w:after="180"/>
-      </w:pPr>
-      <w:r>
-        <w:rPr>
-          <w:b w:val="0"/>
-        </w:rPr>
-        <w:t>For the Image-pattern Network Investigation, save the labelled trace and the changed-case explanation beside the experiment record. State exactly what this example supports before linking it to the wider capstone claim.</w:t>
+        <w:pStyle w:val="Heading3"/>
+      </w:pPr>
+      <w:r>
+        <w:t>Plan the delayed return</w:t>
       </w:r>
     </w:p>
     <w:p>
       <w:pPr>
-        <w:pStyle w:val="Heading1"/>
-      </w:pPr>
-      <w:r>
-        <w:t>07. Prepare, teach and assess</w:t>
+        <w:pStyle w:val="Heading3"/>
+      </w:pPr>
+      <w:r>
+        <w:t>Project evidence from this case</w:t>
       </w:r>
     </w:p>
     <w:p>
-      <w:r>
-        <w:t>Use this preparation summary alongside the detailed Neural network experiment defense lesson; it is a checklist rather than a replacement for the full sequence.</w:t>
+      <w:pPr>
+        <w:pStyle w:val="Heading1"/>
+      </w:pPr>
+      <w:r>
+        <w:t>Reference bank and extra practice</w:t>
       </w:r>
     </w:p>
     <w:p>
       <w:pPr>
-        <w:pStyle w:val="Heading3"/>
-      </w:pPr>
-      <w:r>
-        <w:t>Teaching target</w:t>
+        <w:pStyle w:val="Heading1"/>
+      </w:pPr>
+      <w:r>
+        <w:t>07. Reference · Alternative planning checklist</w:t>
       </w:r>
     </w:p>
     <w:p>
+      <w:r>
+        <w:t>Use alongside the main route when helpful.</w:t>
+      </w:r>
+    </w:p>
+    <w:p>
+      <w:pPr>
+        <w:pStyle w:val="Heading2"/>
+      </w:pPr>
+      <w:r>
+        <w:t>Planning,assessment and project reminders</w:t>
+      </w:r>
+    </w:p>
+    <w:p>
       <w:pPr>
         <w:spacing w:line="336" w:lineRule="auto" w:after="180"/>
-        <w:shd w:fill="EDF7F3"/>
       </w:pPr>
       <w:r>
         <w:rPr>
@@ -4139,46 +4841,59 @@
     </w:p>
     <w:p>
       <w:pPr>
-        <w:pStyle w:val="Heading3"/>
-      </w:pPr>
-      <w:r>
-        <w:t>Supported practice answer</w:t>
+        <w:spacing w:line="336" w:lineRule="auto" w:after="180"/>
+      </w:pPr>
+      <w:r>
+        <w:rPr>
+          <w:b w:val="0"/>
+        </w:rPr>
+        <w:t>Reasoned practice answer: Teacher explanation: Rate 0.2 selected a = 2 with validation MSE 0 versus 0.78125 on two positive rows.</w:t>
       </w:r>
     </w:p>
     <w:p>
       <w:pPr>
         <w:spacing w:line="336" w:lineRule="auto" w:after="180"/>
-        <w:shd w:fill="F1F6FC"/>
       </w:pPr>
       <w:r>
         <w:rPr>
           <w:b w:val="0"/>
         </w:rPr>
-        <w:t>Reasoned practice answer: Teacher explanation: Rate 0.2 selected a = 2 with validation MSE 0 versus 0.78125 on two positive rows.</w:t>
+        <w:t>Frozen final MSE was 5 versus baseline 20.25 on four constructed rows; negative-</w:t>
+      </w:r>
+      <w:r>
+        <w:rPr>
+          <w:b/>
+        </w:rPr>
+        <w:t>input</w:t>
+      </w:r>
+      <w:r>
+        <w:rPr>
+          <w:b w:val="0"/>
+        </w:rPr>
+        <w:t xml:space="preserve"> candidate MSE was 10 on two rows.</w:t>
       </w:r>
     </w:p>
     <w:p>
       <w:pPr>
         <w:spacing w:line="336" w:lineRule="auto" w:after="180"/>
-        <w:shd w:fill="F1F6FC"/>
       </w:pPr>
       <w:r>
         <w:rPr>
           <w:b w:val="0"/>
         </w:rPr>
-        <w:t>Frozen final MSE was 5 versus baseline 20.25 on four constructed rows; negative-</w:t>
+        <w:t xml:space="preserve">Check every learner before discussion: Use the worked case for Neural network experiment </w:t>
       </w:r>
       <w:r>
         <w:rPr>
           <w:b/>
         </w:rPr>
-        <w:t>input</w:t>
+        <w:t>defense</w:t>
       </w:r>
       <w:r>
         <w:rPr>
           <w:b w:val="0"/>
         </w:rPr>
-        <w:t xml:space="preserve"> candidate MSE was 10 on two rows.</w:t>
+        <w:t>. Proposed explanation: “A polished demonstration is an evaluation”. Decide whether this explanation is supported.</w:t>
       </w:r>
     </w:p>
     <w:p>
@@ -4189,19 +4904,7 @@
         <w:rPr>
           <w:b w:val="0"/>
         </w:rPr>
-        <w:t xml:space="preserve">Check every learner before discussion: Use the worked case for Neural network experiment </w:t>
-      </w:r>
-      <w:r>
-        <w:rPr>
-          <w:b/>
-        </w:rPr>
-        <w:t>defense</w:t>
-      </w:r>
-      <w:r>
-        <w:rPr>
-          <w:b w:val="0"/>
-        </w:rPr>
-        <w:t>. Proposed explanation: “A polished demonstration is an evaluation”. Decide whether this explanation is supported.</w:t>
+        <w:t>Point to the step or supplied fact that decides; explain your repair if needed.</w:t>
       </w:r>
     </w:p>
     <w:p>
@@ -4212,129 +4915,81 @@
         <w:rPr>
           <w:b w:val="0"/>
         </w:rPr>
-        <w:t>Point to the step or supplied fact that decides; explain your repair if needed.</w:t>
+        <w:t>Misconception repair: A demonstration needs traceable data roles, metrics and raw results to support a performance claim.</w:t>
       </w:r>
     </w:p>
     <w:p>
       <w:pPr>
-        <w:pStyle w:val="Heading3"/>
-      </w:pPr>
-      <w:r>
-        <w:t>Repair the misconception</w:t>
+        <w:spacing w:line="336" w:lineRule="auto" w:after="180"/>
+      </w:pPr>
+      <w:r>
+        <w:rPr>
+          <w:b w:val="0"/>
+        </w:rPr>
+        <w:t xml:space="preserve">Support: read the exact case aloud, enlarge the labelled picture, supply </w:t>
+      </w:r>
+      <w:r>
+        <w:rPr>
+          <w:b/>
+        </w:rPr>
+        <w:t>input</w:t>
+      </w:r>
+      <w:r>
+        <w:rPr>
+          <w:b w:val="0"/>
+        </w:rPr>
+        <w:t xml:space="preserve"> cards and model only the first deciding step. Accept a spoken explanation or drawing; retain the reasoning goal.</w:t>
       </w:r>
     </w:p>
     <w:p>
       <w:pPr>
         <w:spacing w:line="336" w:lineRule="auto" w:after="180"/>
-        <w:shd w:fill="FFF5E6"/>
       </w:pPr>
       <w:r>
         <w:rPr>
           <w:b w:val="0"/>
         </w:rPr>
-        <w:t>Misconception repair: A demonstration needs traceable data roles, metrics and raw results to support a performance claim.</w:t>
+        <w:t xml:space="preserve">Extension: Change the second </w:t>
+      </w:r>
+      <w:r>
+        <w:rPr>
+          <w:b/>
+        </w:rPr>
+        <w:t>input</w:t>
+      </w:r>
+      <w:r>
+        <w:rPr>
+          <w:b w:val="0"/>
+        </w:rPr>
+        <w:t xml:space="preserve"> from 1 to 2. Require a </w:t>
+      </w:r>
+      <w:r>
+        <w:rPr>
+          <w:b/>
+        </w:rPr>
+        <w:t>prediction</w:t>
+      </w:r>
+      <w:r>
+        <w:rPr>
+          <w:b w:val="0"/>
+        </w:rPr>
+        <w:t xml:space="preserve"> and a reason before comparing. Expected result: z becomes 1-2+0.2=-0.8 and ReLU returns 0.</w:t>
       </w:r>
     </w:p>
     <w:p>
       <w:pPr>
-        <w:pStyle w:val="Heading3"/>
-      </w:pPr>
-      <w:r>
-        <w:t>Support without giving away the answer</w:t>
+        <w:spacing w:line="336" w:lineRule="auto" w:after="180"/>
+      </w:pPr>
+      <w:r>
+        <w:rPr>
+          <w:b w:val="0"/>
+        </w:rPr>
+        <w:t>Reason: The negative weighted term grows; ReLU clips a negative pre-activation to zero.</w:t>
       </w:r>
     </w:p>
     <w:p>
       <w:pPr>
         <w:spacing w:line="336" w:lineRule="auto" w:after="180"/>
-        <w:shd w:fill="F1F6F8"/>
-      </w:pPr>
-      <w:r>
-        <w:rPr>
-          <w:b w:val="0"/>
-        </w:rPr>
-        <w:t xml:space="preserve">Support: read the exact case aloud, enlarge the labelled picture, supply </w:t>
-      </w:r>
-      <w:r>
-        <w:rPr>
-          <w:b/>
-        </w:rPr>
-        <w:t>input</w:t>
-      </w:r>
-      <w:r>
-        <w:rPr>
-          <w:b w:val="0"/>
-        </w:rPr>
-        <w:t xml:space="preserve"> cards and model only the first deciding step. Accept a spoken explanation or drawing; retain the reasoning goal.</w:t>
-      </w:r>
-    </w:p>
-    <w:p>
-      <w:pPr>
-        <w:pStyle w:val="Heading3"/>
-      </w:pPr>
-      <w:r>
-        <w:t>Extend the reasoning</w:t>
-      </w:r>
-    </w:p>
-    <w:p>
-      <w:pPr>
-        <w:spacing w:line="336" w:lineRule="auto" w:after="180"/>
-        <w:shd w:fill="F5F1FB"/>
-      </w:pPr>
-      <w:r>
-        <w:rPr>
-          <w:b w:val="0"/>
-        </w:rPr>
-        <w:t xml:space="preserve">Extension: Change the second </w:t>
-      </w:r>
-      <w:r>
-        <w:rPr>
-          <w:b/>
-        </w:rPr>
-        <w:t>input</w:t>
-      </w:r>
-      <w:r>
-        <w:rPr>
-          <w:b w:val="0"/>
-        </w:rPr>
-        <w:t xml:space="preserve"> from 1 to 2. Require a </w:t>
-      </w:r>
-      <w:r>
-        <w:rPr>
-          <w:b/>
-        </w:rPr>
-        <w:t>prediction</w:t>
-      </w:r>
-      <w:r>
-        <w:rPr>
-          <w:b w:val="0"/>
-        </w:rPr>
-        <w:t xml:space="preserve"> and a reason before comparing. Expected result: z becomes 1-2+0.2=-0.8 and ReLU returns 0.</w:t>
-      </w:r>
-    </w:p>
-    <w:p>
-      <w:pPr>
-        <w:spacing w:line="336" w:lineRule="auto" w:after="180"/>
-        <w:shd w:fill="F5F1FB"/>
-      </w:pPr>
-      <w:r>
-        <w:rPr>
-          <w:b w:val="0"/>
-        </w:rPr>
-        <w:t>Reason: The negative weighted term grows; ReLU clips a negative pre-activation to zero.</w:t>
-      </w:r>
-    </w:p>
-    <w:p>
-      <w:pPr>
-        <w:pStyle w:val="Heading3"/>
-      </w:pPr>
-      <w:r>
-        <w:t>Protect the independent attempt</w:t>
-      </w:r>
-    </w:p>
-    <w:p>
-      <w:pPr>
-        <w:spacing w:line="336" w:lineRule="auto" w:after="180"/>
-        <w:shd w:fill="FFF5E6"/>
       </w:pPr>
       <w:r>
         <w:rPr>
@@ -4529,22 +5184,36 @@
     </w:tbl>
     <w:p>
       <w:pPr>
-        <w:pStyle w:val="Heading3"/>
-      </w:pPr>
-      <w:r>
-        <w:t>Project checkpoint</w:t>
+        <w:spacing w:line="336" w:lineRule="auto" w:after="180"/>
+      </w:pPr>
+      <w:r>
+        <w:rPr>
+          <w:b w:val="0"/>
+        </w:rPr>
+        <w:t xml:space="preserve">Project checkpoint: Present and defend. Demonstrate the system, explain one failure and justify the next improvement with </w:t>
+      </w:r>
+      <w:r>
+        <w:rPr>
+          <w:b/>
+        </w:rPr>
+        <w:t>evidence</w:t>
+      </w:r>
+      <w:r>
+        <w:rPr>
+          <w:b w:val="0"/>
+        </w:rPr>
+        <w:t>.</w:t>
       </w:r>
     </w:p>
     <w:p>
       <w:pPr>
         <w:spacing w:line="336" w:lineRule="auto" w:after="180"/>
-        <w:shd w:fill="EDF7F3"/>
       </w:pPr>
       <w:r>
         <w:rPr>
           <w:b w:val="0"/>
         </w:rPr>
-        <w:t xml:space="preserve">Project checkpoint: Present and defend. Demonstrate the system, explain one failure and justify the next improvement with </w:t>
+        <w:t xml:space="preserve">Use the weekly teacher answer for topic-specific reasoning. A saved progress tick is an activity record; judge mastery from the learner’s explanation and </w:t>
       </w:r>
       <w:r>
         <w:rPr>
@@ -4561,38 +5230,23 @@
     </w:p>
     <w:p>
       <w:pPr>
-        <w:spacing w:line="336" w:lineRule="auto" w:after="180"/>
-      </w:pPr>
-      <w:r>
-        <w:rPr>
-          <w:b w:val="0"/>
-        </w:rPr>
-        <w:t xml:space="preserve">Use the weekly teacher answer for topic-specific reasoning. A saved progress tick is an activity record; judge mastery from the learner’s explanation and </w:t>
-      </w:r>
-      <w:r>
-        <w:rPr>
-          <w:b/>
-        </w:rPr>
-        <w:t>evidence</w:t>
-      </w:r>
-      <w:r>
-        <w:rPr>
-          <w:b w:val="0"/>
-        </w:rPr>
-        <w:t>.</w:t>
+        <w:pStyle w:val="Heading1"/>
+      </w:pPr>
+      <w:r>
+        <w:t>08. Reference · Feedback,labs and repair paths</w:t>
       </w:r>
     </w:p>
     <w:p>
-      <w:pPr>
-        <w:pStyle w:val="Heading1"/>
-      </w:pPr>
-      <w:r>
-        <w:t>08. Use feedback, labs and repair paths</w:t>
+      <w:r>
+        <w:t>Retain the first attempt and the evidence used for a repair.</w:t>
       </w:r>
     </w:p>
     <w:p>
-      <w:r>
-        <w:t>Use feedback, earlier review and portfolios purposefully. Apply the coding routine only when this lesson has an executable lab.</w:t>
+      <w:pPr>
+        <w:pStyle w:val="Heading2"/>
+      </w:pPr>
+      <w:r>
+        <w:t>Feedback and record guidance</w:t>
       </w:r>
     </w:p>
     <w:p>
@@ -4630,40 +5284,42 @@
       </w:r>
     </w:p>
     <w:p>
-      <w:pPr>
-        <w:pStyle w:val="Heading3"/>
-      </w:pPr>
-      <w:r>
-        <w:t>For later coding lessons</w:t>
+      <w:r>
+        <w:t>This week has no code block. Use this routine when a later lesson includes an executable lab.</w:t>
       </w:r>
     </w:p>
     <w:p>
-      <w:r>
-        <w:t>This week has no code block. Use this routine when a later lesson includes an executable lab.</w:t>
+      <w:pPr>
+        <w:spacing w:line="336" w:lineRule="auto" w:after="180"/>
+      </w:pPr>
+      <w:r>
+        <w:rPr>
+          <w:b w:val="0"/>
+        </w:rPr>
+        <w:t xml:space="preserve">Ask students to predict before running code. Preserve errors and actual </w:t>
+      </w:r>
+      <w:r>
+        <w:rPr>
+          <w:b/>
+        </w:rPr>
+        <w:t>output</w:t>
+      </w:r>
+      <w:r>
+        <w:rPr>
+          <w:b w:val="0"/>
+        </w:rPr>
+        <w:t>s; collect a changed test and an explanation. The branch-boundary and indexing lessons deliberately include failure cases.</w:t>
       </w:r>
     </w:p>
     <w:p>
       <w:pPr>
         <w:spacing w:line="336" w:lineRule="auto" w:after="180"/>
-        <w:shd w:fill="F1F6F8"/>
       </w:pPr>
       <w:r>
         <w:rPr>
           <w:b w:val="0"/>
         </w:rPr>
-        <w:t xml:space="preserve">Ask students to predict before running code. Preserve errors and actual </w:t>
-      </w:r>
-      <w:r>
-        <w:rPr>
-          <w:b/>
-        </w:rPr>
-        <w:t>output</w:t>
-      </w:r>
-      <w:r>
-        <w:rPr>
-          <w:b w:val="0"/>
-        </w:rPr>
-        <w:t>s; collect a changed test and an explanation. The branch-boundary and indexing lessons deliberately include failure cases.</w:t>
+        <w:t>Use the earlier worked-explanation links to address a specific missing building block, then return to the current question. Adapt this suggestion after observing the learner; it is not an automatic diagnosis.</w:t>
       </w:r>
     </w:p>
     <w:p>
@@ -4674,83 +5330,49 @@
         <w:rPr>
           <w:b w:val="0"/>
         </w:rPr>
-        <w:t>Use the earlier worked-explanation links to address a specific missing building block, then return to the current question. Adapt this suggestion after observing the learner; it is not an automatic diagnosis.</w:t>
+        <w:t xml:space="preserve">Collect the completed-work portfolio as </w:t>
+      </w:r>
+      <w:r>
+        <w:rPr>
+          <w:b/>
+        </w:rPr>
+        <w:t>evidence</w:t>
+      </w:r>
+      <w:r>
+        <w:rPr>
+          <w:b w:val="0"/>
+        </w:rPr>
+        <w:t xml:space="preserve">. Record support separately from correctness, and assess explanation, trace/test and </w:t>
+      </w:r>
+      <w:r>
+        <w:rPr>
+          <w:b/>
+        </w:rPr>
+        <w:t>limitation</w:t>
+      </w:r>
+      <w:r>
+        <w:rPr>
+          <w:b w:val="0"/>
+        </w:rPr>
+        <w:t>s. Progress ticks and quiz selections alone do not establish mastery.</w:t>
       </w:r>
     </w:p>
     <w:p>
       <w:pPr>
-        <w:spacing w:line="336" w:lineRule="auto" w:after="180"/>
-      </w:pPr>
-      <w:r>
-        <w:rPr>
-          <w:b w:val="0"/>
-        </w:rPr>
-        <w:t xml:space="preserve">Collect the completed-work portfolio as </w:t>
-      </w:r>
-      <w:r>
-        <w:rPr>
-          <w:b/>
-        </w:rPr>
-        <w:t>evidence</w:t>
-      </w:r>
-      <w:r>
-        <w:rPr>
-          <w:b w:val="0"/>
-        </w:rPr>
-        <w:t xml:space="preserve">. Record support separately from correctness, and assess explanation, trace/test and </w:t>
-      </w:r>
-      <w:r>
-        <w:rPr>
-          <w:b/>
-        </w:rPr>
-        <w:t>limitation</w:t>
-      </w:r>
-      <w:r>
-        <w:rPr>
-          <w:b w:val="0"/>
-        </w:rPr>
-        <w:t>s. Progress ticks and quiz selections alone do not establish mastery.</w:t>
+        <w:pStyle w:val="Heading1"/>
+      </w:pPr>
+      <w:r>
+        <w:t>09. Reference · Teach with the six pictures</w:t>
       </w:r>
     </w:p>
     <w:p>
-      <w:pPr>
-        <w:pStyle w:val="Heading1"/>
-      </w:pPr>
-      <w:r>
-        <w:t>09. Visual concept journey</w:t>
+      <w:r>
+        <w:t>Choose one picture for a particular reasoning move.</w:t>
       </w:r>
     </w:p>
     <w:p>
-      <w:r>
-        <w:t>Show one Neural network experiment defense graphic at a time, request a prediction and discuss its trace before the independent assessment.</w:t>
-      </w:r>
-    </w:p>
-    <w:p>
-      <w:pPr>
-        <w:spacing w:line="336" w:lineRule="auto" w:after="180"/>
-      </w:pPr>
-      <w:r>
-        <w:rPr>
-          <w:b w:val="0"/>
-        </w:rPr>
-        <w:t xml:space="preserve">Use one picture at a time. Hide a worked result before asking for a </w:t>
-      </w:r>
-      <w:r>
-        <w:rPr>
-          <w:b/>
-        </w:rPr>
-        <w:t>prediction</w:t>
-      </w:r>
-      <w:r>
-        <w:rPr>
-          <w:b w:val="0"/>
-        </w:rPr>
-        <w:t>, then reveal it for feedback. These are supported teaching cases; retain the separate independent assessment for a fresh first attempt.</w:t>
-      </w:r>
-    </w:p>
-    <w:p>
-      <w:pPr>
-        <w:pStyle w:val="Heading3"/>
+      <w:pPr>
+        <w:pStyle w:val="Heading2"/>
       </w:pPr>
       <w:r>
         <w:t>01. Neural network experiment defense: the case</w:t>
@@ -4761,7 +5383,7 @@
         <w:drawing>
           <wp:inline xmlns:a="http://schemas.openxmlformats.org/drawingml/2006/main" xmlns:pic="http://schemas.openxmlformats.org/drawingml/2006/picture">
             <wp:extent cx="5486400" cy="2834640"/>
-            <wp:docPr id="3" name="Picture 3" descr="Defend an individual network calculation. At the defence, a team shows a single toy neuron before describing the whole image-pattern experiment. Supplied facts: Inputs are [2,1]; weights [0.5,-1]; bias 0.2; activation is ReLU, max(0,z). This is a demonstration, not a probability model."/>
+            <wp:docPr id="4" name="Picture 4" descr="Defend an individual network calculation. At the defence, a team shows a single toy neuron before describing the whole image-pattern experiment. Supplied facts: Inputs are [2,1]; weights [0.5,-1]; bias 0.2; activation is ReLU, max(0,z). This is a demonstration, not a probability model."/>
             <wp:cNvGraphicFramePr>
               <a:graphicFrameLocks noChangeAspect="1"/>
             </wp:cNvGraphicFramePr>
@@ -4773,7 +5395,7 @@
                     <pic:cNvPicPr/>
                   </pic:nvPicPr>
                   <pic:blipFill>
-                    <a:blip r:embed="rId11"/>
+                    <a:blip r:embed="rId12"/>
                     <a:stretch>
                       <a:fillRect/>
                     </a:stretch>
@@ -4829,7 +5451,6 @@
     <w:p>
       <w:pPr>
         <w:spacing w:line="336" w:lineRule="auto" w:after="180"/>
-        <w:shd w:fill="F5F1FB"/>
       </w:pPr>
       <w:r>
         <w:rPr>
@@ -4840,27 +5461,18 @@
     </w:p>
     <w:p>
       <w:pPr>
-        <w:pStyle w:val="Heading3"/>
-      </w:pPr>
-      <w:r>
-        <w:t>Discuss while showing the picture</w:t>
+        <w:spacing w:line="336" w:lineRule="auto" w:after="180"/>
+      </w:pPr>
+      <w:r>
+        <w:rPr>
+          <w:b w:val="0"/>
+        </w:rPr>
+        <w:t>Teacher prompt: Point to the given fact that matters most. Explain why it matters. Ask learners to describe one label or arrow in ordinary words. Use the adjacent transcript if the image is difficult to see.</w:t>
       </w:r>
     </w:p>
     <w:p>
       <w:pPr>
-        <w:spacing w:line="336" w:lineRule="auto" w:after="180"/>
-        <w:shd w:fill="F1F6F8"/>
-      </w:pPr>
-      <w:r>
-        <w:rPr>
-          <w:b w:val="0"/>
-        </w:rPr>
-        <w:t>Teacher prompt: Point to the given fact that matters most. Explain why it matters. Ask learners to describe one label or arrow in ordinary words. Use the adjacent transcript if the image is difficult to see.</w:t>
-      </w:r>
-    </w:p>
-    <w:p>
-      <w:pPr>
-        <w:pStyle w:val="Heading3"/>
+        <w:pStyle w:val="Heading2"/>
       </w:pPr>
       <w:r>
         <w:t>02. Follow the deciding steps</w:t>
@@ -4871,7 +5483,7 @@
         <w:drawing>
           <wp:inline xmlns:a="http://schemas.openxmlformats.org/drawingml/2006/main" xmlns:pic="http://schemas.openxmlformats.org/drawingml/2006/picture">
             <wp:extent cx="5486400" cy="3182112"/>
-            <wp:docPr id="4" name="Picture 4" descr="Multiply inputs: 2×0.5=1 and 1×(-1)=-1. → Add weighted terms: Pre-activation z is 1-1+0.2=0.2. → Apply ReLU: max(0,0.2)=0.2; this activation is not a confidence percentage."/>
+            <wp:docPr id="5" name="Picture 5" descr="Multiply inputs: 2×0.5=1 and 1×(-1)=-1. → Add weighted terms: Pre-activation z is 1-1+0.2=0.2. → Apply ReLU: max(0,0.2)=0.2; this activation is not a confidence percentage."/>
             <wp:cNvGraphicFramePr>
               <a:graphicFrameLocks noChangeAspect="1"/>
             </wp:cNvGraphicFramePr>
@@ -4883,7 +5495,7 @@
                     <pic:cNvPicPr/>
                   </pic:nvPicPr>
                   <pic:blipFill>
-                    <a:blip r:embed="rId12"/>
+                    <a:blip r:embed="rId9"/>
                     <a:stretch>
                       <a:fillRect/>
                     </a:stretch>
@@ -4928,7 +5540,6 @@
     <w:p>
       <w:pPr>
         <w:spacing w:line="336" w:lineRule="auto" w:after="180"/>
-        <w:shd w:fill="F5F1FB"/>
       </w:pPr>
       <w:r>
         <w:rPr>
@@ -4951,39 +5562,30 @@
     </w:p>
     <w:p>
       <w:pPr>
-        <w:pStyle w:val="Heading3"/>
-      </w:pPr>
-      <w:r>
-        <w:t>Discuss while showing the picture</w:t>
+        <w:spacing w:line="336" w:lineRule="auto" w:after="180"/>
+      </w:pPr>
+      <w:r>
+        <w:rPr>
+          <w:b w:val="0"/>
+        </w:rPr>
+        <w:t xml:space="preserve">Teacher prompt: Point to each numbered stage and explain which recorded </w:t>
+      </w:r>
+      <w:r>
+        <w:rPr>
+          <w:b/>
+        </w:rPr>
+        <w:t>input</w:t>
+      </w:r>
+      <w:r>
+        <w:rPr>
+          <w:b w:val="0"/>
+        </w:rPr>
+        <w:t xml:space="preserve"> it uses. Ask learners to describe one label or arrow in ordinary words. Use the adjacent transcript if the image is difficult to see.</w:t>
       </w:r>
     </w:p>
     <w:p>
       <w:pPr>
-        <w:spacing w:line="336" w:lineRule="auto" w:after="180"/>
-        <w:shd w:fill="F1F6F8"/>
-      </w:pPr>
-      <w:r>
-        <w:rPr>
-          <w:b w:val="0"/>
-        </w:rPr>
-        <w:t xml:space="preserve">Teacher prompt: Point to each numbered stage and explain which recorded </w:t>
-      </w:r>
-      <w:r>
-        <w:rPr>
-          <w:b/>
-        </w:rPr>
-        <w:t>input</w:t>
-      </w:r>
-      <w:r>
-        <w:rPr>
-          <w:b w:val="0"/>
-        </w:rPr>
-        <w:t xml:space="preserve"> it uses. Ask learners to describe one label or arrow in ordinary words. Use the adjacent transcript if the image is difficult to see.</w:t>
-      </w:r>
-    </w:p>
-    <w:p>
-      <w:pPr>
-        <w:pStyle w:val="Heading3"/>
+        <w:pStyle w:val="Heading2"/>
       </w:pPr>
       <w:r>
         <w:t>03. One toy ReLU neuron: not a probability</w:t>
@@ -4994,7 +5596,7 @@
         <w:drawing>
           <wp:inline xmlns:a="http://schemas.openxmlformats.org/drawingml/2006/main" xmlns:pic="http://schemas.openxmlformats.org/drawingml/2006/picture">
             <wp:extent cx="5486400" cy="3224784"/>
-            <wp:docPr id="5" name="Picture 5" descr="One toy ReLU neuron: not a probability. Inputs: [2, 1]; weights: [0.5, -1]; bias: 0.2; activation: relu; output: 0.2."/>
+            <wp:docPr id="6" name="Picture 6" descr="One toy ReLU neuron: not a probability. Inputs: [2, 1]; weights: [0.5, -1]; bias: 0.2; activation: relu; output: 0.2."/>
             <wp:cNvGraphicFramePr>
               <a:graphicFrameLocks noChangeAspect="1"/>
             </wp:cNvGraphicFramePr>
@@ -5063,7 +5665,6 @@
     <w:p>
       <w:pPr>
         <w:spacing w:line="336" w:lineRule="auto" w:after="180"/>
-        <w:shd w:fill="F5F1FB"/>
       </w:pPr>
       <w:r>
         <w:rPr>
@@ -5074,39 +5675,29 @@
     </w:p>
     <w:p>
       <w:pPr>
-        <w:pStyle w:val="Heading3"/>
-      </w:pPr>
-      <w:r>
-        <w:t>Discuss while showing the picture</w:t>
+        <w:spacing w:line="336" w:lineRule="auto" w:after="180"/>
+      </w:pPr>
+      <w:r>
+        <w:rPr>
+          <w:b w:val="0"/>
+        </w:rPr>
+        <w:t>Teacher prompt: Read the labels and values. Explain the relationship the model shows. Ask learners to describe one label or arrow in ordinary words. Use the adjacent transcript if the image is difficult to see.</w:t>
       </w:r>
     </w:p>
     <w:p>
       <w:pPr>
         <w:spacing w:line="336" w:lineRule="auto" w:after="180"/>
-        <w:shd w:fill="F1F6F8"/>
       </w:pPr>
       <w:r>
         <w:rPr>
           <w:b w:val="0"/>
         </w:rPr>
-        <w:t>Teacher prompt: Read the labels and values. Explain the relationship the model shows. Ask learners to describe one label or arrow in ordinary words. Use the adjacent transcript if the image is difficult to see.</w:t>
+        <w:t>Check row/column meanings, units and denominators before discussing a difference. Supplied toy values are not real class or model results.</w:t>
       </w:r>
     </w:p>
     <w:p>
       <w:pPr>
-        <w:spacing w:line="336" w:lineRule="auto" w:after="180"/>
-        <w:shd w:fill="F1F6F8"/>
-      </w:pPr>
-      <w:r>
-        <w:rPr>
-          <w:b w:val="0"/>
-        </w:rPr>
-        <w:t>Check row/column meanings, units and denominators before discussing a difference. Supplied toy values are not real class or model results.</w:t>
-      </w:r>
-    </w:p>
-    <w:p>
-      <w:pPr>
-        <w:pStyle w:val="Heading3"/>
+        <w:pStyle w:val="Heading2"/>
       </w:pPr>
       <w:r>
         <w:t>04. Change one thing. Trace what follows.</w:t>
@@ -5117,7 +5708,7 @@
         <w:drawing>
           <wp:inline xmlns:a="http://schemas.openxmlformats.org/drawingml/2006/main" xmlns:pic="http://schemas.openxmlformats.org/drawingml/2006/picture">
             <wp:extent cx="5486400" cy="3026664"/>
-            <wp:docPr id="6" name="Picture 6" descr="Original case: max(0,0.2)=0.2; this activation is not a confidence percentage. Changed condition: Change the second input from 1 to 2. Expected result: z becomes 1-2+0.2=-0.8 and ReLU returns 0. Reason: The negative weighted term grows; ReLU clips a negative pre-activation to zero."/>
+            <wp:docPr id="7" name="Picture 7" descr="Original case: max(0,0.2)=0.2; this activation is not a confidence percentage. Changed condition: Change the second input from 1 to 2. Expected result: z becomes 1-2+0.2=-0.8 and ReLU returns 0. Reason: The negative weighted term grows; ReLU clips a negative pre-activation to zero."/>
             <wp:cNvGraphicFramePr>
               <a:graphicFrameLocks noChangeAspect="1"/>
             </wp:cNvGraphicFramePr>
@@ -5185,7 +5776,6 @@
     <w:p>
       <w:pPr>
         <w:spacing w:line="336" w:lineRule="auto" w:after="180"/>
-        <w:shd w:fill="F5F1FB"/>
       </w:pPr>
       <w:r>
         <w:rPr>
@@ -5196,39 +5786,29 @@
     </w:p>
     <w:p>
       <w:pPr>
-        <w:pStyle w:val="Heading3"/>
-      </w:pPr>
-      <w:r>
-        <w:t>Discuss while showing the picture</w:t>
+        <w:spacing w:line="336" w:lineRule="auto" w:after="180"/>
+      </w:pPr>
+      <w:r>
+        <w:rPr>
+          <w:b w:val="0"/>
+        </w:rPr>
+        <w:t>Teacher prompt: Predict before checking the worked changed-case result. Name what changed and what the supplied facts allow you to conclude. Ask learners to describe one label or arrow in ordinary words.</w:t>
       </w:r>
     </w:p>
     <w:p>
       <w:pPr>
         <w:spacing w:line="336" w:lineRule="auto" w:after="180"/>
-        <w:shd w:fill="F1F6F8"/>
       </w:pPr>
       <w:r>
         <w:rPr>
           <w:b w:val="0"/>
         </w:rPr>
-        <w:t>Teacher prompt: Predict before checking the worked changed-case result. Name what changed and what the supplied facts allow you to conclude. Ask learners to describe one label or arrow in ordinary words.</w:t>
+        <w:t>Use the adjacent transcript if the image is difficult to see. Changed-case reasoning: The negative weighted term grows; ReLU clips a negative pre-activation to zero.</w:t>
       </w:r>
     </w:p>
     <w:p>
       <w:pPr>
-        <w:spacing w:line="336" w:lineRule="auto" w:after="180"/>
-        <w:shd w:fill="F1F6F8"/>
-      </w:pPr>
-      <w:r>
-        <w:rPr>
-          <w:b w:val="0"/>
-        </w:rPr>
-        <w:t>Use the adjacent transcript if the image is difficult to see. Changed-case reasoning: The negative weighted term grows; ReLU clips a negative pre-activation to zero.</w:t>
-      </w:r>
-    </w:p>
-    <w:p>
-      <w:pPr>
-        <w:pStyle w:val="Heading3"/>
+        <w:pStyle w:val="Heading2"/>
       </w:pPr>
       <w:r>
         <w:t>05. Connect the explanation to its limit</w:t>
@@ -5239,7 +5819,7 @@
         <w:drawing>
           <wp:inline xmlns:a="http://schemas.openxmlformats.org/drawingml/2006/main" xmlns:pic="http://schemas.openxmlformats.org/drawingml/2006/picture">
             <wp:extent cx="5486400" cy="2834640"/>
-            <wp:docPr id="7" name="Picture 7" descr="A defence should distinguish a traceable network calculation from a claim about classification quality. The neuron transforms supplied numbers; held-out labelled cases are needed to assess the complete system. Limit: This one-neuron arithmetic does not establish how a trained image classifier generalises or why its full network makes a decision."/>
+            <wp:docPr id="8" name="Picture 8" descr="A defence should distinguish a traceable network calculation from a claim about classification quality. The neuron transforms supplied numbers; held-out labelled cases are needed to assess the complete system. Limit: This one-neuron arithmetic does not establish how a trained image classifier generalises or why its full network makes a decision."/>
             <wp:cNvGraphicFramePr>
               <a:graphicFrameLocks noChangeAspect="1"/>
             </wp:cNvGraphicFramePr>
@@ -5295,7 +5875,6 @@
     <w:p>
       <w:pPr>
         <w:spacing w:line="336" w:lineRule="auto" w:after="180"/>
-        <w:shd w:fill="F5F1FB"/>
       </w:pPr>
       <w:r>
         <w:rPr>
@@ -5306,39 +5885,29 @@
     </w:p>
     <w:p>
       <w:pPr>
-        <w:pStyle w:val="Heading3"/>
-      </w:pPr>
-      <w:r>
-        <w:t>Discuss while showing the picture</w:t>
+        <w:spacing w:line="336" w:lineRule="auto" w:after="180"/>
+      </w:pPr>
+      <w:r>
+        <w:rPr>
+          <w:b w:val="0"/>
+        </w:rPr>
+        <w:t>Teacher prompt: Explain the case, then point to a limit on the claim. Ask learners to describe one label or arrow in ordinary words. Use the adjacent transcript if the image is difficult to see.</w:t>
       </w:r>
     </w:p>
     <w:p>
       <w:pPr>
         <w:spacing w:line="336" w:lineRule="auto" w:after="180"/>
-        <w:shd w:fill="F1F6F8"/>
       </w:pPr>
       <w:r>
         <w:rPr>
           <w:b w:val="0"/>
         </w:rPr>
-        <w:t>Teacher prompt: Explain the case, then point to a limit on the claim. Ask learners to describe one label or arrow in ordinary words. Use the adjacent transcript if the image is difficult to see.</w:t>
+        <w:t>Keep the stated scope: This one-neuron arithmetic does not establish how a trained image classifier generalises or why its full network makes a decision.</w:t>
       </w:r>
     </w:p>
     <w:p>
       <w:pPr>
-        <w:spacing w:line="336" w:lineRule="auto" w:after="180"/>
-        <w:shd w:fill="F1F6F8"/>
-      </w:pPr>
-      <w:r>
-        <w:rPr>
-          <w:b w:val="0"/>
-        </w:rPr>
-        <w:t>Keep the stated scope: This one-neuron arithmetic does not establish how a trained image classifier generalises or why its full network makes a decision.</w:t>
-      </w:r>
-    </w:p>
-    <w:p>
-      <w:pPr>
-        <w:pStyle w:val="Heading3"/>
+        <w:pStyle w:val="Heading2"/>
       </w:pPr>
       <w:r>
         <w:t>06. Make the idea visible in your project</w:t>
@@ -5349,7 +5918,7 @@
         <w:drawing>
           <wp:inline xmlns:a="http://schemas.openxmlformats.org/drawingml/2006/main" xmlns:pic="http://schemas.openxmlformats.org/drawingml/2006/picture">
             <wp:extent cx="5486400" cy="3681984"/>
-            <wp:docPr id="8" name="Picture 8" descr="For the Image-pattern Network Investigation, save the labelled trace and the changed-case explanation beside the experiment record. State exactly what this example supports before linking it to the wider capstone claim. Draw your input, deciding step, result and limit. Supported question: Calculate both weighted terms, z and ReLU output. Predict the changed second input and explain why 0.2 cannot be called 20% accuracy."/>
+            <wp:docPr id="9" name="Picture 9" descr="For the Image-pattern Network Investigation, save the labelled trace and the changed-case explanation beside the experiment record. State exactly what this example supports before linking it to the wider capstone claim. Draw your input, deciding step, result and limit. Supported question: Calculate both weighted terms, z and ReLU output. Predict the changed second input and explain why 0.2 cannot be called 20% accuracy."/>
             <wp:cNvGraphicFramePr>
               <a:graphicFrameLocks noChangeAspect="1"/>
             </wp:cNvGraphicFramePr>
@@ -5441,7 +6010,6 @@
     <w:p>
       <w:pPr>
         <w:spacing w:line="336" w:lineRule="auto" w:after="180"/>
-        <w:shd w:fill="F5F1FB"/>
       </w:pPr>
       <w:r>
         <w:rPr>
@@ -5464,70 +6032,139 @@
     </w:p>
     <w:p>
       <w:pPr>
-        <w:pStyle w:val="Heading3"/>
-      </w:pPr>
-      <w:r>
-        <w:t>Discuss while showing the picture</w:t>
+        <w:spacing w:line="336" w:lineRule="auto" w:after="180"/>
+      </w:pPr>
+      <w:r>
+        <w:rPr>
+          <w:b w:val="0"/>
+        </w:rPr>
+        <w:t xml:space="preserve">Teacher prompt: Draw your project trace and justify the deciding step using </w:t>
+      </w:r>
+      <w:r>
+        <w:rPr>
+          <w:b/>
+        </w:rPr>
+        <w:t>evidence</w:t>
+      </w:r>
+      <w:r>
+        <w:rPr>
+          <w:b w:val="0"/>
+        </w:rPr>
+        <w:t>. Ask learners to describe one label or arrow in ordinary words. Use the adjacent transcript if the image is difficult to see.</w:t>
       </w:r>
     </w:p>
     <w:p>
       <w:pPr>
         <w:spacing w:line="336" w:lineRule="auto" w:after="180"/>
-        <w:shd w:fill="F1F6F8"/>
       </w:pPr>
       <w:r>
         <w:rPr>
           <w:b w:val="0"/>
         </w:rPr>
-        <w:t xml:space="preserve">Teacher prompt: Draw your project trace and justify the deciding step using </w:t>
+        <w:t xml:space="preserve">Supported practice key: The products are 1 and -1; z=0.2 and ReLU=0.2. With second </w:t>
       </w:r>
       <w:r>
         <w:rPr>
           <w:b/>
         </w:rPr>
-        <w:t>evidence</w:t>
+        <w:t>input</w:t>
       </w:r>
       <w:r>
         <w:rPr>
           <w:b w:val="0"/>
         </w:rPr>
-        <w:t>. Ask learners to describe one label or arrow in ordinary words. Use the adjacent transcript if the image is difficult to see.</w:t>
+        <w:t xml:space="preserve"> 2, z=-0.8 and </w:t>
+      </w:r>
+      <w:r>
+        <w:rPr>
+          <w:b/>
+        </w:rPr>
+        <w:t>output</w:t>
+      </w:r>
+      <w:r>
+        <w:rPr>
+          <w:b w:val="0"/>
+        </w:rPr>
+        <w:t>=0. The activation is a neuron value, not an accuracy fraction or calibrated probability.</w:t>
       </w:r>
     </w:p>
     <w:p>
       <w:pPr>
+        <w:pStyle w:val="Heading2"/>
+      </w:pPr>
+      <w:r>
+        <w:t>Earlier wording, alternatives and picture transcripts · reference / check after trying</w:t>
+      </w:r>
+    </w:p>
+    <w:p>
+      <w:pPr>
         <w:spacing w:line="336" w:lineRule="auto" w:after="180"/>
-        <w:shd w:fill="F1F6F8"/>
       </w:pPr>
       <w:r>
         <w:rPr>
           <w:b w:val="0"/>
         </w:rPr>
-        <w:t xml:space="preserve">Supported practice key: The products are 1 and -1; z=0.2 and ReLU=0.2. With second </w:t>
+        <w:t xml:space="preserve">Use one picture at a time. Hide a worked result before asking for a </w:t>
       </w:r>
       <w:r>
         <w:rPr>
           <w:b/>
         </w:rPr>
-        <w:t>input</w:t>
+        <w:t>prediction</w:t>
       </w:r>
       <w:r>
         <w:rPr>
           <w:b w:val="0"/>
         </w:rPr>
-        <w:t xml:space="preserve"> 2, z=-0.8 and </w:t>
-      </w:r>
-      <w:r>
-        <w:rPr>
-          <w:b/>
-        </w:rPr>
-        <w:t>output</w:t>
-      </w:r>
-      <w:r>
-        <w:rPr>
-          <w:b w:val="0"/>
-        </w:rPr>
-        <w:t>=0. The activation is a neuron value, not an accuracy fraction or calibrated probability.</w:t>
+        <w:t>, then reveal it for feedback. These are supported teaching cases; retain the separate independent assessment for a fresh first attempt.</w:t>
+      </w:r>
+    </w:p>
+    <w:p>
+      <w:pPr>
+        <w:pStyle w:val="Heading3"/>
+      </w:pPr>
+      <w:r>
+        <w:t>01. Neural network experiment defense: the case</w:t>
+      </w:r>
+    </w:p>
+    <w:p>
+      <w:pPr>
+        <w:pStyle w:val="Heading3"/>
+      </w:pPr>
+      <w:r>
+        <w:t>02. Follow the deciding steps</w:t>
+      </w:r>
+    </w:p>
+    <w:p>
+      <w:pPr>
+        <w:pStyle w:val="Heading3"/>
+      </w:pPr>
+      <w:r>
+        <w:t>03. One toy ReLU neuron: not a probability</w:t>
+      </w:r>
+    </w:p>
+    <w:p>
+      <w:pPr>
+        <w:pStyle w:val="Heading3"/>
+      </w:pPr>
+      <w:r>
+        <w:t>04. Change one thing. Trace what follows.</w:t>
+      </w:r>
+    </w:p>
+    <w:p>
+      <w:pPr>
+        <w:pStyle w:val="Heading3"/>
+      </w:pPr>
+      <w:r>
+        <w:t>05. Connect the explanation to its limit</w:t>
+      </w:r>
+    </w:p>
+    <w:p>
+      <w:pPr>
+        <w:pStyle w:val="Heading3"/>
+      </w:pPr>
+      <w:r>
+        <w:t>06. Make the idea visible in your project</w:t>
       </w:r>
     </w:p>
     <w:sectPr>
